--- a/Supplementary_Report_Temp.docx
+++ b/Supplementary_Report_Temp.docx
@@ -52,13 +52,24 @@
           <w:szCs w:val="48"/>
           <w:lang w:val="en-GB"/>
         </w:rPr>
+        <w:t xml:space="preserve">Supplementary </w:t>
+      </w:r>
+      <w:r>
+        <w:rPr>
+          <w:rFonts w:cs="Arial"/>
+          <w:b/>
+          <w:bCs/>
+          <w:sz w:val="48"/>
+          <w:szCs w:val="48"/>
+          <w:lang w:val="en-GB"/>
+        </w:rPr>
         <w:t>Medicolegal Report</w:t>
       </w:r>
     </w:p>
     <w:p/>
     <w:p>
       <w:pPr>
-        <w:spacing w:after="160" w:line="259" w:lineRule="auto"/>
+        <w:spacing w:after="0" w:line="259" w:lineRule="auto"/>
         <w:ind w:firstLine="720"/>
         <w:jc w:val="both"/>
         <w:rPr>
@@ -495,27 +506,7 @@
           <w:sz w:val="28"/>
           <w:szCs w:val="28"/>
         </w:rPr>
-        <w:t>«</w:t>
-      </w:r>
-      <w:proofErr w:type="spellStart"/>
-      <w:r>
-        <w:rPr>
-          <w:rFonts w:cstheme="minorHAnsi"/>
-          <w:noProof/>
-          <w:sz w:val="28"/>
-          <w:szCs w:val="28"/>
-        </w:rPr>
-        <w:t>Guardian_name</w:t>
-      </w:r>
-      <w:proofErr w:type="spellEnd"/>
-      <w:r>
-        <w:rPr>
-          <w:rFonts w:cstheme="minorHAnsi"/>
-          <w:noProof/>
-          <w:sz w:val="28"/>
-          <w:szCs w:val="28"/>
-        </w:rPr>
-        <w:t>»</w:t>
+        <w:t>«Guardian_name»</w:t>
       </w:r>
       <w:r>
         <w:rPr>
@@ -961,7 +952,7 @@
       <w:r>
         <w:fldChar w:fldCharType="separate"/>
       </w:r>
-      <w:hyperlink w:anchor="_Toc188993256" w:history="1">
+      <w:hyperlink w:anchor="_Toc232711759" w:history="1">
         <w:r>
           <w:rPr>
             <w:rStyle w:val="Hyperlink"/>
@@ -1011,7 +1002,7 @@
           <w14:ligatures w14:val="standardContextual"/>
         </w:rPr>
       </w:pPr>
-      <w:hyperlink w:anchor="_Toc188993257" w:history="1">
+      <w:hyperlink w:anchor="_Toc232711760" w:history="1">
         <w:r>
           <w:rPr>
             <w:rStyle w:val="Hyperlink"/>
@@ -1061,7 +1052,7 @@
           <w14:ligatures w14:val="standardContextual"/>
         </w:rPr>
       </w:pPr>
-      <w:hyperlink w:anchor="_Toc188993258" w:history="1">
+      <w:hyperlink w:anchor="_Toc232711761" w:history="1">
         <w:r>
           <w:rPr>
             <w:rStyle w:val="Hyperlink"/>
@@ -1111,7 +1102,7 @@
           <w14:ligatures w14:val="standardContextual"/>
         </w:rPr>
       </w:pPr>
-      <w:hyperlink w:anchor="_Toc188993259" w:history="1">
+      <w:hyperlink w:anchor="_Toc232711762" w:history="1">
         <w:r>
           <w:rPr>
             <w:rStyle w:val="Hyperlink"/>
@@ -1161,7 +1152,7 @@
           <w14:ligatures w14:val="standardContextual"/>
         </w:rPr>
       </w:pPr>
-      <w:hyperlink w:anchor="_Toc188993260" w:history="1">
+      <w:hyperlink w:anchor="_Toc232711763" w:history="1">
         <w:r>
           <w:rPr>
             <w:rStyle w:val="Hyperlink"/>
@@ -1188,157 +1179,7 @@
             <w:rStyle w:val="Hyperlink"/>
             <w:noProof/>
           </w:rPr>
-          <w:t>Details of dominant/most significant injury sustained (within my expertise)</w:t>
-        </w:r>
-      </w:hyperlink>
-    </w:p>
-    <w:p>
-      <w:pPr>
-        <w:pStyle w:val="TOC2"/>
-        <w:tabs>
-          <w:tab w:val="left" w:pos="880"/>
-          <w:tab w:val="right" w:pos="9016"/>
-        </w:tabs>
-        <w:rPr>
-          <w:rFonts w:eastAsiaTheme="minorEastAsia" w:cstheme="minorBidi"/>
-          <w:i w:val="0"/>
-          <w:iCs w:val="0"/>
-          <w:noProof/>
-          <w:kern w:val="2"/>
-          <w:sz w:val="24"/>
-          <w:szCs w:val="24"/>
-          <w:lang w:eastAsia="en-GB"/>
-          <w14:ligatures w14:val="standardContextual"/>
-        </w:rPr>
-      </w:pPr>
-      <w:hyperlink w:anchor="_Toc188993261" w:history="1">
-        <w:r>
-          <w:rPr>
-            <w:rStyle w:val="Hyperlink"/>
-            <w:noProof/>
-          </w:rPr>
-          <w:t>5.1</w:t>
-        </w:r>
-        <w:r>
-          <w:rPr>
-            <w:rFonts w:eastAsiaTheme="minorEastAsia" w:cstheme="minorBidi"/>
-            <w:i w:val="0"/>
-            <w:iCs w:val="0"/>
-            <w:noProof/>
-            <w:kern w:val="2"/>
-            <w:sz w:val="24"/>
-            <w:szCs w:val="24"/>
-            <w:lang w:eastAsia="en-GB"/>
-            <w14:ligatures w14:val="standardContextual"/>
-          </w:rPr>
-          <w:tab/>
-        </w:r>
-        <w:r>
-          <w:rPr>
-            <w:rStyle w:val="Hyperlink"/>
-            <w:noProof/>
-          </w:rPr>
-          <w:t>Pre-accident functioning as reported by «Forename» and «Pronoun3» «Guardian_attend1_rel»/«Guardian_attend2_rel» :</w:t>
-        </w:r>
-      </w:hyperlink>
-    </w:p>
-    <w:p>
-      <w:pPr>
-        <w:pStyle w:val="TOC2"/>
-        <w:tabs>
-          <w:tab w:val="left" w:pos="880"/>
-          <w:tab w:val="right" w:pos="9016"/>
-        </w:tabs>
-        <w:rPr>
-          <w:rFonts w:eastAsiaTheme="minorEastAsia" w:cstheme="minorBidi"/>
-          <w:i w:val="0"/>
-          <w:iCs w:val="0"/>
-          <w:noProof/>
-          <w:kern w:val="2"/>
-          <w:sz w:val="24"/>
-          <w:szCs w:val="24"/>
-          <w:lang w:eastAsia="en-GB"/>
-          <w14:ligatures w14:val="standardContextual"/>
-        </w:rPr>
-      </w:pPr>
-      <w:hyperlink w:anchor="_Toc188993262" w:history="1">
-        <w:r>
-          <w:rPr>
-            <w:rStyle w:val="Hyperlink"/>
-            <w:noProof/>
-          </w:rPr>
-          <w:t>5.2</w:t>
-        </w:r>
-        <w:r>
-          <w:rPr>
-            <w:rFonts w:eastAsiaTheme="minorEastAsia" w:cstheme="minorBidi"/>
-            <w:i w:val="0"/>
-            <w:iCs w:val="0"/>
-            <w:noProof/>
-            <w:kern w:val="2"/>
-            <w:sz w:val="24"/>
-            <w:szCs w:val="24"/>
-            <w:lang w:eastAsia="en-GB"/>
-            <w14:ligatures w14:val="standardContextual"/>
-          </w:rPr>
-          <w:tab/>
-        </w:r>
-        <w:r>
-          <w:rPr>
-            <w:rStyle w:val="Hyperlink"/>
-            <w:noProof/>
-          </w:rPr>
-          <w:t>Immediate-short term period following the accident as reported by «Forename» and  «Pronoun3» «Guardian_attend1_rel»/«Guardian_attend2_rel»:</w:t>
-        </w:r>
-      </w:hyperlink>
-    </w:p>
-    <w:p>
-      <w:pPr>
-        <w:pStyle w:val="TOC2"/>
-        <w:tabs>
-          <w:tab w:val="left" w:pos="880"/>
-          <w:tab w:val="right" w:pos="9016"/>
-        </w:tabs>
-        <w:rPr>
-          <w:rFonts w:eastAsiaTheme="minorEastAsia" w:cstheme="minorBidi"/>
-          <w:i w:val="0"/>
-          <w:iCs w:val="0"/>
-          <w:noProof/>
-          <w:kern w:val="2"/>
-          <w:sz w:val="24"/>
-          <w:szCs w:val="24"/>
-          <w:lang w:eastAsia="en-GB"/>
-          <w14:ligatures w14:val="standardContextual"/>
-        </w:rPr>
-      </w:pPr>
-      <w:hyperlink w:anchor="_Toc188993263" w:history="1">
-        <w:r>
-          <w:rPr>
-            <w:rStyle w:val="Hyperlink"/>
-            <w:noProof/>
-          </w:rPr>
-          <w:t>5.3</w:t>
-        </w:r>
-        <w:r>
-          <w:rPr>
-            <w:rFonts w:eastAsiaTheme="minorEastAsia" w:cstheme="minorBidi"/>
-            <w:i w:val="0"/>
-            <w:iCs w:val="0"/>
-            <w:noProof/>
-            <w:kern w:val="2"/>
-            <w:sz w:val="24"/>
-            <w:szCs w:val="24"/>
-            <w:lang w:eastAsia="en-GB"/>
-            <w14:ligatures w14:val="standardContextual"/>
-          </w:rPr>
-          <w:tab/>
-        </w:r>
-        <w:r>
-          <w:rPr>
-            <w:rStyle w:val="Hyperlink"/>
-            <w:noProof/>
-          </w:rPr>
-          <w:t>Progress over the following XXX months as reported by «Forename»  and «Pronoun3» «Guardian_attend1_rel»/«Guardian_attend2_rel»:</w:t>
+          <w:t>Brief summary of previous assessment on «Date_last_assessment»:</w:t>
         </w:r>
       </w:hyperlink>
     </w:p>
@@ -1361,7 +1202,7 @@
           <w14:ligatures w14:val="standardContextual"/>
         </w:rPr>
       </w:pPr>
-      <w:hyperlink w:anchor="_Toc188993264" w:history="1">
+      <w:hyperlink w:anchor="_Toc232711764" w:history="1">
         <w:r>
           <w:rPr>
             <w:rStyle w:val="Hyperlink"/>
@@ -1388,7 +1229,7 @@
             <w:rStyle w:val="Hyperlink"/>
             <w:noProof/>
           </w:rPr>
-          <w:t>Details of other injuries sustained</w:t>
+          <w:t>Progress since the previous assessment on «Date_last_assessment»:</w:t>
         </w:r>
       </w:hyperlink>
     </w:p>
@@ -1411,12 +1252,11 @@
           <w14:ligatures w14:val="standardContextual"/>
         </w:rPr>
       </w:pPr>
-      <w:hyperlink w:anchor="_Toc188993265" w:history="1">
+      <w:hyperlink w:anchor="_Toc232711765" w:history="1">
         <w:r>
           <w:rPr>
             <w:rStyle w:val="Hyperlink"/>
             <w:noProof/>
-            <w:lang w:val="en-GB"/>
           </w:rPr>
           <w:t>7</w:t>
         </w:r>
@@ -1438,9 +1278,8 @@
           <w:rPr>
             <w:rStyle w:val="Hyperlink"/>
             <w:noProof/>
-            <w:lang w:val="en-GB"/>
           </w:rPr>
-          <w:t>Treatment and investigations to date</w:t>
+          <w:t>Progress since the accident as reported by «Forename»  and «Pronoun3» «Guardian_attend1_rel»</w:t>
         </w:r>
       </w:hyperlink>
     </w:p>
@@ -1463,14 +1302,73 @@
           <w14:ligatures w14:val="standardContextual"/>
         </w:rPr>
       </w:pPr>
-      <w:hyperlink w:anchor="_Toc188993266" w:history="1">
+      <w:hyperlink w:anchor="_Toc232711766" w:history="1">
+        <w:r>
+          <w:rPr>
+            <w:rStyle w:val="Hyperlink"/>
+            <w:noProof/>
+            <w:lang w:val="en-GB"/>
+          </w:rPr>
+          <w:t>8</w:t>
+        </w:r>
+        <w:r>
+          <w:rPr>
+            <w:rFonts w:eastAsiaTheme="minorEastAsia" w:cstheme="minorBidi"/>
+            <w:b w:val="0"/>
+            <w:bCs w:val="0"/>
+            <w:noProof/>
+            <w:kern w:val="2"/>
+            <w:sz w:val="24"/>
+            <w:szCs w:val="24"/>
+            <w:lang w:eastAsia="en-GB"/>
+            <w14:ligatures w14:val="standardContextual"/>
+          </w:rPr>
+          <w:tab/>
+        </w:r>
+        <w:r>
+          <w:rPr>
+            <w:rStyle w:val="Hyperlink"/>
+            <w:noProof/>
+            <w:lang w:val="en-GB"/>
+          </w:rPr>
+          <w:t xml:space="preserve">Treatment and investigations since the </w:t>
+        </w:r>
+        <w:r>
+          <w:rPr>
+            <w:rStyle w:val="Hyperlink"/>
+            <w:noProof/>
+          </w:rPr>
+          <w:t>previous assessment on «Date_last_assessment»:</w:t>
+        </w:r>
+      </w:hyperlink>
+    </w:p>
+    <w:p>
+      <w:pPr>
+        <w:pStyle w:val="TOC1"/>
+        <w:tabs>
+          <w:tab w:val="left" w:pos="440"/>
+          <w:tab w:val="right" w:pos="9016"/>
+        </w:tabs>
+        <w:rPr>
+          <w:rFonts w:eastAsiaTheme="minorEastAsia" w:cstheme="minorBidi"/>
+          <w:b w:val="0"/>
+          <w:bCs w:val="0"/>
+          <w:noProof/>
+          <w:kern w:val="2"/>
+          <w:sz w:val="24"/>
+          <w:szCs w:val="24"/>
+          <w:lang w:eastAsia="en-GB"/>
+          <w14:ligatures w14:val="standardContextual"/>
+        </w:rPr>
+      </w:pPr>
+      <w:hyperlink w:anchor="_Toc232711767" w:history="1">
         <w:r>
           <w:rPr>
             <w:rStyle w:val="Hyperlink"/>
             <w:rFonts w:cs="Arial"/>
             <w:noProof/>
           </w:rPr>
-          <w:t>8</w:t>
+          <w:t>9</w:t>
         </w:r>
         <w:r>
           <w:rPr>
@@ -1499,7 +1397,7 @@
       <w:pPr>
         <w:pStyle w:val="TOC1"/>
         <w:tabs>
-          <w:tab w:val="left" w:pos="440"/>
+          <w:tab w:val="left" w:pos="660"/>
           <w:tab w:val="right" w:pos="9016"/>
         </w:tabs>
         <w:rPr>
@@ -1514,57 +1412,7 @@
           <w14:ligatures w14:val="standardContextual"/>
         </w:rPr>
       </w:pPr>
-      <w:hyperlink w:anchor="_Toc188993267" w:history="1">
-        <w:r>
-          <w:rPr>
-            <w:rStyle w:val="Hyperlink"/>
-            <w:noProof/>
-          </w:rPr>
-          <w:t>9</w:t>
-        </w:r>
-        <w:r>
-          <w:rPr>
-            <w:rFonts w:eastAsiaTheme="minorEastAsia" w:cstheme="minorBidi"/>
-            <w:b w:val="0"/>
-            <w:bCs w:val="0"/>
-            <w:noProof/>
-            <w:kern w:val="2"/>
-            <w:sz w:val="24"/>
-            <w:szCs w:val="24"/>
-            <w:lang w:eastAsia="en-GB"/>
-            <w14:ligatures w14:val="standardContextual"/>
-          </w:rPr>
-          <w:tab/>
-        </w:r>
-        <w:r>
-          <w:rPr>
-            <w:rStyle w:val="Hyperlink"/>
-            <w:noProof/>
-          </w:rPr>
-          <w:t>Relevant medical history</w:t>
-        </w:r>
-      </w:hyperlink>
-    </w:p>
-    <w:p>
-      <w:pPr>
-        <w:pStyle w:val="TOC1"/>
-        <w:tabs>
-          <w:tab w:val="left" w:pos="660"/>
-          <w:tab w:val="right" w:pos="9016"/>
-        </w:tabs>
-        <w:rPr>
-          <w:rFonts w:eastAsiaTheme="minorEastAsia" w:cstheme="minorBidi"/>
-          <w:b w:val="0"/>
-          <w:bCs w:val="0"/>
-          <w:noProof/>
-          <w:kern w:val="2"/>
-          <w:sz w:val="24"/>
-          <w:szCs w:val="24"/>
-          <w:lang w:eastAsia="en-GB"/>
-          <w14:ligatures w14:val="standardContextual"/>
-        </w:rPr>
-      </w:pPr>
-      <w:hyperlink w:anchor="_Toc188993268" w:history="1">
+      <w:hyperlink w:anchor="_Toc232711768" w:history="1">
         <w:r>
           <w:rPr>
             <w:rStyle w:val="Hyperlink"/>
@@ -1591,7 +1439,7 @@
             <w:rStyle w:val="Hyperlink"/>
             <w:noProof/>
           </w:rPr>
-          <w:t>Present complaints to include effects on lifestyle/recreational and domestic personal activities:</w:t>
+          <w:t>Relevant medical history</w:t>
         </w:r>
       </w:hyperlink>
     </w:p>
@@ -1614,7 +1462,7 @@
           <w14:ligatures w14:val="standardContextual"/>
         </w:rPr>
       </w:pPr>
-      <w:hyperlink w:anchor="_Toc188993269" w:history="1">
+      <w:hyperlink w:anchor="_Toc232711769" w:history="1">
         <w:r>
           <w:rPr>
             <w:rStyle w:val="Hyperlink"/>
@@ -1641,7 +1489,7 @@
             <w:rStyle w:val="Hyperlink"/>
             <w:noProof/>
           </w:rPr>
-          <w:t>Clinical findings on examination</w:t>
+          <w:t>Present complaints to include effects on lifestyle/recreational and domestic personal activities:</w:t>
         </w:r>
       </w:hyperlink>
     </w:p>
@@ -1664,14 +1512,64 @@
           <w14:ligatures w14:val="standardContextual"/>
         </w:rPr>
       </w:pPr>
-      <w:hyperlink w:anchor="_Toc188993270" w:history="1">
+      <w:hyperlink w:anchor="_Toc232711770" w:history="1">
+        <w:r>
+          <w:rPr>
+            <w:rStyle w:val="Hyperlink"/>
+            <w:noProof/>
+          </w:rPr>
+          <w:t>12</w:t>
+        </w:r>
+        <w:r>
+          <w:rPr>
+            <w:rFonts w:eastAsiaTheme="minorEastAsia" w:cstheme="minorBidi"/>
+            <w:b w:val="0"/>
+            <w:bCs w:val="0"/>
+            <w:noProof/>
+            <w:kern w:val="2"/>
+            <w:sz w:val="24"/>
+            <w:szCs w:val="24"/>
+            <w:lang w:eastAsia="en-GB"/>
+            <w14:ligatures w14:val="standardContextual"/>
+          </w:rPr>
+          <w:tab/>
+        </w:r>
+        <w:r>
+          <w:rPr>
+            <w:rStyle w:val="Hyperlink"/>
+            <w:noProof/>
+          </w:rPr>
+          <w:t>Clinical findings on examination</w:t>
+        </w:r>
+      </w:hyperlink>
+    </w:p>
+    <w:p>
+      <w:pPr>
+        <w:pStyle w:val="TOC1"/>
+        <w:tabs>
+          <w:tab w:val="left" w:pos="660"/>
+          <w:tab w:val="right" w:pos="9016"/>
+        </w:tabs>
+        <w:rPr>
+          <w:rFonts w:eastAsiaTheme="minorEastAsia" w:cstheme="minorBidi"/>
+          <w:b w:val="0"/>
+          <w:bCs w:val="0"/>
+          <w:noProof/>
+          <w:kern w:val="2"/>
+          <w:sz w:val="24"/>
+          <w:szCs w:val="24"/>
+          <w:lang w:eastAsia="en-GB"/>
+          <w14:ligatures w14:val="standardContextual"/>
+        </w:rPr>
+      </w:pPr>
+      <w:hyperlink w:anchor="_Toc232711771" w:history="1">
         <w:r>
           <w:rPr>
             <w:rStyle w:val="Hyperlink"/>
             <w:noProof/>
             <w:lang w:val="en-GB"/>
           </w:rPr>
-          <w:t>12</w:t>
+          <w:t>13</w:t>
         </w:r>
         <w:r>
           <w:rPr>
@@ -1716,57 +1614,7 @@
           <w14:ligatures w14:val="standardContextual"/>
         </w:rPr>
       </w:pPr>
-      <w:hyperlink w:anchor="_Toc188993271" w:history="1">
-        <w:r>
-          <w:rPr>
-            <w:rStyle w:val="Hyperlink"/>
-            <w:noProof/>
-          </w:rPr>
-          <w:t>13</w:t>
-        </w:r>
-        <w:r>
-          <w:rPr>
-            <w:rFonts w:eastAsiaTheme="minorEastAsia" w:cstheme="minorBidi"/>
-            <w:b w:val="0"/>
-            <w:bCs w:val="0"/>
-            <w:noProof/>
-            <w:kern w:val="2"/>
-            <w:sz w:val="24"/>
-            <w:szCs w:val="24"/>
-            <w:lang w:eastAsia="en-GB"/>
-            <w14:ligatures w14:val="standardContextual"/>
-          </w:rPr>
-          <w:tab/>
-        </w:r>
-        <w:r>
-          <w:rPr>
-            <w:rStyle w:val="Hyperlink"/>
-            <w:noProof/>
-          </w:rPr>
-          <w:t>Opinion/general comments and latest prognosis</w:t>
-        </w:r>
-      </w:hyperlink>
-    </w:p>
-    <w:p>
-      <w:pPr>
-        <w:pStyle w:val="TOC1"/>
-        <w:tabs>
-          <w:tab w:val="left" w:pos="660"/>
-          <w:tab w:val="right" w:pos="9016"/>
-        </w:tabs>
-        <w:rPr>
-          <w:rFonts w:eastAsiaTheme="minorEastAsia" w:cstheme="minorBidi"/>
-          <w:b w:val="0"/>
-          <w:bCs w:val="0"/>
-          <w:noProof/>
-          <w:kern w:val="2"/>
-          <w:sz w:val="24"/>
-          <w:szCs w:val="24"/>
-          <w:lang w:eastAsia="en-GB"/>
-          <w14:ligatures w14:val="standardContextual"/>
-        </w:rPr>
-      </w:pPr>
-      <w:hyperlink w:anchor="_Toc188993272" w:history="1">
+      <w:hyperlink w:anchor="_Toc232711772" w:history="1">
         <w:r>
           <w:rPr>
             <w:rStyle w:val="Hyperlink"/>
@@ -1793,7 +1641,7 @@
             <w:rStyle w:val="Hyperlink"/>
             <w:noProof/>
           </w:rPr>
-          <w:t>Anticipated future treatment required</w:t>
+          <w:t>Opinion/general comments and latest prognosis</w:t>
         </w:r>
       </w:hyperlink>
     </w:p>
@@ -1816,7 +1664,7 @@
           <w14:ligatures w14:val="standardContextual"/>
         </w:rPr>
       </w:pPr>
-      <w:hyperlink w:anchor="_Toc188993273" w:history="1">
+      <w:hyperlink w:anchor="_Toc232711773" w:history="1">
         <w:r>
           <w:rPr>
             <w:rStyle w:val="Hyperlink"/>
@@ -1843,7 +1691,7 @@
             <w:rStyle w:val="Hyperlink"/>
             <w:noProof/>
           </w:rPr>
-          <w:t>Summary and additional Information</w:t>
+          <w:t>Anticipated future treatment required</w:t>
         </w:r>
       </w:hyperlink>
     </w:p>
@@ -1866,7 +1714,7 @@
           <w14:ligatures w14:val="standardContextual"/>
         </w:rPr>
       </w:pPr>
-      <w:hyperlink w:anchor="_Toc188993274" w:history="1">
+      <w:hyperlink w:anchor="_Toc232711774" w:history="1">
         <w:r>
           <w:rPr>
             <w:rStyle w:val="Hyperlink"/>
@@ -1893,7 +1741,7 @@
             <w:rStyle w:val="Hyperlink"/>
             <w:noProof/>
           </w:rPr>
-          <w:t>Declaration</w:t>
+          <w:t>Summary and additional Information</w:t>
         </w:r>
       </w:hyperlink>
     </w:p>
@@ -1916,7 +1764,7 @@
           <w14:ligatures w14:val="standardContextual"/>
         </w:rPr>
       </w:pPr>
-      <w:hyperlink w:anchor="_Toc188993275" w:history="1">
+      <w:hyperlink w:anchor="_Toc232711775" w:history="1">
         <w:r>
           <w:rPr>
             <w:rStyle w:val="Hyperlink"/>
@@ -1943,6 +1791,56 @@
             <w:rStyle w:val="Hyperlink"/>
             <w:noProof/>
           </w:rPr>
+          <w:t>Declaration</w:t>
+        </w:r>
+      </w:hyperlink>
+    </w:p>
+    <w:p>
+      <w:pPr>
+        <w:pStyle w:val="TOC1"/>
+        <w:tabs>
+          <w:tab w:val="left" w:pos="660"/>
+          <w:tab w:val="right" w:pos="9016"/>
+        </w:tabs>
+        <w:rPr>
+          <w:rFonts w:eastAsiaTheme="minorEastAsia" w:cstheme="minorBidi"/>
+          <w:b w:val="0"/>
+          <w:bCs w:val="0"/>
+          <w:noProof/>
+          <w:kern w:val="2"/>
+          <w:sz w:val="24"/>
+          <w:szCs w:val="24"/>
+          <w:lang w:eastAsia="en-GB"/>
+          <w14:ligatures w14:val="standardContextual"/>
+        </w:rPr>
+      </w:pPr>
+      <w:hyperlink w:anchor="_Toc232711776" w:history="1">
+        <w:r>
+          <w:rPr>
+            <w:rStyle w:val="Hyperlink"/>
+            <w:noProof/>
+          </w:rPr>
+          <w:t>18</w:t>
+        </w:r>
+        <w:r>
+          <w:rPr>
+            <w:rFonts w:eastAsiaTheme="minorEastAsia" w:cstheme="minorBidi"/>
+            <w:b w:val="0"/>
+            <w:bCs w:val="0"/>
+            <w:noProof/>
+            <w:kern w:val="2"/>
+            <w:sz w:val="24"/>
+            <w:szCs w:val="24"/>
+            <w:lang w:eastAsia="en-GB"/>
+            <w14:ligatures w14:val="standardContextual"/>
+          </w:rPr>
+          <w:tab/>
+        </w:r>
+        <w:r>
+          <w:rPr>
+            <w:rStyle w:val="Hyperlink"/>
+            <w:noProof/>
+          </w:rPr>
           <w:t>Completed by (signature)</w:t>
         </w:r>
       </w:hyperlink>
@@ -1987,7 +1885,7 @@
       <w:pPr>
         <w:pStyle w:val="Heading1"/>
       </w:pPr>
-      <w:bookmarkStart w:id="0" w:name="_Toc188993256"/>
+      <w:bookmarkStart w:id="0" w:name="_Toc232711759"/>
       <w:r>
         <w:t>Basic details</w:t>
       </w:r>
@@ -3697,7 +3595,7 @@
       <w:pPr>
         <w:pStyle w:val="Heading1"/>
       </w:pPr>
-      <w:bookmarkStart w:id="1" w:name="_Toc188993257"/>
+      <w:bookmarkStart w:id="1" w:name="_Toc232711760"/>
       <w:r>
         <w:lastRenderedPageBreak/>
         <w:t>Assessment and reports reviewed</w:t>
@@ -4049,139 +3947,71 @@
       </w:r>
       <w:r>
         <w:rPr>
-          <w:highlight w:val="yellow"/>
-        </w:rPr>
-        <w:t>in-person/virtually.</w:t>
-      </w:r>
-      <w:r>
-        <w:t xml:space="preserve"> </w:t>
+          <w:noProof/>
+        </w:rPr>
+        <w:t>«</w:t>
+      </w:r>
+      <w:r>
+        <w:t>in-person/virtually</w:t>
+      </w:r>
+      <w:r>
+        <w:rPr>
+          <w:noProof/>
+        </w:rPr>
+        <w:t>»</w:t>
+      </w:r>
+      <w:r>
+        <w:t xml:space="preserve">. </w:t>
       </w:r>
     </w:p>
     <w:p>
       <w:pPr>
         <w:pStyle w:val="Heading4"/>
-        <w:rPr>
-          <w:highlight w:val="yellow"/>
-        </w:rPr>
-      </w:pPr>
-      <w:r>
-        <w:rPr>
-          <w:highlight w:val="yellow"/>
-        </w:rPr>
-        <w:t>The assessment was conducted via a secure virtual telehealth platform. Both parties had a stable internet connection throughout the session, and communication was clear and effective. There were no technical difficulties that interfered with the assessment process</w:t>
-      </w:r>
-      <w:r>
-        <w:rPr>
-          <w:highlight w:val="yellow"/>
-        </w:rPr>
-        <w:t xml:space="preserve">. </w:t>
+      </w:pPr>
+      <w:r>
+        <w:t xml:space="preserve">The assessment was conducted via a secure virtual telehealth platform. Both parties had a stable internet connection throughout the session, and communication was clear and effective. There were no technical difficulties that interfered with the assessment process. </w:t>
       </w:r>
     </w:p>
     <w:p>
       <w:pPr>
         <w:pStyle w:val="Heading4"/>
-        <w:rPr>
-          <w:highlight w:val="yellow"/>
-        </w:rPr>
-      </w:pPr>
-      <w:r>
-        <w:rPr>
-          <w:highlight w:val="yellow"/>
-        </w:rPr>
+      </w:pPr>
+      <w:r>
         <w:t xml:space="preserve">A translator </w:t>
       </w:r>
       <w:r>
         <w:rPr>
           <w:b/>
           <w:bCs/>
-          <w:highlight w:val="yellow"/>
         </w:rPr>
         <w:t>was or was not</w:t>
       </w:r>
       <w:r>
-        <w:rPr>
-          <w:highlight w:val="yellow"/>
-        </w:rPr>
         <w:t xml:space="preserve"> used during the assessment. The translator’s name was </w:t>
       </w:r>
-      <w:r>
-        <w:rPr>
-          <w:highlight w:val="yellow"/>
-        </w:rPr>
-        <w:fldChar w:fldCharType="begin"/>
-      </w:r>
-      <w:r>
-        <w:rPr>
-          <w:highlight w:val="yellow"/>
-        </w:rPr>
-        <w:instrText xml:space="preserve"> MERGEFIELD Translator_name </w:instrText>
-      </w:r>
-      <w:r>
-        <w:rPr>
-          <w:highlight w:val="yellow"/>
-        </w:rPr>
-        <w:fldChar w:fldCharType="separate"/>
-      </w:r>
-      <w:r>
-        <w:rPr>
-          <w:noProof/>
-          <w:highlight w:val="yellow"/>
-        </w:rPr>
-        <w:t>«Translator_name»</w:t>
-      </w:r>
-      <w:r>
-        <w:rPr>
-          <w:highlight w:val="yellow"/>
-        </w:rPr>
-        <w:fldChar w:fldCharType="end"/>
-      </w:r>
-      <w:r>
-        <w:rPr>
-          <w:highlight w:val="yellow"/>
-        </w:rPr>
+      <w:fldSimple w:instr=" MERGEFIELD Translator_name ">
+        <w:r>
+          <w:rPr>
+            <w:noProof/>
+          </w:rPr>
+          <w:t>«Translator_name»</w:t>
+        </w:r>
+      </w:fldSimple>
+      <w:r>
         <w:t xml:space="preserve"> (language:</w:t>
       </w:r>
       <w:r>
-        <w:rPr>
-          <w:highlight w:val="yellow"/>
-        </w:rPr>
         <w:t xml:space="preserve"> </w:t>
       </w:r>
-      <w:r>
-        <w:rPr>
-          <w:highlight w:val="yellow"/>
-        </w:rPr>
-        <w:fldChar w:fldCharType="begin"/>
-      </w:r>
-      <w:r>
-        <w:rPr>
-          <w:highlight w:val="yellow"/>
-        </w:rPr>
-        <w:instrText xml:space="preserve"> MERGEFIELD Language </w:instrText>
-      </w:r>
-      <w:r>
-        <w:rPr>
-          <w:highlight w:val="yellow"/>
-        </w:rPr>
-        <w:fldChar w:fldCharType="separate"/>
-      </w:r>
-      <w:r>
-        <w:rPr>
-          <w:noProof/>
-          <w:highlight w:val="yellow"/>
-        </w:rPr>
-        <w:t>«Language»</w:t>
-      </w:r>
-      <w:r>
-        <w:rPr>
-          <w:highlight w:val="yellow"/>
-        </w:rPr>
-        <w:fldChar w:fldCharType="end"/>
-      </w:r>
-      <w:r>
-        <w:rPr>
-          <w:highlight w:val="yellow"/>
-        </w:rPr>
+      <w:fldSimple w:instr=" MERGEFIELD Language ">
+        <w:r>
+          <w:rPr>
+            <w:noProof/>
+          </w:rPr>
+          <w:t>«Language»</w:t>
+        </w:r>
+      </w:fldSimple>
+      <w:r>
         <w:t xml:space="preserve">). </w:t>
       </w:r>
     </w:p>
@@ -4204,7 +4034,7 @@
       <w:pPr>
         <w:pStyle w:val="Heading1"/>
       </w:pPr>
-      <w:bookmarkStart w:id="2" w:name="_Toc188993258"/>
+      <w:bookmarkStart w:id="2" w:name="_Toc232711761"/>
       <w:r>
         <w:lastRenderedPageBreak/>
         <w:t>Basic information about claimant:</w:t>
@@ -4227,7 +4057,1356 @@
         <w:t xml:space="preserve"> lives with</w:t>
       </w:r>
       <w:r>
-        <w:t xml:space="preserve"> XX  (</w:t>
+        <w:t xml:space="preserve"> </w:t>
+      </w:r>
+    </w:p>
+    <w:p>
+      <w:pPr>
+        <w:pStyle w:val="Heading4"/>
+      </w:pPr>
+      <w:fldSimple w:instr=" MERGEFIELD Forename ">
+        <w:r>
+          <w:rPr>
+            <w:noProof/>
+          </w:rPr>
+          <w:t>«Forename»</w:t>
+        </w:r>
+      </w:fldSimple>
+      <w:r>
+        <w:t xml:space="preserve"> attends a main/special stream primary/secondary school (</w:t>
+      </w:r>
+      <w:r>
+        <w:t>school year</w:t>
+      </w:r>
+      <w:r>
+        <w:t xml:space="preserve">). </w:t>
+      </w:r>
+    </w:p>
+    <w:p>
+      <w:pPr>
+        <w:pStyle w:val="Heading3"/>
+      </w:pPr>
+      <w:r>
+        <w:rPr>
+          <w:rStyle w:val="Heading4Char"/>
+        </w:rPr>
+        <w:t xml:space="preserve">As reported by </w:t>
+      </w:r>
+      <w:r>
+        <w:rPr>
+          <w:rStyle w:val="Heading4Char"/>
+        </w:rPr>
+        <w:fldChar w:fldCharType="begin"/>
+      </w:r>
+      <w:r>
+        <w:rPr>
+          <w:rStyle w:val="Heading4Char"/>
+        </w:rPr>
+        <w:instrText xml:space="preserve"> MERGEFIELD Forename </w:instrText>
+      </w:r>
+      <w:r>
+        <w:rPr>
+          <w:rStyle w:val="Heading4Char"/>
+        </w:rPr>
+        <w:fldChar w:fldCharType="separate"/>
+      </w:r>
+      <w:r>
+        <w:rPr>
+          <w:rStyle w:val="Heading4Char"/>
+          <w:noProof/>
+        </w:rPr>
+        <w:t>«</w:t>
+      </w:r>
+      <w:proofErr w:type="spellStart"/>
+      <w:r>
+        <w:rPr>
+          <w:rStyle w:val="Heading4Char"/>
+          <w:noProof/>
+        </w:rPr>
+        <w:t>Forename»</w:t>
+      </w:r>
+      <w:r>
+        <w:rPr>
+          <w:rStyle w:val="Heading4Char"/>
+        </w:rPr>
+        <w:fldChar w:fldCharType="end"/>
+      </w:r>
+      <w:r>
+        <w:rPr>
+          <w:rStyle w:val="Heading4Char"/>
+        </w:rPr>
+        <w:t>’s</w:t>
+      </w:r>
+      <w:proofErr w:type="spellEnd"/>
+      <w:r>
+        <w:rPr>
+          <w:rStyle w:val="Heading4Char"/>
+        </w:rPr>
+        <w:t xml:space="preserve"> </w:t>
+      </w:r>
+      <w:r>
+        <w:rPr>
+          <w:rStyle w:val="Heading4Char"/>
+        </w:rPr>
+        <w:fldChar w:fldCharType="begin"/>
+      </w:r>
+      <w:r>
+        <w:rPr>
+          <w:rStyle w:val="Heading4Char"/>
+        </w:rPr>
+        <w:instrText xml:space="preserve"> MERGEFIELD Guardian_attend1_rel </w:instrText>
+      </w:r>
+      <w:r>
+        <w:rPr>
+          <w:rStyle w:val="Heading4Char"/>
+        </w:rPr>
+        <w:fldChar w:fldCharType="separate"/>
+      </w:r>
+      <w:r>
+        <w:rPr>
+          <w:rStyle w:val="Heading4Char"/>
+          <w:noProof/>
+        </w:rPr>
+        <w:t>«Guardian_attend1_rel»</w:t>
+      </w:r>
+      <w:r>
+        <w:rPr>
+          <w:rStyle w:val="Heading4Char"/>
+        </w:rPr>
+        <w:fldChar w:fldCharType="end"/>
+      </w:r>
+      <w:r>
+        <w:rPr>
+          <w:rStyle w:val="Heading4Char"/>
+        </w:rPr>
+        <w:t xml:space="preserve">, </w:t>
+      </w:r>
+      <w:r>
+        <w:rPr>
+          <w:rStyle w:val="Heading4Char"/>
+        </w:rPr>
+        <w:fldChar w:fldCharType="begin"/>
+      </w:r>
+      <w:r>
+        <w:rPr>
+          <w:rStyle w:val="Heading4Char"/>
+        </w:rPr>
+        <w:instrText xml:space="preserve"> MERGEFIELD Forename </w:instrText>
+      </w:r>
+      <w:r>
+        <w:rPr>
+          <w:rStyle w:val="Heading4Char"/>
+        </w:rPr>
+        <w:fldChar w:fldCharType="separate"/>
+      </w:r>
+      <w:r>
+        <w:rPr>
+          <w:rStyle w:val="Heading4Char"/>
+          <w:noProof/>
+        </w:rPr>
+        <w:t>«Forename»</w:t>
+      </w:r>
+      <w:r>
+        <w:rPr>
+          <w:rStyle w:val="Heading4Char"/>
+        </w:rPr>
+        <w:fldChar w:fldCharType="end"/>
+      </w:r>
+      <w:r>
+        <w:rPr>
+          <w:rStyle w:val="Heading4Char"/>
+        </w:rPr>
+        <w:t xml:space="preserve"> has the following past history</w:t>
+      </w:r>
+      <w:r>
+        <w:t xml:space="preserve">: </w:t>
+      </w:r>
+      <w:r>
+        <w:t xml:space="preserve"> </w:t>
+      </w:r>
+    </w:p>
+    <w:p>
+      <w:pPr>
+        <w:pStyle w:val="Heading4"/>
+      </w:pPr>
+      <w:r>
+        <w:t xml:space="preserve">Prior medical conditions: </w:t>
+      </w:r>
+    </w:p>
+    <w:p>
+      <w:pPr>
+        <w:pStyle w:val="Heading4"/>
+      </w:pPr>
+      <w:r>
+        <w:t>Prior surgical procedures:</w:t>
+      </w:r>
+    </w:p>
+    <w:p>
+      <w:pPr>
+        <w:pStyle w:val="Heading4"/>
+      </w:pPr>
+      <w:r>
+        <w:t>Drug allergies or sensitivities:</w:t>
+      </w:r>
+    </w:p>
+    <w:p>
+      <w:pPr>
+        <w:pStyle w:val="Heading4"/>
+      </w:pPr>
+      <w:r>
+        <w:t xml:space="preserve">Regular medication: </w:t>
+      </w:r>
+    </w:p>
+    <w:p>
+      <w:pPr>
+        <w:pStyle w:val="Heading4"/>
+      </w:pPr>
+      <w:fldSimple w:instr=" MERGEFIELD Forename ">
+        <w:r>
+          <w:rPr>
+            <w:noProof/>
+          </w:rPr>
+          <w:t>«Forename»</w:t>
+        </w:r>
+      </w:fldSimple>
+      <w:r>
+        <w:t xml:space="preserve"> has </w:t>
+      </w:r>
+      <w:r>
+        <w:t xml:space="preserve">no </w:t>
+      </w:r>
+      <w:r>
+        <w:t xml:space="preserve">prior engagement with psychology or related therapy, speech and language therapy, occupational therapy, autism services, or a </w:t>
+      </w:r>
+      <w:r>
+        <w:t xml:space="preserve">children’s </w:t>
+      </w:r>
+      <w:r>
+        <w:t xml:space="preserve">disability network team. </w:t>
+      </w:r>
+    </w:p>
+    <w:p>
+      <w:pPr>
+        <w:pStyle w:val="Heading4"/>
+      </w:pPr>
+      <w:fldSimple w:instr=" MERGEFIELD Forename ">
+        <w:r>
+          <w:rPr>
+            <w:noProof/>
+          </w:rPr>
+          <w:t>«Forename»</w:t>
+        </w:r>
+      </w:fldSimple>
+      <w:r>
+        <w:t xml:space="preserve"> has </w:t>
+      </w:r>
+      <w:r>
+        <w:t xml:space="preserve">not been </w:t>
+      </w:r>
+      <w:r>
+        <w:t xml:space="preserve">referred </w:t>
+      </w:r>
+      <w:r>
+        <w:t>n</w:t>
+      </w:r>
+      <w:r>
+        <w:t xml:space="preserve">or attended a local child and adolescent mental health service. </w:t>
+      </w:r>
+    </w:p>
+    <w:p>
+      <w:pPr>
+        <w:pStyle w:val="Heading4"/>
+      </w:pPr>
+      <w:fldSimple w:instr=" MERGEFIELD Forename ">
+        <w:r>
+          <w:rPr>
+            <w:noProof/>
+          </w:rPr>
+          <w:t>«Forename»</w:t>
+        </w:r>
+      </w:fldSimple>
+      <w:r>
+        <w:rPr>
+          <w:noProof/>
+        </w:rPr>
+        <w:t xml:space="preserve"> reported they had a </w:t>
+      </w:r>
+      <w:r>
+        <w:t>variety of interests which include:</w:t>
+      </w:r>
+    </w:p>
+    <w:p/>
+    <w:p>
+      <w:pPr>
+        <w:spacing w:after="160" w:line="259" w:lineRule="auto"/>
+        <w:rPr>
+          <w:rFonts w:cs="Helv"/>
+          <w:b/>
+          <w:bCs/>
+          <w:sz w:val="28"/>
+          <w:szCs w:val="28"/>
+        </w:rPr>
+      </w:pPr>
+      <w:r>
+        <w:br w:type="page"/>
+      </w:r>
+    </w:p>
+    <w:p>
+      <w:pPr>
+        <w:pStyle w:val="Heading1"/>
+      </w:pPr>
+      <w:bookmarkStart w:id="3" w:name="_Toc232711762"/>
+      <w:r>
+        <w:lastRenderedPageBreak/>
+        <w:t>Brief accident details</w:t>
+      </w:r>
+      <w:bookmarkEnd w:id="3"/>
+    </w:p>
+    <w:p>
+      <w:pPr>
+        <w:ind w:right="281"/>
+        <w:jc w:val="both"/>
+        <w:rPr>
+          <w:rFonts w:cstheme="minorHAnsi"/>
+          <w:b/>
+          <w:bCs/>
+        </w:rPr>
+      </w:pPr>
+      <w:r>
+        <w:rPr>
+          <w:rFonts w:cstheme="minorHAnsi"/>
+          <w:b/>
+          <w:bCs/>
+        </w:rPr>
+        <w:t xml:space="preserve">Brief accident details, as reported by </w:t>
+      </w:r>
+      <w:r>
+        <w:rPr>
+          <w:rFonts w:cstheme="minorHAnsi"/>
+          <w:b/>
+          <w:bCs/>
+        </w:rPr>
+        <w:fldChar w:fldCharType="begin"/>
+      </w:r>
+      <w:r>
+        <w:rPr>
+          <w:rFonts w:cstheme="minorHAnsi"/>
+          <w:b/>
+          <w:bCs/>
+        </w:rPr>
+        <w:instrText xml:space="preserve"> MERGEFIELD Forename </w:instrText>
+      </w:r>
+      <w:r>
+        <w:rPr>
+          <w:rFonts w:cstheme="minorHAnsi"/>
+          <w:b/>
+          <w:bCs/>
+        </w:rPr>
+        <w:fldChar w:fldCharType="separate"/>
+      </w:r>
+      <w:r>
+        <w:rPr>
+          <w:rFonts w:cstheme="minorHAnsi"/>
+          <w:b/>
+          <w:bCs/>
+          <w:noProof/>
+        </w:rPr>
+        <w:t>«Forename»</w:t>
+      </w:r>
+      <w:r>
+        <w:rPr>
+          <w:rFonts w:cstheme="minorHAnsi"/>
+          <w:b/>
+          <w:bCs/>
+        </w:rPr>
+        <w:fldChar w:fldCharType="end"/>
+      </w:r>
+      <w:r>
+        <w:rPr>
+          <w:rFonts w:cstheme="minorHAnsi"/>
+          <w:b/>
+          <w:bCs/>
+        </w:rPr>
+        <w:t xml:space="preserve"> and </w:t>
+      </w:r>
+      <w:r>
+        <w:rPr>
+          <w:rFonts w:cstheme="minorHAnsi"/>
+          <w:b/>
+          <w:bCs/>
+        </w:rPr>
+        <w:fldChar w:fldCharType="begin"/>
+      </w:r>
+      <w:r>
+        <w:rPr>
+          <w:rFonts w:cstheme="minorHAnsi"/>
+          <w:b/>
+          <w:bCs/>
+        </w:rPr>
+        <w:instrText xml:space="preserve"> MERGEFIELD Pronoun3 </w:instrText>
+      </w:r>
+      <w:r>
+        <w:rPr>
+          <w:rFonts w:cstheme="minorHAnsi"/>
+          <w:b/>
+          <w:bCs/>
+        </w:rPr>
+        <w:fldChar w:fldCharType="separate"/>
+      </w:r>
+      <w:r>
+        <w:rPr>
+          <w:rFonts w:cstheme="minorHAnsi"/>
+          <w:b/>
+          <w:bCs/>
+          <w:noProof/>
+        </w:rPr>
+        <w:t>«Pronoun3»</w:t>
+      </w:r>
+      <w:r>
+        <w:rPr>
+          <w:rFonts w:cstheme="minorHAnsi"/>
+          <w:b/>
+          <w:bCs/>
+        </w:rPr>
+        <w:fldChar w:fldCharType="end"/>
+      </w:r>
+      <w:r>
+        <w:rPr>
+          <w:rFonts w:cstheme="minorHAnsi"/>
+          <w:b/>
+          <w:bCs/>
+        </w:rPr>
+        <w:t xml:space="preserve"> </w:t>
+      </w:r>
+      <w:r>
+        <w:rPr>
+          <w:rFonts w:cstheme="minorHAnsi"/>
+          <w:b/>
+          <w:bCs/>
+        </w:rPr>
+        <w:fldChar w:fldCharType="begin"/>
+      </w:r>
+      <w:r>
+        <w:rPr>
+          <w:rFonts w:cstheme="minorHAnsi"/>
+          <w:b/>
+          <w:bCs/>
+        </w:rPr>
+        <w:instrText xml:space="preserve"> MERGEFIELD Guardian_attend1_rel </w:instrText>
+      </w:r>
+      <w:r>
+        <w:rPr>
+          <w:rFonts w:cstheme="minorHAnsi"/>
+          <w:b/>
+          <w:bCs/>
+        </w:rPr>
+        <w:fldChar w:fldCharType="separate"/>
+      </w:r>
+      <w:r>
+        <w:rPr>
+          <w:rFonts w:cstheme="minorHAnsi"/>
+          <w:b/>
+          <w:bCs/>
+          <w:noProof/>
+        </w:rPr>
+        <w:t>«Guardian_attend1_rel»</w:t>
+      </w:r>
+      <w:r>
+        <w:rPr>
+          <w:rFonts w:cstheme="minorHAnsi"/>
+          <w:b/>
+          <w:bCs/>
+        </w:rPr>
+        <w:fldChar w:fldCharType="end"/>
+      </w:r>
+    </w:p>
+    <w:p>
+      <w:pPr>
+        <w:pStyle w:val="Heading4"/>
+      </w:pPr>
+      <w:r>
+        <w:t xml:space="preserve">On the  </w:t>
+      </w:r>
+      <w:r>
+        <w:fldChar w:fldCharType="begin"/>
+      </w:r>
+      <w:r>
+        <w:instrText xml:space="preserve"> MERGEFIELD Date_accident </w:instrText>
+      </w:r>
+      <w:r>
+        <w:instrText>\@ "DD/MM/YYYY"</w:instrText>
+      </w:r>
+      <w:r>
+        <w:fldChar w:fldCharType="separate"/>
+      </w:r>
+      <w:r>
+        <w:rPr>
+          <w:noProof/>
+        </w:rPr>
+        <w:t>«Date_accident»</w:t>
+      </w:r>
+      <w:r>
+        <w:rPr>
+          <w:noProof/>
+        </w:rPr>
+        <w:fldChar w:fldCharType="end"/>
+      </w:r>
+      <w:r>
+        <w:rPr>
+          <w:noProof/>
+        </w:rPr>
+        <w:t xml:space="preserve">, </w:t>
+      </w:r>
+      <w:r>
+        <w:t xml:space="preserve"> at approximately (</w:t>
+      </w:r>
+      <w:r>
+        <w:rPr>
+          <w:b/>
+          <w:bCs/>
+        </w:rPr>
+        <w:t>XX</w:t>
+      </w:r>
+      <w:r>
+        <w:t>:</w:t>
+      </w:r>
+      <w:r>
+        <w:rPr>
+          <w:b/>
+          <w:bCs/>
+        </w:rPr>
+        <w:t>XX</w:t>
+      </w:r>
+      <w:r>
+        <w:t xml:space="preserve">), </w:t>
+      </w:r>
+    </w:p>
+    <w:p/>
+    <w:p>
+      <w:pPr>
+        <w:rPr>
+          <w:b/>
+          <w:sz w:val="26"/>
+          <w:szCs w:val="26"/>
+        </w:rPr>
+      </w:pPr>
+    </w:p>
+    <w:p>
+      <w:pPr>
+        <w:spacing w:after="160" w:line="259" w:lineRule="auto"/>
+        <w:rPr>
+          <w:b/>
+          <w:sz w:val="26"/>
+          <w:szCs w:val="26"/>
+        </w:rPr>
+      </w:pPr>
+      <w:r>
+        <w:rPr>
+          <w:b/>
+          <w:sz w:val="26"/>
+          <w:szCs w:val="26"/>
+        </w:rPr>
+        <w:br w:type="page"/>
+      </w:r>
+    </w:p>
+    <w:p>
+      <w:pPr>
+        <w:pStyle w:val="Heading1"/>
+      </w:pPr>
+      <w:bookmarkStart w:id="4" w:name="_Toc232711763"/>
+      <w:r>
+        <w:lastRenderedPageBreak/>
+        <w:t xml:space="preserve">Brief summary of previous assessment on </w:t>
+      </w:r>
+      <w:r>
+        <w:fldChar w:fldCharType="begin"/>
+      </w:r>
+      <w:r>
+        <w:instrText xml:space="preserve"> MERGEFIELD Date_accident \@ "DD/MM/YYYY"</w:instrText>
+      </w:r>
+      <w:r>
+        <w:fldChar w:fldCharType="separate"/>
+      </w:r>
+      <w:r>
+        <w:rPr>
+          <w:noProof/>
+        </w:rPr>
+        <w:t>«Date_</w:t>
+      </w:r>
+      <w:r>
+        <w:rPr>
+          <w:noProof/>
+        </w:rPr>
+        <w:t>last_assessment</w:t>
+      </w:r>
+      <w:r>
+        <w:rPr>
+          <w:noProof/>
+        </w:rPr>
+        <w:t>»</w:t>
+      </w:r>
+      <w:r>
+        <w:rPr>
+          <w:noProof/>
+        </w:rPr>
+        <w:fldChar w:fldCharType="end"/>
+      </w:r>
+      <w:r>
+        <w:rPr>
+          <w:noProof/>
+        </w:rPr>
+        <w:t>:</w:t>
+      </w:r>
+      <w:bookmarkEnd w:id="4"/>
+      <w:r>
+        <w:rPr>
+          <w:noProof/>
+        </w:rPr>
+        <w:t xml:space="preserve"> </w:t>
+      </w:r>
+    </w:p>
+    <w:p>
+      <w:pPr>
+        <w:pStyle w:val="Heading4"/>
+      </w:pPr>
+      <w:r>
+        <w:t xml:space="preserve"> In summary</w:t>
+      </w:r>
+      <w:r>
+        <w:t xml:space="preserve">, </w:t>
+      </w:r>
+      <w:r>
+        <w:br w:type="page"/>
+      </w:r>
+    </w:p>
+    <w:p>
+      <w:pPr>
+        <w:pStyle w:val="Heading1"/>
+      </w:pPr>
+      <w:bookmarkStart w:id="5" w:name="_Toc232711764"/>
+      <w:r>
+        <w:lastRenderedPageBreak/>
+        <w:t xml:space="preserve">Progress since the </w:t>
+      </w:r>
+      <w:r>
+        <w:t xml:space="preserve">previous assessment on </w:t>
+      </w:r>
+      <w:r>
+        <w:fldChar w:fldCharType="begin"/>
+      </w:r>
+      <w:r>
+        <w:instrText xml:space="preserve"> MERGEFIELD Date_accident \@ "DD/MM/YYYY"</w:instrText>
+      </w:r>
+      <w:r>
+        <w:fldChar w:fldCharType="separate"/>
+      </w:r>
+      <w:r>
+        <w:rPr>
+          <w:noProof/>
+        </w:rPr>
+        <w:t>«Date_last_assessment»</w:t>
+      </w:r>
+      <w:r>
+        <w:rPr>
+          <w:noProof/>
+        </w:rPr>
+        <w:fldChar w:fldCharType="end"/>
+      </w:r>
+      <w:r>
+        <w:rPr>
+          <w:noProof/>
+        </w:rPr>
+        <w:t>:</w:t>
+      </w:r>
+      <w:bookmarkEnd w:id="5"/>
+    </w:p>
+    <w:p>
+      <w:pPr>
+        <w:pStyle w:val="Heading3"/>
+        <w:rPr>
+          <w:lang w:eastAsia="en-GB"/>
+        </w:rPr>
+      </w:pPr>
+      <w:r>
+        <w:rPr>
+          <w:lang w:eastAsia="en-GB"/>
+        </w:rPr>
+        <w:t xml:space="preserve">Behavioural and emotional impact: </w:t>
+      </w:r>
+    </w:p>
+    <w:p>
+      <w:pPr>
+        <w:pStyle w:val="Heading4"/>
+        <w:rPr>
+          <w:lang w:eastAsia="en-GB"/>
+        </w:rPr>
+      </w:pPr>
+      <w:r>
+        <w:rPr>
+          <w:lang w:eastAsia="en-GB"/>
+        </w:rPr>
+        <w:t xml:space="preserve">Immediately at and following the accident, </w:t>
+      </w:r>
+      <w:r>
+        <w:rPr>
+          <w:lang w:eastAsia="en-GB"/>
+        </w:rPr>
+        <w:fldChar w:fldCharType="begin"/>
+      </w:r>
+      <w:r>
+        <w:rPr>
+          <w:lang w:eastAsia="en-GB"/>
+        </w:rPr>
+        <w:instrText xml:space="preserve"> MERGEFIELD Forename </w:instrText>
+      </w:r>
+      <w:r>
+        <w:rPr>
+          <w:lang w:eastAsia="en-GB"/>
+        </w:rPr>
+        <w:fldChar w:fldCharType="separate"/>
+      </w:r>
+      <w:r>
+        <w:rPr>
+          <w:noProof/>
+          <w:lang w:eastAsia="en-GB"/>
+        </w:rPr>
+        <w:t>«Forename»</w:t>
+      </w:r>
+      <w:r>
+        <w:rPr>
+          <w:lang w:eastAsia="en-GB"/>
+        </w:rPr>
+        <w:fldChar w:fldCharType="end"/>
+      </w:r>
+      <w:r>
+        <w:rPr>
+          <w:lang w:eastAsia="en-GB"/>
+        </w:rPr>
+        <w:t xml:space="preserve"> exhibited marked distress</w:t>
+      </w:r>
+      <w:r>
+        <w:rPr>
+          <w:lang w:eastAsia="en-GB"/>
+        </w:rPr>
+        <w:t xml:space="preserve">. </w:t>
+      </w:r>
+      <w:r>
+        <w:rPr>
+          <w:lang w:eastAsia="en-GB"/>
+        </w:rPr>
+        <w:t xml:space="preserve">This was uncharacteristic of </w:t>
+      </w:r>
+      <w:r>
+        <w:rPr>
+          <w:lang w:eastAsia="en-GB"/>
+        </w:rPr>
+        <w:fldChar w:fldCharType="begin"/>
+      </w:r>
+      <w:r>
+        <w:rPr>
+          <w:lang w:eastAsia="en-GB"/>
+        </w:rPr>
+        <w:instrText xml:space="preserve"> MERGEFIELD Forename </w:instrText>
+      </w:r>
+      <w:r>
+        <w:rPr>
+          <w:lang w:eastAsia="en-GB"/>
+        </w:rPr>
+        <w:fldChar w:fldCharType="separate"/>
+      </w:r>
+      <w:r>
+        <w:rPr>
+          <w:noProof/>
+          <w:lang w:eastAsia="en-GB"/>
+        </w:rPr>
+        <w:t>«</w:t>
+      </w:r>
+      <w:proofErr w:type="spellStart"/>
+      <w:r>
+        <w:rPr>
+          <w:noProof/>
+          <w:lang w:eastAsia="en-GB"/>
+        </w:rPr>
+        <w:t>Forename»</w:t>
+      </w:r>
+      <w:r>
+        <w:rPr>
+          <w:lang w:eastAsia="en-GB"/>
+        </w:rPr>
+        <w:fldChar w:fldCharType="end"/>
+      </w:r>
+      <w:r>
+        <w:rPr>
+          <w:lang w:eastAsia="en-GB"/>
+        </w:rPr>
+        <w:t>’s</w:t>
+      </w:r>
+      <w:proofErr w:type="spellEnd"/>
+      <w:r>
+        <w:rPr>
+          <w:lang w:eastAsia="en-GB"/>
+        </w:rPr>
+        <w:t xml:space="preserve"> pre-accident behaviour. </w:t>
+      </w:r>
+      <w:r>
+        <w:rPr>
+          <w:lang w:eastAsia="en-GB"/>
+        </w:rPr>
+        <w:fldChar w:fldCharType="begin"/>
+      </w:r>
+      <w:r>
+        <w:rPr>
+          <w:lang w:eastAsia="en-GB"/>
+        </w:rPr>
+        <w:instrText xml:space="preserve"> MERGEFIELD Forename </w:instrText>
+      </w:r>
+      <w:r>
+        <w:rPr>
+          <w:lang w:eastAsia="en-GB"/>
+        </w:rPr>
+        <w:fldChar w:fldCharType="separate"/>
+      </w:r>
+      <w:r>
+        <w:rPr>
+          <w:noProof/>
+          <w:lang w:eastAsia="en-GB"/>
+        </w:rPr>
+        <w:t>«Forename»</w:t>
+      </w:r>
+      <w:r>
+        <w:rPr>
+          <w:lang w:eastAsia="en-GB"/>
+        </w:rPr>
+        <w:fldChar w:fldCharType="end"/>
+      </w:r>
+      <w:r>
+        <w:rPr>
+          <w:lang w:eastAsia="en-GB"/>
+        </w:rPr>
+        <w:t xml:space="preserve"> sought comfort from </w:t>
+      </w:r>
+      <w:r>
+        <w:rPr>
+          <w:lang w:eastAsia="en-GB"/>
+        </w:rPr>
+        <w:fldChar w:fldCharType="begin"/>
+      </w:r>
+      <w:r>
+        <w:rPr>
+          <w:lang w:eastAsia="en-GB"/>
+        </w:rPr>
+        <w:instrText xml:space="preserve"> MERGEFIELD Pronoun3 </w:instrText>
+      </w:r>
+      <w:r>
+        <w:rPr>
+          <w:lang w:eastAsia="en-GB"/>
+        </w:rPr>
+        <w:fldChar w:fldCharType="separate"/>
+      </w:r>
+      <w:r>
+        <w:rPr>
+          <w:noProof/>
+          <w:lang w:eastAsia="en-GB"/>
+        </w:rPr>
+        <w:t>«Pronoun3»</w:t>
+      </w:r>
+      <w:r>
+        <w:rPr>
+          <w:lang w:eastAsia="en-GB"/>
+        </w:rPr>
+        <w:fldChar w:fldCharType="end"/>
+      </w:r>
+      <w:r>
+        <w:rPr>
+          <w:lang w:eastAsia="en-GB"/>
+        </w:rPr>
+        <w:t xml:space="preserve"> </w:t>
+      </w:r>
+      <w:r>
+        <w:rPr>
+          <w:lang w:eastAsia="en-GB"/>
+        </w:rPr>
+        <w:t xml:space="preserve"> </w:t>
+      </w:r>
+      <w:r>
+        <w:rPr>
+          <w:lang w:eastAsia="en-GB"/>
+        </w:rPr>
+        <w:t>family</w:t>
+      </w:r>
+      <w:r>
+        <w:rPr>
+          <w:lang w:eastAsia="en-GB"/>
+        </w:rPr>
+        <w:t>.</w:t>
+      </w:r>
+    </w:p>
+    <w:p>
+      <w:pPr>
+        <w:pStyle w:val="Heading4"/>
+        <w:rPr>
+          <w:lang w:eastAsia="en-GB"/>
+        </w:rPr>
+      </w:pPr>
+      <w:r>
+        <w:rPr>
+          <w:lang w:eastAsia="en-GB"/>
+        </w:rPr>
+        <w:t xml:space="preserve">Anxiety: </w:t>
+      </w:r>
+    </w:p>
+    <w:p>
+      <w:pPr>
+        <w:pStyle w:val="Heading4"/>
+        <w:rPr>
+          <w:lang w:eastAsia="en-GB"/>
+        </w:rPr>
+      </w:pPr>
+      <w:r>
+        <w:rPr>
+          <w:lang w:eastAsia="en-GB"/>
+        </w:rPr>
+        <w:t>Free-floating</w:t>
+      </w:r>
+    </w:p>
+    <w:p>
+      <w:pPr>
+        <w:pStyle w:val="Heading4"/>
+        <w:rPr>
+          <w:lang w:eastAsia="en-GB"/>
+        </w:rPr>
+      </w:pPr>
+      <w:r>
+        <w:rPr>
+          <w:lang w:eastAsia="en-GB"/>
+        </w:rPr>
+        <w:t>Specific:</w:t>
+      </w:r>
+    </w:p>
+    <w:p>
+      <w:pPr>
+        <w:pStyle w:val="Heading4"/>
+        <w:rPr>
+          <w:lang w:eastAsia="en-GB"/>
+        </w:rPr>
+      </w:pPr>
+      <w:r>
+        <w:rPr>
+          <w:lang w:eastAsia="en-GB"/>
+        </w:rPr>
+        <w:t>Phobias:</w:t>
+      </w:r>
+    </w:p>
+    <w:p>
+      <w:pPr>
+        <w:pStyle w:val="Heading4"/>
+        <w:rPr>
+          <w:lang w:eastAsia="en-GB"/>
+        </w:rPr>
+      </w:pPr>
+      <w:r>
+        <w:rPr>
+          <w:lang w:eastAsia="en-GB"/>
+        </w:rPr>
+        <w:t>Anticipatory anxiety:</w:t>
+      </w:r>
+    </w:p>
+    <w:p>
+      <w:pPr>
+        <w:pStyle w:val="Heading4"/>
+        <w:rPr>
+          <w:lang w:eastAsia="en-GB"/>
+        </w:rPr>
+      </w:pPr>
+      <w:r>
+        <w:rPr>
+          <w:lang w:eastAsia="en-GB"/>
+        </w:rPr>
+        <w:t>Panic attacks:</w:t>
+      </w:r>
+    </w:p>
+    <w:p>
+      <w:pPr>
+        <w:pStyle w:val="Heading4"/>
+        <w:rPr>
+          <w:lang w:eastAsia="en-GB"/>
+        </w:rPr>
+      </w:pPr>
+      <w:r>
+        <w:rPr>
+          <w:lang w:eastAsia="en-GB"/>
+        </w:rPr>
+        <w:t>Social anxiety:</w:t>
+      </w:r>
+    </w:p>
+    <w:p>
+      <w:pPr>
+        <w:pStyle w:val="Heading4"/>
+        <w:rPr>
+          <w:lang w:eastAsia="en-GB"/>
+        </w:rPr>
+      </w:pPr>
+      <w:r>
+        <w:rPr>
+          <w:lang w:eastAsia="en-GB"/>
+        </w:rPr>
+        <w:t>Mood:</w:t>
+      </w:r>
+    </w:p>
+    <w:p>
+      <w:pPr>
+        <w:pStyle w:val="Heading4"/>
+        <w:rPr>
+          <w:lang w:eastAsia="en-GB"/>
+        </w:rPr>
+      </w:pPr>
+      <w:r>
+        <w:rPr>
+          <w:lang w:eastAsia="en-GB"/>
+        </w:rPr>
+        <w:t>Sleep:</w:t>
+      </w:r>
+    </w:p>
+    <w:p>
+      <w:pPr>
+        <w:pStyle w:val="Heading4"/>
+        <w:rPr>
+          <w:lang w:eastAsia="en-GB"/>
+        </w:rPr>
+      </w:pPr>
+      <w:r>
+        <w:rPr>
+          <w:lang w:eastAsia="en-GB"/>
+        </w:rPr>
+        <w:t>Nightmares:</w:t>
+      </w:r>
+    </w:p>
+    <w:p>
+      <w:pPr>
+        <w:pStyle w:val="Heading4"/>
+        <w:rPr>
+          <w:lang w:eastAsia="en-GB"/>
+        </w:rPr>
+      </w:pPr>
+      <w:r>
+        <w:rPr>
+          <w:lang w:eastAsia="en-GB"/>
+        </w:rPr>
+        <w:t>Enuresis:</w:t>
+      </w:r>
+    </w:p>
+    <w:p>
+      <w:pPr>
+        <w:pStyle w:val="Heading4"/>
+        <w:rPr>
+          <w:lang w:eastAsia="en-GB"/>
+        </w:rPr>
+      </w:pPr>
+      <w:r>
+        <w:rPr>
+          <w:lang w:eastAsia="en-GB"/>
+        </w:rPr>
+        <w:t>Relived experience:</w:t>
+      </w:r>
+    </w:p>
+    <w:p>
+      <w:pPr>
+        <w:pStyle w:val="Heading4"/>
+        <w:rPr>
+          <w:lang w:eastAsia="en-GB"/>
+        </w:rPr>
+      </w:pPr>
+      <w:r>
+        <w:rPr>
+          <w:lang w:eastAsia="en-GB"/>
+        </w:rPr>
+        <w:t>Hypervigilance:</w:t>
+      </w:r>
+    </w:p>
+    <w:p>
+      <w:pPr>
+        <w:pStyle w:val="Heading4"/>
+        <w:rPr>
+          <w:lang w:eastAsia="en-GB"/>
+        </w:rPr>
+      </w:pPr>
+      <w:r>
+        <w:rPr>
+          <w:lang w:eastAsia="en-GB"/>
+        </w:rPr>
+        <w:t>Startle response:</w:t>
+      </w:r>
+    </w:p>
+    <w:p>
+      <w:pPr>
+        <w:pStyle w:val="Heading4"/>
+        <w:rPr>
+          <w:lang w:eastAsia="en-GB"/>
+        </w:rPr>
+      </w:pPr>
+      <w:r>
+        <w:rPr>
+          <w:lang w:eastAsia="en-GB"/>
+        </w:rPr>
+        <w:t>Irritability:</w:t>
+      </w:r>
+    </w:p>
+    <w:p>
+      <w:pPr>
+        <w:pStyle w:val="Heading4"/>
+        <w:rPr>
+          <w:lang w:eastAsia="en-GB"/>
+        </w:rPr>
+      </w:pPr>
+      <w:r>
+        <w:rPr>
+          <w:lang w:eastAsia="en-GB"/>
+        </w:rPr>
+        <w:t>Triggers:</w:t>
+      </w:r>
+    </w:p>
+    <w:p>
+      <w:pPr>
+        <w:pStyle w:val="Heading4"/>
+        <w:rPr>
+          <w:lang w:eastAsia="en-GB"/>
+        </w:rPr>
+      </w:pPr>
+      <w:r>
+        <w:rPr>
+          <w:lang w:eastAsia="en-GB"/>
+        </w:rPr>
+        <w:t>Catastrophising thinking:</w:t>
+      </w:r>
+    </w:p>
+    <w:p>
+      <w:pPr>
+        <w:pStyle w:val="Heading4"/>
+        <w:rPr>
+          <w:lang w:eastAsia="en-GB"/>
+        </w:rPr>
+      </w:pPr>
+      <w:r>
+        <w:rPr>
+          <w:lang w:eastAsia="en-GB"/>
+        </w:rPr>
+        <w:t xml:space="preserve">OCD: </w:t>
+      </w:r>
+    </w:p>
+    <w:p>
+      <w:pPr>
+        <w:pStyle w:val="Heading4"/>
+        <w:rPr>
+          <w:lang w:eastAsia="en-GB"/>
+        </w:rPr>
+      </w:pPr>
+      <w:r>
+        <w:rPr>
+          <w:lang w:eastAsia="en-GB"/>
+        </w:rPr>
+        <w:t xml:space="preserve">Psychosis: </w:t>
+      </w:r>
+    </w:p>
+    <w:p>
+      <w:pPr>
+        <w:pStyle w:val="Heading4"/>
+        <w:rPr>
+          <w:lang w:eastAsia="en-GB"/>
+        </w:rPr>
+      </w:pPr>
+      <w:r>
+        <w:rPr>
+          <w:lang w:eastAsia="en-GB"/>
+        </w:rPr>
+        <w:t>Self-harm/suicidal:</w:t>
+      </w:r>
+    </w:p>
+    <w:p>
+      <w:pPr>
+        <w:pStyle w:val="Heading4"/>
+        <w:rPr>
+          <w:lang w:eastAsia="en-GB"/>
+        </w:rPr>
+      </w:pPr>
+      <w:r>
+        <w:rPr>
+          <w:lang w:eastAsia="en-GB"/>
+        </w:rPr>
+        <w:t>Concentration:</w:t>
+      </w:r>
+    </w:p>
+    <w:p>
+      <w:pPr>
+        <w:pStyle w:val="Heading4"/>
+        <w:rPr>
+          <w:lang w:eastAsia="en-GB"/>
+        </w:rPr>
+      </w:pPr>
+      <w:r>
+        <w:rPr>
+          <w:lang w:eastAsia="en-GB"/>
+        </w:rPr>
+        <w:t>Self-esteem/Self-worth:</w:t>
+      </w:r>
+    </w:p>
+    <w:p>
+      <w:pPr>
+        <w:pStyle w:val="Heading4"/>
+        <w:rPr>
+          <w:lang w:eastAsia="en-GB"/>
+        </w:rPr>
+      </w:pPr>
+      <w:r>
+        <w:rPr>
+          <w:lang w:eastAsia="en-GB"/>
+        </w:rPr>
+        <w:t>Meltdowns:</w:t>
+      </w:r>
+    </w:p>
+    <w:p>
+      <w:pPr>
+        <w:pStyle w:val="Heading3"/>
+        <w:rPr>
+          <w:lang w:eastAsia="en-GB"/>
+        </w:rPr>
+      </w:pPr>
+      <w:r>
+        <w:rPr>
+          <w:lang w:eastAsia="en-GB"/>
+        </w:rPr>
+        <w:t xml:space="preserve">Social and adaptive impact: </w:t>
+      </w:r>
+    </w:p>
+    <w:p>
+      <w:pPr>
+        <w:pStyle w:val="Heading4"/>
+      </w:pPr>
+      <w:r>
+        <w:t>Re-exposure:</w:t>
+      </w:r>
+    </w:p>
+    <w:p>
+      <w:pPr>
+        <w:pStyle w:val="Heading4"/>
+      </w:pPr>
+      <w:r>
+        <w:t>Safety-checking behaviours:</w:t>
+      </w:r>
+    </w:p>
+    <w:p>
+      <w:pPr>
+        <w:pStyle w:val="Heading4"/>
+      </w:pPr>
+      <w:r>
+        <w:t xml:space="preserve">Avoidance: </w:t>
+      </w:r>
+    </w:p>
+    <w:p>
+      <w:pPr>
+        <w:pStyle w:val="Heading4"/>
+      </w:pPr>
+      <w:r>
+        <w:t>Distress at others:</w:t>
+      </w:r>
+    </w:p>
+    <w:p>
+      <w:pPr>
+        <w:pStyle w:val="Heading4"/>
+      </w:pPr>
+      <w:r>
+        <w:t>Education:</w:t>
+      </w:r>
+    </w:p>
+    <w:p>
+      <w:pPr>
+        <w:pStyle w:val="Heading4"/>
+      </w:pPr>
+      <w:r>
+        <w:t xml:space="preserve">Social activities: </w:t>
+      </w:r>
+    </w:p>
+    <w:p>
+      <w:pPr>
+        <w:pStyle w:val="Heading4"/>
+      </w:pPr>
+      <w:r>
+        <w:t>Friendship:</w:t>
+      </w:r>
+    </w:p>
+    <w:p>
+      <w:pPr>
+        <w:pStyle w:val="Heading4"/>
+      </w:pPr>
+      <w:r>
+        <w:t>Adaptive functioning (dressing, self-care, bathing etc.):</w:t>
+      </w:r>
+    </w:p>
+    <w:p>
+      <w:pPr>
+        <w:pStyle w:val="Heading4"/>
+      </w:pPr>
+      <w:r>
+        <w:t>Reassurance seeking:</w:t>
+      </w:r>
+    </w:p>
+    <w:p>
+      <w:pPr>
+        <w:pStyle w:val="Heading4"/>
+      </w:pPr>
+      <w:r>
+        <w:t>Appetite:</w:t>
+      </w:r>
+    </w:p>
+    <w:p>
+      <w:pPr>
+        <w:spacing w:after="160" w:line="259" w:lineRule="auto"/>
+        <w:rPr>
+          <w:rFonts w:eastAsia="Times New Roman" w:cstheme="minorHAnsi"/>
+          <w:b/>
+          <w:bCs/>
+          <w:sz w:val="24"/>
+          <w:szCs w:val="24"/>
+          <w:lang w:eastAsia="en-GB"/>
+        </w:rPr>
+      </w:pPr>
+      <w:r>
+        <w:br w:type="page"/>
+      </w:r>
+    </w:p>
+    <w:p>
+      <w:pPr>
+        <w:pStyle w:val="Heading1"/>
+      </w:pPr>
+      <w:bookmarkStart w:id="6" w:name="_Toc232711765"/>
+      <w:r>
+        <w:lastRenderedPageBreak/>
+        <w:t xml:space="preserve">Progress </w:t>
+      </w:r>
+      <w:r>
+        <w:t>since the accident</w:t>
+      </w:r>
+      <w:r>
+        <w:t xml:space="preserve"> as </w:t>
+      </w:r>
+      <w:r>
+        <w:t>reported by</w:t>
+      </w:r>
+      <w:r>
+        <w:t xml:space="preserve"> </w:t>
+      </w:r>
+      <w:fldSimple w:instr=" MERGEFIELD Forename ">
+        <w:r>
+          <w:rPr>
+            <w:noProof/>
+          </w:rPr>
+          <w:t>«Forename»</w:t>
+        </w:r>
+      </w:fldSimple>
+      <w:r>
+        <w:t xml:space="preserve">  and</w:t>
+      </w:r>
+      <w:r>
+        <w:t xml:space="preserve"> </w:t>
       </w:r>
       <w:fldSimple w:instr=" MERGEFIELD Pronoun3 ">
         <w:r>
@@ -4240,24 +5419,22 @@
       <w:r>
         <w:t xml:space="preserve"> </w:t>
       </w:r>
-      <w:r>
-        <w:t>XX ) (XX years of age), XX (</w:t>
-      </w:r>
-      <w:fldSimple w:instr=" MERGEFIELD Pronoun3 ">
+      <w:fldSimple w:instr=" MERGEFIELD Guardian_attend1_rel ">
         <w:r>
           <w:rPr>
             <w:noProof/>
           </w:rPr>
-          <w:t>«Pronoun3»</w:t>
+          <w:t>«Guardian_attend1_rel»</w:t>
         </w:r>
+        <w:bookmarkEnd w:id="6"/>
       </w:fldSimple>
-      <w:r>
-        <w:t xml:space="preserve"> XX) (XX years of age), and XX brother (XX years of age) and XX sister (XX years of age).  </w:t>
-      </w:r>
     </w:p>
     <w:p>
       <w:pPr>
         <w:pStyle w:val="Heading4"/>
+        <w:rPr>
+          <w:noProof/>
+        </w:rPr>
       </w:pPr>
       <w:fldSimple w:instr=" MERGEFIELD Forename ">
         <w:r>
@@ -4268,7 +5445,18 @@
         </w:r>
       </w:fldSimple>
       <w:r>
-        <w:t xml:space="preserve"> attends a main/special stream primary/secondary school (Name-school). </w:t>
+        <w:t xml:space="preserve">’s </w:t>
+      </w:r>
+      <w:fldSimple w:instr=" MERGEFIELD Guardian_attend1_rel ">
+        <w:r>
+          <w:rPr>
+            <w:noProof/>
+          </w:rPr>
+          <w:t>«Guardian_attend1_rel»</w:t>
+        </w:r>
+      </w:fldSimple>
+      <w:r>
+        <w:t xml:space="preserve"> reported that </w:t>
       </w:r>
       <w:fldSimple w:instr=" MERGEFIELD Forename ">
         <w:r>
@@ -4279,224 +5467,18 @@
         </w:r>
       </w:fldSimple>
       <w:r>
-        <w:t xml:space="preserve"> does/does not receive resource hours or special needs assistant access. </w:t>
-      </w:r>
-    </w:p>
-    <w:p>
-      <w:pPr>
-        <w:pStyle w:val="Heading3"/>
-      </w:pPr>
-      <w:r>
-        <w:rPr>
-          <w:rStyle w:val="Heading4Char"/>
-        </w:rPr>
-        <w:t xml:space="preserve">As reported by </w:t>
-      </w:r>
-      <w:r>
-        <w:rPr>
-          <w:rStyle w:val="Heading4Char"/>
-        </w:rPr>
-        <w:fldChar w:fldCharType="begin"/>
-      </w:r>
-      <w:r>
-        <w:rPr>
-          <w:rStyle w:val="Heading4Char"/>
-        </w:rPr>
-        <w:instrText xml:space="preserve"> MERGEFIELD Forename </w:instrText>
-      </w:r>
-      <w:r>
-        <w:rPr>
-          <w:rStyle w:val="Heading4Char"/>
-        </w:rPr>
-        <w:fldChar w:fldCharType="separate"/>
-      </w:r>
-      <w:r>
-        <w:rPr>
-          <w:rStyle w:val="Heading4Char"/>
+        <w:rPr>
           <w:noProof/>
         </w:rPr>
-        <w:t>«</w:t>
-      </w:r>
-      <w:proofErr w:type="spellStart"/>
-      <w:r>
-        <w:rPr>
-          <w:rStyle w:val="Heading4Char"/>
-          <w:noProof/>
-        </w:rPr>
-        <w:t>Forename»</w:t>
-      </w:r>
-      <w:r>
-        <w:rPr>
-          <w:rStyle w:val="Heading4Char"/>
-        </w:rPr>
-        <w:fldChar w:fldCharType="end"/>
-      </w:r>
-      <w:r>
-        <w:rPr>
-          <w:rStyle w:val="Heading4Char"/>
-        </w:rPr>
-        <w:t>’s</w:t>
-      </w:r>
-      <w:proofErr w:type="spellEnd"/>
-      <w:r>
-        <w:rPr>
-          <w:rStyle w:val="Heading4Char"/>
-        </w:rPr>
-        <w:t xml:space="preserve"> </w:t>
-      </w:r>
-      <w:r>
-        <w:rPr>
-          <w:rStyle w:val="Heading4Char"/>
-        </w:rPr>
-        <w:fldChar w:fldCharType="begin"/>
-      </w:r>
-      <w:r>
-        <w:rPr>
-          <w:rStyle w:val="Heading4Char"/>
-        </w:rPr>
-        <w:instrText xml:space="preserve"> MERGEFIELD Guardian_attend1_rel </w:instrText>
-      </w:r>
-      <w:r>
-        <w:rPr>
-          <w:rStyle w:val="Heading4Char"/>
-        </w:rPr>
-        <w:fldChar w:fldCharType="separate"/>
-      </w:r>
-      <w:r>
-        <w:rPr>
-          <w:rStyle w:val="Heading4Char"/>
-          <w:noProof/>
-        </w:rPr>
-        <w:t>«Guardian_attend1_rel»</w:t>
-      </w:r>
-      <w:r>
-        <w:rPr>
-          <w:rStyle w:val="Heading4Char"/>
-        </w:rPr>
-        <w:fldChar w:fldCharType="end"/>
-      </w:r>
-      <w:r>
-        <w:rPr>
-          <w:rStyle w:val="Heading4Char"/>
-        </w:rPr>
-        <w:t>/</w:t>
-      </w:r>
-      <w:r>
-        <w:rPr>
-          <w:rStyle w:val="Heading4Char"/>
-        </w:rPr>
-        <w:fldChar w:fldCharType="begin"/>
-      </w:r>
-      <w:r>
-        <w:rPr>
-          <w:rStyle w:val="Heading4Char"/>
-        </w:rPr>
-        <w:instrText xml:space="preserve"> MERGEFIELD Guardian_attend2_rel </w:instrText>
-      </w:r>
-      <w:r>
-        <w:rPr>
-          <w:rStyle w:val="Heading4Char"/>
-        </w:rPr>
-        <w:fldChar w:fldCharType="separate"/>
-      </w:r>
-      <w:r>
-        <w:rPr>
-          <w:rStyle w:val="Heading4Char"/>
-          <w:noProof/>
-        </w:rPr>
-        <w:t>«Guardian_attend2_rel»</w:t>
-      </w:r>
-      <w:r>
-        <w:rPr>
-          <w:rStyle w:val="Heading4Char"/>
-        </w:rPr>
-        <w:fldChar w:fldCharType="end"/>
-      </w:r>
-      <w:r>
-        <w:rPr>
-          <w:rStyle w:val="Heading4Char"/>
-        </w:rPr>
-        <w:t xml:space="preserve">, </w:t>
-      </w:r>
-      <w:r>
-        <w:rPr>
-          <w:rStyle w:val="Heading4Char"/>
-        </w:rPr>
-        <w:fldChar w:fldCharType="begin"/>
-      </w:r>
-      <w:r>
-        <w:rPr>
-          <w:rStyle w:val="Heading4Char"/>
-        </w:rPr>
-        <w:instrText xml:space="preserve"> MERGEFIELD Forename </w:instrText>
-      </w:r>
-      <w:r>
-        <w:rPr>
-          <w:rStyle w:val="Heading4Char"/>
-        </w:rPr>
-        <w:fldChar w:fldCharType="separate"/>
-      </w:r>
-      <w:r>
-        <w:rPr>
-          <w:rStyle w:val="Heading4Char"/>
-          <w:noProof/>
-        </w:rPr>
-        <w:t>«Forename»</w:t>
-      </w:r>
-      <w:r>
-        <w:rPr>
-          <w:rStyle w:val="Heading4Char"/>
-        </w:rPr>
-        <w:fldChar w:fldCharType="end"/>
-      </w:r>
-      <w:r>
-        <w:rPr>
-          <w:rStyle w:val="Heading4Char"/>
-        </w:rPr>
-        <w:t xml:space="preserve"> has the following past history</w:t>
-      </w:r>
-      <w:r>
-        <w:t xml:space="preserve">: </w:t>
-      </w:r>
-      <w:r>
-        <w:t xml:space="preserve"> </w:t>
+        <w:t xml:space="preserve"> improved from an emotional and behavioural perspective within XX months following the accident. </w:t>
       </w:r>
     </w:p>
     <w:p>
       <w:pPr>
         <w:pStyle w:val="Heading4"/>
-      </w:pPr>
-      <w:r>
-        <w:t xml:space="preserve">Prior medical conditions: </w:t>
-      </w:r>
-    </w:p>
-    <w:p>
-      <w:pPr>
-        <w:pStyle w:val="Heading4"/>
-      </w:pPr>
-      <w:r>
-        <w:t>Prior surgical procedures:</w:t>
-      </w:r>
-    </w:p>
-    <w:p>
-      <w:pPr>
-        <w:pStyle w:val="Heading4"/>
-      </w:pPr>
-      <w:r>
-        <w:t>Drug allergies or sensitivities:</w:t>
-      </w:r>
-    </w:p>
-    <w:p>
-      <w:pPr>
-        <w:pStyle w:val="Heading4"/>
-      </w:pPr>
-      <w:r>
-        <w:t xml:space="preserve">Vaccinations: </w:t>
-      </w:r>
-    </w:p>
-    <w:p>
-      <w:pPr>
-        <w:pStyle w:val="Heading4"/>
+        <w:rPr>
+          <w:lang w:eastAsia="en-GB"/>
+        </w:rPr>
       </w:pPr>
       <w:fldSimple w:instr=" MERGEFIELD Forename ">
         <w:r>
@@ -4507,12 +5489,124 @@
         </w:r>
       </w:fldSimple>
       <w:r>
-        <w:t xml:space="preserve"> has XX prior engagement with psychology or related therapy, speech and language therapy, occupational therapy, autism services, or a complex disability network team. </w:t>
-      </w:r>
-    </w:p>
-    <w:p>
-      <w:pPr>
-        <w:pStyle w:val="Heading4"/>
+        <w:t xml:space="preserve"> reported that they improved from an emotional and behavioural perspective within XX months following the accident. </w:t>
+      </w:r>
+    </w:p>
+    <w:p>
+      <w:pPr>
+        <w:spacing w:after="160" w:line="259" w:lineRule="auto"/>
+        <w:rPr>
+          <w:b/>
+          <w:sz w:val="26"/>
+          <w:szCs w:val="26"/>
+        </w:rPr>
+      </w:pPr>
+      <w:r>
+        <w:rPr>
+          <w:b/>
+          <w:sz w:val="26"/>
+          <w:szCs w:val="26"/>
+        </w:rPr>
+        <w:br w:type="page"/>
+      </w:r>
+    </w:p>
+    <w:p>
+      <w:pPr>
+        <w:pStyle w:val="Heading1"/>
+        <w:rPr>
+          <w:lang w:val="en-GB"/>
+        </w:rPr>
+      </w:pPr>
+      <w:bookmarkStart w:id="7" w:name="_Toc232711766"/>
+      <w:r>
+        <w:rPr>
+          <w:lang w:val="en-GB"/>
+        </w:rPr>
+        <w:lastRenderedPageBreak/>
+        <w:t xml:space="preserve">Treatment </w:t>
+      </w:r>
+      <w:r>
+        <w:rPr>
+          <w:lang w:val="en-GB"/>
+        </w:rPr>
+        <w:t>a</w:t>
+      </w:r>
+      <w:r>
+        <w:rPr>
+          <w:lang w:val="en-GB"/>
+        </w:rPr>
+        <w:t xml:space="preserve">nd </w:t>
+      </w:r>
+      <w:r>
+        <w:rPr>
+          <w:lang w:val="en-GB"/>
+        </w:rPr>
+        <w:t>i</w:t>
+      </w:r>
+      <w:r>
+        <w:rPr>
+          <w:lang w:val="en-GB"/>
+        </w:rPr>
+        <w:t xml:space="preserve">nvestigations </w:t>
+      </w:r>
+      <w:r>
+        <w:rPr>
+          <w:lang w:val="en-GB"/>
+        </w:rPr>
+        <w:t xml:space="preserve">since the </w:t>
+      </w:r>
+      <w:r>
+        <w:t xml:space="preserve">previous assessment on </w:t>
+      </w:r>
+      <w:r>
+        <w:fldChar w:fldCharType="begin"/>
+      </w:r>
+      <w:r>
+        <w:instrText xml:space="preserve"> MERGEFIELD Date_accident \@ "DD/MM/YYYY"</w:instrText>
+      </w:r>
+      <w:r>
+        <w:fldChar w:fldCharType="separate"/>
+      </w:r>
+      <w:r>
+        <w:rPr>
+          <w:noProof/>
+        </w:rPr>
+        <w:t>«Date_last_assessment»</w:t>
+      </w:r>
+      <w:r>
+        <w:rPr>
+          <w:noProof/>
+        </w:rPr>
+        <w:fldChar w:fldCharType="end"/>
+      </w:r>
+      <w:r>
+        <w:rPr>
+          <w:noProof/>
+        </w:rPr>
+        <w:t>:</w:t>
+      </w:r>
+      <w:bookmarkEnd w:id="7"/>
+    </w:p>
+    <w:p>
+      <w:pPr>
+        <w:ind w:right="281"/>
+        <w:jc w:val="both"/>
+        <w:rPr>
+          <w:rFonts w:cstheme="minorHAnsi"/>
+          <w:i/>
+        </w:rPr>
+      </w:pPr>
+      <w:r>
+        <w:rPr>
+          <w:rFonts w:cstheme="minorHAnsi"/>
+          <w:i/>
+        </w:rPr>
+        <w:t xml:space="preserve">(Type and name of investigations and results if available i.e. information regarding medications, dosage and changes to same since accident or in e.g. the last six months) </w:t>
+      </w:r>
+    </w:p>
+    <w:p>
+      <w:pPr>
+        <w:pStyle w:val="Heading3"/>
       </w:pPr>
       <w:fldSimple w:instr=" MERGEFIELD Forename ">
         <w:r>
@@ -4523,7 +5617,18 @@
         </w:r>
       </w:fldSimple>
       <w:r>
-        <w:t xml:space="preserve"> has XXX referred or attended a local child and adolescent mental health service. </w:t>
+        <w:t xml:space="preserve">’s </w:t>
+      </w:r>
+      <w:fldSimple w:instr=" MERGEFIELD Guardian_attend1_rel ">
+        <w:r>
+          <w:rPr>
+            <w:noProof/>
+          </w:rPr>
+          <w:t>«Guardian_attend1_rel»</w:t>
+        </w:r>
+      </w:fldSimple>
+      <w:r>
+        <w:t xml:space="preserve"> reported: </w:t>
       </w:r>
     </w:p>
     <w:p>
@@ -4539,406 +5644,18 @@
         </w:r>
       </w:fldSimple>
       <w:r>
-        <w:t xml:space="preserve"> has a variety of interests which include:</w:t>
-      </w:r>
-    </w:p>
-    <w:p/>
-    <w:p>
-      <w:pPr>
-        <w:spacing w:after="160" w:line="259" w:lineRule="auto"/>
-        <w:rPr>
-          <w:rFonts w:cs="Helv"/>
-          <w:b/>
-          <w:bCs/>
-          <w:sz w:val="28"/>
-          <w:szCs w:val="28"/>
-        </w:rPr>
-      </w:pPr>
-      <w:r>
-        <w:br w:type="page"/>
-      </w:r>
-    </w:p>
-    <w:p>
-      <w:pPr>
-        <w:pStyle w:val="Heading1"/>
-      </w:pPr>
-      <w:bookmarkStart w:id="3" w:name="_Toc188993259"/>
-      <w:r>
-        <w:lastRenderedPageBreak/>
-        <w:t>Brief accident details</w:t>
-      </w:r>
-      <w:bookmarkEnd w:id="3"/>
-    </w:p>
-    <w:p>
-      <w:pPr>
-        <w:ind w:right="281"/>
-        <w:jc w:val="both"/>
-        <w:rPr>
-          <w:rFonts w:cstheme="minorHAnsi"/>
-          <w:b/>
-          <w:bCs/>
-        </w:rPr>
-      </w:pPr>
-      <w:r>
-        <w:rPr>
-          <w:rFonts w:cstheme="minorHAnsi"/>
-          <w:b/>
-          <w:bCs/>
-        </w:rPr>
-        <w:t xml:space="preserve">Brief accident details, as reported by </w:t>
-      </w:r>
-      <w:r>
-        <w:rPr>
-          <w:rFonts w:cstheme="minorHAnsi"/>
-          <w:b/>
-          <w:bCs/>
-        </w:rPr>
-        <w:fldChar w:fldCharType="begin"/>
-      </w:r>
-      <w:r>
-        <w:rPr>
-          <w:rFonts w:cstheme="minorHAnsi"/>
-          <w:b/>
-          <w:bCs/>
-        </w:rPr>
-        <w:instrText xml:space="preserve"> MERGEFIELD Forename </w:instrText>
-      </w:r>
-      <w:r>
-        <w:rPr>
-          <w:rFonts w:cstheme="minorHAnsi"/>
-          <w:b/>
-          <w:bCs/>
-        </w:rPr>
-        <w:fldChar w:fldCharType="separate"/>
-      </w:r>
-      <w:r>
-        <w:rPr>
-          <w:rFonts w:cstheme="minorHAnsi"/>
-          <w:b/>
-          <w:bCs/>
-          <w:noProof/>
-        </w:rPr>
-        <w:t>«Forename»</w:t>
-      </w:r>
-      <w:r>
-        <w:rPr>
-          <w:rFonts w:cstheme="minorHAnsi"/>
-          <w:b/>
-          <w:bCs/>
-        </w:rPr>
-        <w:fldChar w:fldCharType="end"/>
-      </w:r>
-      <w:r>
-        <w:rPr>
-          <w:rFonts w:cstheme="minorHAnsi"/>
-          <w:b/>
-          <w:bCs/>
-        </w:rPr>
-        <w:t xml:space="preserve"> and </w:t>
-      </w:r>
-      <w:r>
-        <w:rPr>
-          <w:rFonts w:cstheme="minorHAnsi"/>
-          <w:b/>
-          <w:bCs/>
-        </w:rPr>
-        <w:fldChar w:fldCharType="begin"/>
-      </w:r>
-      <w:r>
-        <w:rPr>
-          <w:rFonts w:cstheme="minorHAnsi"/>
-          <w:b/>
-          <w:bCs/>
-        </w:rPr>
-        <w:instrText xml:space="preserve"> MERGEFIELD Pronoun3 </w:instrText>
-      </w:r>
-      <w:r>
-        <w:rPr>
-          <w:rFonts w:cstheme="minorHAnsi"/>
-          <w:b/>
-          <w:bCs/>
-        </w:rPr>
-        <w:fldChar w:fldCharType="separate"/>
-      </w:r>
-      <w:r>
-        <w:rPr>
-          <w:rFonts w:cstheme="minorHAnsi"/>
-          <w:b/>
-          <w:bCs/>
-          <w:noProof/>
-        </w:rPr>
-        <w:t>«Pronoun3»</w:t>
-      </w:r>
-      <w:r>
-        <w:rPr>
-          <w:rFonts w:cstheme="minorHAnsi"/>
-          <w:b/>
-          <w:bCs/>
-        </w:rPr>
-        <w:fldChar w:fldCharType="end"/>
-      </w:r>
-      <w:r>
-        <w:rPr>
-          <w:rFonts w:cstheme="minorHAnsi"/>
-          <w:b/>
-          <w:bCs/>
-        </w:rPr>
-        <w:t xml:space="preserve"> </w:t>
-      </w:r>
-      <w:r>
-        <w:rPr>
-          <w:rFonts w:cstheme="minorHAnsi"/>
-          <w:b/>
-          <w:bCs/>
-        </w:rPr>
-        <w:fldChar w:fldCharType="begin"/>
-      </w:r>
-      <w:r>
-        <w:rPr>
-          <w:rFonts w:cstheme="minorHAnsi"/>
-          <w:b/>
-          <w:bCs/>
-        </w:rPr>
-        <w:instrText xml:space="preserve"> MERGEFIELD Guardian_attend1_rel </w:instrText>
-      </w:r>
-      <w:r>
-        <w:rPr>
-          <w:rFonts w:cstheme="minorHAnsi"/>
-          <w:b/>
-          <w:bCs/>
-        </w:rPr>
-        <w:fldChar w:fldCharType="separate"/>
-      </w:r>
-      <w:r>
-        <w:rPr>
-          <w:rFonts w:cstheme="minorHAnsi"/>
-          <w:b/>
-          <w:bCs/>
-          <w:noProof/>
-        </w:rPr>
-        <w:t>«Guardian_attend1_rel»</w:t>
-      </w:r>
-      <w:r>
-        <w:rPr>
-          <w:rFonts w:cstheme="minorHAnsi"/>
-          <w:b/>
-          <w:bCs/>
-        </w:rPr>
-        <w:fldChar w:fldCharType="end"/>
-      </w:r>
-      <w:r>
-        <w:rPr>
-          <w:rFonts w:cstheme="minorHAnsi"/>
-          <w:b/>
-          <w:bCs/>
-        </w:rPr>
-        <w:t>/</w:t>
-      </w:r>
-      <w:r>
-        <w:rPr>
-          <w:rFonts w:cstheme="minorHAnsi"/>
-          <w:b/>
-          <w:bCs/>
-        </w:rPr>
-        <w:fldChar w:fldCharType="begin"/>
-      </w:r>
-      <w:r>
-        <w:rPr>
-          <w:rFonts w:cstheme="minorHAnsi"/>
-          <w:b/>
-          <w:bCs/>
-        </w:rPr>
-        <w:instrText xml:space="preserve"> MERGEFIELD Guardian_attend2_rel </w:instrText>
-      </w:r>
-      <w:r>
-        <w:rPr>
-          <w:rFonts w:cstheme="minorHAnsi"/>
-          <w:b/>
-          <w:bCs/>
-        </w:rPr>
-        <w:fldChar w:fldCharType="separate"/>
-      </w:r>
-      <w:r>
-        <w:rPr>
-          <w:rFonts w:cstheme="minorHAnsi"/>
-          <w:b/>
-          <w:bCs/>
-          <w:noProof/>
-        </w:rPr>
-        <w:t>«Guardian_attend2_rel»</w:t>
-      </w:r>
-      <w:r>
-        <w:rPr>
-          <w:rFonts w:cstheme="minorHAnsi"/>
-          <w:b/>
-          <w:bCs/>
-        </w:rPr>
-        <w:fldChar w:fldCharType="end"/>
-      </w:r>
-      <w:r>
-        <w:rPr>
-          <w:rFonts w:cstheme="minorHAnsi"/>
-          <w:b/>
-          <w:bCs/>
-        </w:rPr>
-        <w:t>:</w:t>
-      </w:r>
-    </w:p>
-    <w:p>
-      <w:pPr>
-        <w:pStyle w:val="Heading4"/>
-      </w:pPr>
-      <w:r>
-        <w:t xml:space="preserve">On the  </w:t>
-      </w:r>
-      <w:r>
-        <w:fldChar w:fldCharType="begin"/>
-      </w:r>
-      <w:r>
-        <w:instrText xml:space="preserve"> MERGEFIELD Date_accident </w:instrText>
-      </w:r>
-      <w:r>
-        <w:instrText>\@ "DD/MM/YYYY"</w:instrText>
-      </w:r>
-      <w:r>
-        <w:fldChar w:fldCharType="separate"/>
-      </w:r>
-      <w:r>
-        <w:rPr>
-          <w:noProof/>
-        </w:rPr>
-        <w:t>«Date_accident»</w:t>
-      </w:r>
-      <w:r>
-        <w:rPr>
-          <w:noProof/>
-        </w:rPr>
-        <w:fldChar w:fldCharType="end"/>
-      </w:r>
-      <w:r>
-        <w:t xml:space="preserve"> at approximately (</w:t>
-      </w:r>
-      <w:r>
-        <w:rPr>
-          <w:b/>
-          <w:bCs/>
-        </w:rPr>
-        <w:t>XX</w:t>
-      </w:r>
-      <w:r>
-        <w:t>:</w:t>
-      </w:r>
-      <w:r>
-        <w:rPr>
-          <w:b/>
-          <w:bCs/>
-        </w:rPr>
-        <w:t>XX</w:t>
-      </w:r>
-      <w:r>
-        <w:t xml:space="preserve">), </w:t>
-      </w:r>
-    </w:p>
-    <w:p/>
-    <w:p>
-      <w:pPr>
-        <w:rPr>
-          <w:b/>
-          <w:sz w:val="26"/>
-          <w:szCs w:val="26"/>
-        </w:rPr>
-      </w:pPr>
-    </w:p>
-    <w:p>
-      <w:pPr>
-        <w:spacing w:after="160" w:line="259" w:lineRule="auto"/>
-        <w:rPr>
-          <w:b/>
-          <w:sz w:val="26"/>
-          <w:szCs w:val="26"/>
-        </w:rPr>
-      </w:pPr>
-      <w:r>
-        <w:rPr>
-          <w:b/>
-          <w:sz w:val="26"/>
-          <w:szCs w:val="26"/>
-        </w:rPr>
-        <w:br w:type="page"/>
-      </w:r>
-    </w:p>
-    <w:p>
-      <w:pPr>
-        <w:pStyle w:val="Heading1"/>
-      </w:pPr>
-      <w:bookmarkStart w:id="4" w:name="_Toc188993260"/>
-      <w:r>
-        <w:lastRenderedPageBreak/>
-        <w:t xml:space="preserve">Details of </w:t>
-      </w:r>
-      <w:r>
-        <w:t>d</w:t>
-      </w:r>
-      <w:r>
-        <w:t>ominant</w:t>
-      </w:r>
-      <w:r>
-        <w:t>/most significant</w:t>
-      </w:r>
-      <w:r>
-        <w:t xml:space="preserve"> </w:t>
-      </w:r>
-      <w:r>
-        <w:t>i</w:t>
-      </w:r>
-      <w:r>
-        <w:t xml:space="preserve">njury </w:t>
-      </w:r>
-      <w:r>
-        <w:t>s</w:t>
-      </w:r>
-      <w:r>
-        <w:t>ustained</w:t>
-      </w:r>
-      <w:r>
-        <w:t xml:space="preserve"> (within </w:t>
-      </w:r>
-      <w:r>
-        <w:t xml:space="preserve">my </w:t>
-      </w:r>
-      <w:r>
-        <w:t>expertise)</w:t>
-      </w:r>
-      <w:bookmarkEnd w:id="4"/>
-    </w:p>
-    <w:p>
-      <w:pPr>
-        <w:pStyle w:val="Heading2"/>
-      </w:pPr>
-      <w:bookmarkStart w:id="5" w:name="_Toc188993261"/>
-      <w:r>
-        <w:t>Pre-</w:t>
-      </w:r>
-      <w:r>
-        <w:t>a</w:t>
-      </w:r>
-      <w:r>
-        <w:t>ccident</w:t>
-      </w:r>
-      <w:r>
-        <w:t xml:space="preserve"> </w:t>
-      </w:r>
-      <w:r>
-        <w:t>f</w:t>
-      </w:r>
-      <w:r>
-        <w:t>unctioning</w:t>
-      </w:r>
-      <w:r>
-        <w:t xml:space="preserve"> as reported by</w:t>
-      </w:r>
-      <w:r>
-        <w:t xml:space="preserve"> </w:t>
+        <w:t xml:space="preserve">’s </w:t>
+      </w:r>
+      <w:fldSimple w:instr=" MERGEFIELD Guardian_attend1_rel ">
+        <w:r>
+          <w:rPr>
+            <w:noProof/>
+          </w:rPr>
+          <w:t>«Guardian_attend1_rel»</w:t>
+        </w:r>
+      </w:fldSimple>
+      <w:r>
+        <w:t xml:space="preserve"> reported that </w:t>
       </w:r>
       <w:fldSimple w:instr=" MERGEFIELD Forename ">
         <w:r>
@@ -4949,18 +5666,29 @@
         </w:r>
       </w:fldSimple>
       <w:r>
-        <w:t xml:space="preserve"> and </w:t>
-      </w:r>
-      <w:fldSimple w:instr=" MERGEFIELD Pronoun3 ">
+        <w:rPr>
+          <w:noProof/>
+        </w:rPr>
+        <w:t xml:space="preserve"> </w:t>
+      </w:r>
+      <w:r>
+        <w:t xml:space="preserve"> did not attend an accident &amp; emergency department following the accident.</w:t>
+      </w:r>
+    </w:p>
+    <w:p>
+      <w:pPr>
+        <w:pStyle w:val="Heading4"/>
+      </w:pPr>
+      <w:fldSimple w:instr=" MERGEFIELD Forename ">
         <w:r>
           <w:rPr>
             <w:noProof/>
           </w:rPr>
-          <w:t>«Pronoun3»</w:t>
+          <w:t>«Forename»</w:t>
         </w:r>
       </w:fldSimple>
       <w:r>
-        <w:t xml:space="preserve"> </w:t>
+        <w:t xml:space="preserve">’s </w:t>
       </w:r>
       <w:fldSimple w:instr=" MERGEFIELD Guardian_attend1_rel ">
         <w:r>
@@ -4971,132 +5699,8 @@
         </w:r>
       </w:fldSimple>
       <w:r>
-        <w:t>/</w:t>
-      </w:r>
-      <w:fldSimple w:instr=" MERGEFIELD Guardian_attend2_rel ">
-        <w:r>
-          <w:rPr>
-            <w:noProof/>
-          </w:rPr>
-          <w:t>«Guardian_attend2_rel»</w:t>
-        </w:r>
-      </w:fldSimple>
-      <w:r>
-        <w:t xml:space="preserve"> </w:t>
-      </w:r>
-      <w:r>
-        <w:t>:</w:t>
-      </w:r>
-      <w:bookmarkEnd w:id="5"/>
-    </w:p>
-    <w:p>
-      <w:pPr>
-        <w:pStyle w:val="Heading4"/>
-        <w:rPr>
-          <w:lang w:eastAsia="en-GB"/>
-        </w:rPr>
-      </w:pPr>
-      <w:r>
-        <w:rPr>
-          <w:b/>
-          <w:bCs/>
-          <w:lang w:eastAsia="en-GB"/>
-        </w:rPr>
-        <w:t xml:space="preserve">Prior to the </w:t>
-      </w:r>
-      <w:r>
-        <w:rPr>
-          <w:b/>
-          <w:bCs/>
-          <w:lang w:eastAsia="en-GB"/>
-        </w:rPr>
-        <w:t xml:space="preserve">accident, </w:t>
-      </w:r>
-      <w:r>
-        <w:rPr>
-          <w:lang w:eastAsia="en-GB"/>
-        </w:rPr>
-        <w:fldChar w:fldCharType="begin"/>
-      </w:r>
-      <w:r>
-        <w:rPr>
-          <w:lang w:eastAsia="en-GB"/>
-        </w:rPr>
-        <w:instrText xml:space="preserve"> MERGEFIELD Forename </w:instrText>
-      </w:r>
-      <w:r>
-        <w:rPr>
-          <w:lang w:eastAsia="en-GB"/>
-        </w:rPr>
-        <w:fldChar w:fldCharType="separate"/>
-      </w:r>
-      <w:r>
-        <w:rPr>
-          <w:noProof/>
-          <w:lang w:eastAsia="en-GB"/>
-        </w:rPr>
-        <w:t>«Forename»</w:t>
-      </w:r>
-      <w:r>
-        <w:rPr>
-          <w:lang w:eastAsia="en-GB"/>
-        </w:rPr>
-        <w:fldChar w:fldCharType="end"/>
-      </w:r>
-      <w:r>
-        <w:rPr>
-          <w:lang w:eastAsia="en-GB"/>
-        </w:rPr>
-        <w:t xml:space="preserve"> was described as “_____”, who </w:t>
-      </w:r>
-      <w:r>
-        <w:rPr>
-          <w:b/>
-          <w:bCs/>
-          <w:lang w:eastAsia="en-GB"/>
-        </w:rPr>
-        <w:t>did/did</w:t>
-      </w:r>
-      <w:r>
-        <w:rPr>
-          <w:lang w:eastAsia="en-GB"/>
-        </w:rPr>
-        <w:t xml:space="preserve"> </w:t>
-      </w:r>
-      <w:r>
-        <w:rPr>
-          <w:b/>
-          <w:bCs/>
-          <w:lang w:eastAsia="en-GB"/>
-        </w:rPr>
-        <w:t>not</w:t>
-      </w:r>
-      <w:r>
-        <w:rPr>
-          <w:lang w:eastAsia="en-GB"/>
-        </w:rPr>
-        <w:t xml:space="preserve"> have a known pre-existing emotional or behavioural condition. </w:t>
-      </w:r>
-    </w:p>
-    <w:p>
-      <w:pPr>
-        <w:pStyle w:val="Heading3"/>
-        <w:rPr>
-          <w:b w:val="0"/>
-          <w:lang w:eastAsia="en-GB"/>
-        </w:rPr>
-      </w:pPr>
-      <w:r>
-        <w:rPr>
-          <w:lang w:eastAsia="en-GB"/>
-        </w:rPr>
-        <w:t xml:space="preserve">Pre-accident behavioural and emotional functioning: </w:t>
-      </w:r>
-    </w:p>
-    <w:p>
-      <w:pPr>
-        <w:pStyle w:val="Heading4"/>
-      </w:pPr>
+        <w:t xml:space="preserve"> reported that </w:t>
+      </w:r>
       <w:fldSimple w:instr=" MERGEFIELD Forename ">
         <w:r>
           <w:rPr>
@@ -5106,2867 +5710,19 @@
         </w:r>
       </w:fldSimple>
       <w:r>
-        <w:t xml:space="preserve"> was described as having a  “__________” mood prior to the accident with </w:t>
-      </w:r>
-      <w:r>
-        <w:rPr>
-          <w:b/>
-          <w:bCs/>
-        </w:rPr>
-        <w:t>no</w:t>
-      </w:r>
-      <w:r>
-        <w:t xml:space="preserve"> depressive symptoms. </w:t>
-      </w:r>
-      <w:fldSimple w:instr=" MERGEFIELD Pronoun3 ">
-        <w:r>
-          <w:rPr>
-            <w:noProof/>
-          </w:rPr>
-          <w:t>«Pronoun3»</w:t>
-        </w:r>
-      </w:fldSimple>
-      <w:r>
-        <w:t xml:space="preserve"> </w:t>
-      </w:r>
-      <w:r>
-        <w:t xml:space="preserve"> </w:t>
-      </w:r>
-      <w:r>
-        <w:rPr>
-          <w:b/>
-          <w:bCs/>
-        </w:rPr>
-        <w:t>did or did</w:t>
-      </w:r>
-      <w:r>
-        <w:t xml:space="preserve"> not demonstrate anhedonia.  </w:t>
+        <w:rPr>
+          <w:noProof/>
+        </w:rPr>
+        <w:t xml:space="preserve"> did not attend any counselling or other psychological support following the accident. </w:t>
       </w:r>
     </w:p>
     <w:p>
       <w:pPr>
         <w:pStyle w:val="Heading4"/>
-      </w:pPr>
-      <w:fldSimple w:instr=" MERGEFIELD Forename ">
-        <w:r>
-          <w:rPr>
-            <w:noProof/>
-          </w:rPr>
-          <w:t>«Forename»</w:t>
-        </w:r>
-      </w:fldSimple>
-      <w:r>
-        <w:t xml:space="preserve"> </w:t>
-      </w:r>
-      <w:r>
-        <w:t xml:space="preserve"> </w:t>
-      </w:r>
-      <w:r>
-        <w:rPr>
-          <w:b/>
-          <w:bCs/>
-        </w:rPr>
-        <w:t>had or did not</w:t>
-      </w:r>
-      <w:r>
-        <w:t xml:space="preserve"> have specific or broad or free floating fears or worries. </w:t>
-      </w:r>
-      <w:fldSimple w:instr=" MERGEFIELD Forename ">
-        <w:r>
-          <w:rPr>
-            <w:noProof/>
-          </w:rPr>
-          <w:t>«Forename»</w:t>
-        </w:r>
-      </w:fldSimple>
-      <w:r>
-        <w:t xml:space="preserve"> was reported to </w:t>
-      </w:r>
-      <w:r>
-        <w:rPr>
-          <w:b/>
-          <w:bCs/>
-        </w:rPr>
-        <w:t>have or not</w:t>
-      </w:r>
-      <w:r>
-        <w:t xml:space="preserve"> have prior panic symptoms or somatic symptoms (i.e., body sensations of anxiety). </w:t>
-      </w:r>
-    </w:p>
-    <w:p>
-      <w:pPr>
-        <w:pStyle w:val="Heading4"/>
-      </w:pPr>
-      <w:fldSimple w:instr=" MERGEFIELD Forename ">
-        <w:r>
-          <w:rPr>
-            <w:noProof/>
-          </w:rPr>
-          <w:t>«Forename»</w:t>
-        </w:r>
-      </w:fldSimple>
-      <w:r>
-        <w:t xml:space="preserve"> was reported to </w:t>
-      </w:r>
-      <w:r>
-        <w:rPr>
-          <w:b/>
-          <w:bCs/>
-        </w:rPr>
-        <w:t>have or not</w:t>
-      </w:r>
-      <w:r>
-        <w:t xml:space="preserve"> have prior social anxiety or obsessive or compulsive symptoms. </w:t>
-      </w:r>
-    </w:p>
-    <w:p>
-      <w:pPr>
-        <w:pStyle w:val="Heading4"/>
-      </w:pPr>
-      <w:r>
-        <w:rPr>
-          <w:b/>
-          <w:bCs/>
-        </w:rPr>
-        <w:t>No</w:t>
-      </w:r>
-      <w:r>
-        <w:t xml:space="preserve"> suggestion of hallucinations, delusions, paranoia. </w:t>
-      </w:r>
-    </w:p>
-    <w:p>
-      <w:pPr>
-        <w:pStyle w:val="Heading4"/>
-      </w:pPr>
-      <w:fldSimple w:instr=" MERGEFIELD Forename ">
-        <w:r>
-          <w:rPr>
-            <w:noProof/>
-          </w:rPr>
-          <w:t>«Forename»</w:t>
-        </w:r>
-      </w:fldSimple>
-      <w:r>
-        <w:t xml:space="preserve"> was reported to </w:t>
-      </w:r>
-      <w:r>
-        <w:rPr>
-          <w:b/>
-          <w:bCs/>
-        </w:rPr>
-        <w:t>have or not</w:t>
-      </w:r>
-      <w:r>
-        <w:t xml:space="preserve"> have prior restrictive eating and purging. </w:t>
-      </w:r>
-    </w:p>
-    <w:p>
-      <w:pPr>
-        <w:pStyle w:val="Heading4"/>
-      </w:pPr>
-      <w:fldSimple w:instr=" MERGEFIELD Forename ">
-        <w:r>
-          <w:rPr>
-            <w:noProof/>
-          </w:rPr>
-          <w:t>«Forename»</w:t>
-        </w:r>
-      </w:fldSimple>
-      <w:r>
-        <w:t xml:space="preserve"> </w:t>
-      </w:r>
-      <w:r>
-        <w:rPr>
-          <w:b/>
-          <w:bCs/>
-        </w:rPr>
-        <w:t>did or did not have</w:t>
-      </w:r>
-      <w:r>
-        <w:t xml:space="preserve"> a prior autism assessment.</w:t>
-      </w:r>
-    </w:p>
-    <w:p>
-      <w:pPr>
-        <w:pStyle w:val="Heading4"/>
-      </w:pPr>
-      <w:fldSimple w:instr=" MERGEFIELD Forename ">
-        <w:r>
-          <w:rPr>
-            <w:noProof/>
-          </w:rPr>
-          <w:t>«Forename»</w:t>
-        </w:r>
-      </w:fldSimple>
-      <w:r>
-        <w:t xml:space="preserve"> was reported </w:t>
-      </w:r>
-      <w:r>
-        <w:rPr>
-          <w:b/>
-          <w:bCs/>
-        </w:rPr>
-        <w:t>do have/</w:t>
-      </w:r>
-      <w:r>
-        <w:t xml:space="preserve"> </w:t>
-      </w:r>
-      <w:r>
-        <w:rPr>
-          <w:b/>
-          <w:bCs/>
-        </w:rPr>
-        <w:t xml:space="preserve">did not </w:t>
-      </w:r>
-      <w:r>
-        <w:t xml:space="preserve">have meltdowns more frequently or more intensely than other children at </w:t>
-      </w:r>
-      <w:fldSimple w:instr=" MERGEFIELD Pronoun3 ">
-        <w:r>
-          <w:rPr>
-            <w:noProof/>
-          </w:rPr>
-          <w:t>«Pronoun3»</w:t>
-        </w:r>
-      </w:fldSimple>
-      <w:r>
-        <w:t xml:space="preserve"> developmental age. </w:t>
-      </w:r>
-    </w:p>
-    <w:p>
-      <w:pPr>
-        <w:pStyle w:val="Heading4"/>
-      </w:pPr>
-      <w:fldSimple w:instr=" MERGEFIELD Forename ">
-        <w:r>
-          <w:rPr>
-            <w:noProof/>
-          </w:rPr>
-          <w:t>«Forename»</w:t>
-        </w:r>
-      </w:fldSimple>
-      <w:r>
-        <w:t xml:space="preserve"> was reported </w:t>
-      </w:r>
-      <w:r>
-        <w:rPr>
-          <w:b/>
-          <w:bCs/>
-        </w:rPr>
-        <w:t>to not</w:t>
-      </w:r>
-      <w:r>
-        <w:t xml:space="preserve"> have experienced prior separation anxiety. </w:t>
-      </w:r>
-    </w:p>
-    <w:p>
-      <w:pPr>
-        <w:pStyle w:val="Heading3"/>
-      </w:pPr>
-      <w:r>
-        <w:t xml:space="preserve">Pre-accident social and adaptive functioning: </w:t>
-      </w:r>
-    </w:p>
-    <w:p>
-      <w:pPr>
-        <w:pStyle w:val="Heading4"/>
-      </w:pPr>
-      <w:fldSimple w:instr=" MERGEFIELD Forename ">
-        <w:r>
-          <w:rPr>
-            <w:noProof/>
-          </w:rPr>
-          <w:t>«Forename»</w:t>
-        </w:r>
-      </w:fldSimple>
-      <w:r>
-        <w:t xml:space="preserve"> </w:t>
-      </w:r>
-      <w:r>
-        <w:rPr>
-          <w:b/>
-          <w:bCs/>
-        </w:rPr>
-        <w:t>had or did not</w:t>
-      </w:r>
-      <w:r>
-        <w:t xml:space="preserve"> have a reasonable amount and quality of sleep (X-X hours per night, XX:XX – XX:XX), with </w:t>
-      </w:r>
-      <w:r>
-        <w:rPr>
-          <w:b/>
-          <w:bCs/>
-        </w:rPr>
-        <w:t>no</w:t>
-      </w:r>
-      <w:r>
-        <w:t xml:space="preserve"> night terrors or frequent nightmares. </w:t>
-      </w:r>
-    </w:p>
-    <w:p>
-      <w:pPr>
-        <w:pStyle w:val="Heading4"/>
-      </w:pPr>
-      <w:fldSimple w:instr=" MERGEFIELD Forename ">
-        <w:r>
-          <w:rPr>
-            <w:noProof/>
-          </w:rPr>
-          <w:t>«Forename»</w:t>
-        </w:r>
-      </w:fldSimple>
-      <w:r>
-        <w:t xml:space="preserve"> </w:t>
-      </w:r>
-      <w:r>
-        <w:rPr>
-          <w:b/>
-          <w:bCs/>
-        </w:rPr>
-        <w:t>had  or did not</w:t>
-      </w:r>
-      <w:r>
-        <w:t xml:space="preserve"> have a good appetite with a reasonable variety of food. </w:t>
-      </w:r>
-    </w:p>
-    <w:p>
-      <w:pPr>
-        <w:pStyle w:val="Heading4"/>
-      </w:pPr>
-      <w:fldSimple w:instr=" MERGEFIELD Forename ">
-        <w:r>
-          <w:rPr>
-            <w:noProof/>
-          </w:rPr>
-          <w:t>«Forename»</w:t>
-        </w:r>
-      </w:fldSimple>
-      <w:r>
-        <w:t xml:space="preserve"> </w:t>
-      </w:r>
-      <w:r>
-        <w:rPr>
-          <w:b/>
-          <w:bCs/>
-        </w:rPr>
-        <w:t>had or did not</w:t>
-      </w:r>
-      <w:r>
-        <w:t xml:space="preserve"> have good energy levels. </w:t>
-      </w:r>
-    </w:p>
-    <w:p>
-      <w:pPr>
-        <w:pStyle w:val="Heading4"/>
-      </w:pPr>
-      <w:fldSimple w:instr=" MERGEFIELD Forename ">
-        <w:r>
-          <w:rPr>
-            <w:noProof/>
-          </w:rPr>
-          <w:t>«Forename»</w:t>
-        </w:r>
-      </w:fldSimple>
-      <w:r>
-        <w:t xml:space="preserve"> </w:t>
-      </w:r>
-      <w:r>
-        <w:rPr>
-          <w:b/>
-          <w:bCs/>
-        </w:rPr>
-        <w:t>was</w:t>
-      </w:r>
-      <w:r>
-        <w:t xml:space="preserve"> toilet trained by day and night at age XX years. </w:t>
-      </w:r>
-      <w:r>
-        <w:rPr>
-          <w:b/>
-          <w:bCs/>
-        </w:rPr>
-        <w:t>No</w:t>
-      </w:r>
-      <w:r>
-        <w:t xml:space="preserve"> reported enuresis. </w:t>
-      </w:r>
-    </w:p>
-    <w:p>
-      <w:pPr>
-        <w:pStyle w:val="Heading4"/>
-      </w:pPr>
-      <w:fldSimple w:instr=" MERGEFIELD Forename ">
-        <w:r>
-          <w:rPr>
-            <w:noProof/>
-          </w:rPr>
-          <w:t>«Forename»</w:t>
-        </w:r>
-      </w:fldSimple>
-      <w:r>
-        <w:t xml:space="preserve"> </w:t>
-      </w:r>
-      <w:r>
-        <w:rPr>
-          <w:b/>
-          <w:bCs/>
-        </w:rPr>
-        <w:t>did not</w:t>
-      </w:r>
-      <w:r>
-        <w:t xml:space="preserve"> experience tics or stereotypical movements.  </w:t>
-      </w:r>
-    </w:p>
-    <w:p>
-      <w:pPr>
-        <w:pStyle w:val="Heading4"/>
-      </w:pPr>
-      <w:fldSimple w:instr=" MERGEFIELD Forename ">
-        <w:r>
-          <w:rPr>
-            <w:noProof/>
-          </w:rPr>
-          <w:t>«Forename»</w:t>
-        </w:r>
-      </w:fldSimple>
-      <w:r>
-        <w:t xml:space="preserve"> had age appropriate interests (i.e., </w:t>
-      </w:r>
-      <w:r>
-        <w:rPr>
-          <w:b/>
-          <w:bCs/>
-        </w:rPr>
-        <w:t>hobbies</w:t>
-      </w:r>
-      <w:r>
-        <w:t xml:space="preserve">).  </w:t>
-      </w:r>
-    </w:p>
-    <w:p>
-      <w:pPr>
-        <w:spacing w:before="100" w:beforeAutospacing="1" w:after="100" w:afterAutospacing="1" w:line="240" w:lineRule="auto"/>
-        <w:jc w:val="both"/>
-        <w:rPr>
-          <w:rFonts w:eastAsia="Times New Roman" w:cstheme="minorHAnsi"/>
-          <w:b/>
-          <w:bCs/>
-          <w:lang w:eastAsia="en-GB"/>
-        </w:rPr>
-      </w:pPr>
-      <w:r>
-        <w:rPr>
-          <w:rFonts w:eastAsia="Times New Roman" w:cstheme="minorHAnsi"/>
-          <w:b/>
-          <w:bCs/>
-          <w:lang w:eastAsia="en-GB"/>
-        </w:rPr>
-        <w:t xml:space="preserve">Developmental milestones: </w:t>
-      </w:r>
-    </w:p>
-    <w:p>
-      <w:pPr>
-        <w:pStyle w:val="Heading4"/>
-        <w:rPr>
-          <w:lang w:eastAsia="en-GB"/>
-        </w:rPr>
-      </w:pPr>
-      <w:r>
-        <w:rPr>
-          <w:lang w:eastAsia="en-GB"/>
-        </w:rPr>
-        <w:t xml:space="preserve">According to </w:t>
-      </w:r>
-      <w:r>
-        <w:rPr>
-          <w:lang w:eastAsia="en-GB"/>
-        </w:rPr>
-        <w:fldChar w:fldCharType="begin"/>
-      </w:r>
-      <w:r>
-        <w:rPr>
-          <w:lang w:eastAsia="en-GB"/>
-        </w:rPr>
-        <w:instrText xml:space="preserve"> MERGEFIELD Forename </w:instrText>
-      </w:r>
-      <w:r>
-        <w:rPr>
-          <w:lang w:eastAsia="en-GB"/>
-        </w:rPr>
-        <w:fldChar w:fldCharType="separate"/>
-      </w:r>
-      <w:r>
-        <w:rPr>
-          <w:noProof/>
-          <w:lang w:eastAsia="en-GB"/>
-        </w:rPr>
-        <w:t>«</w:t>
-      </w:r>
-      <w:proofErr w:type="spellStart"/>
-      <w:r>
-        <w:rPr>
-          <w:noProof/>
-          <w:lang w:eastAsia="en-GB"/>
-        </w:rPr>
-        <w:t>Forename»</w:t>
-      </w:r>
-      <w:r>
-        <w:rPr>
-          <w:lang w:eastAsia="en-GB"/>
-        </w:rPr>
-        <w:fldChar w:fldCharType="end"/>
-      </w:r>
-      <w:r>
-        <w:rPr>
-          <w:lang w:eastAsia="en-GB"/>
-        </w:rPr>
-        <w:t>’s</w:t>
-      </w:r>
-      <w:proofErr w:type="spellEnd"/>
-      <w:r>
-        <w:rPr>
-          <w:lang w:eastAsia="en-GB"/>
-        </w:rPr>
-        <w:t xml:space="preserve"> </w:t>
-      </w:r>
-      <w:r>
-        <w:rPr>
-          <w:lang w:eastAsia="en-GB"/>
-        </w:rPr>
-        <w:fldChar w:fldCharType="begin"/>
-      </w:r>
-      <w:r>
-        <w:rPr>
-          <w:lang w:eastAsia="en-GB"/>
-        </w:rPr>
-        <w:instrText xml:space="preserve"> MERGEFIELD Guardian_attend1_rel </w:instrText>
-      </w:r>
-      <w:r>
-        <w:rPr>
-          <w:lang w:eastAsia="en-GB"/>
-        </w:rPr>
-        <w:fldChar w:fldCharType="separate"/>
-      </w:r>
-      <w:r>
-        <w:rPr>
-          <w:noProof/>
-          <w:lang w:eastAsia="en-GB"/>
-        </w:rPr>
-        <w:t>«Guardian_attend1_rel»</w:t>
-      </w:r>
-      <w:r>
-        <w:rPr>
-          <w:lang w:eastAsia="en-GB"/>
-        </w:rPr>
-        <w:fldChar w:fldCharType="end"/>
-      </w:r>
-      <w:r>
-        <w:rPr>
-          <w:lang w:eastAsia="en-GB"/>
-        </w:rPr>
-        <w:t>/</w:t>
-      </w:r>
-      <w:r>
-        <w:rPr>
-          <w:lang w:eastAsia="en-GB"/>
-        </w:rPr>
-        <w:fldChar w:fldCharType="begin"/>
-      </w:r>
-      <w:r>
-        <w:rPr>
-          <w:lang w:eastAsia="en-GB"/>
-        </w:rPr>
-        <w:instrText xml:space="preserve"> MERGEFIELD Guardian_attend2_rel </w:instrText>
-      </w:r>
-      <w:r>
-        <w:rPr>
-          <w:lang w:eastAsia="en-GB"/>
-        </w:rPr>
-        <w:fldChar w:fldCharType="separate"/>
-      </w:r>
-      <w:r>
-        <w:rPr>
-          <w:noProof/>
-          <w:lang w:eastAsia="en-GB"/>
-        </w:rPr>
-        <w:t>«Guardian_attend2_rel»</w:t>
-      </w:r>
-      <w:r>
-        <w:rPr>
-          <w:lang w:eastAsia="en-GB"/>
-        </w:rPr>
-        <w:fldChar w:fldCharType="end"/>
-      </w:r>
-      <w:r>
-        <w:rPr>
-          <w:lang w:eastAsia="en-GB"/>
-        </w:rPr>
-        <w:t xml:space="preserve">, </w:t>
-      </w:r>
-      <w:r>
-        <w:rPr>
-          <w:lang w:eastAsia="en-GB"/>
-        </w:rPr>
-        <w:fldChar w:fldCharType="begin"/>
-      </w:r>
-      <w:r>
-        <w:rPr>
-          <w:lang w:eastAsia="en-GB"/>
-        </w:rPr>
-        <w:instrText xml:space="preserve"> MERGEFIELD Forename </w:instrText>
-      </w:r>
-      <w:r>
-        <w:rPr>
-          <w:lang w:eastAsia="en-GB"/>
-        </w:rPr>
-        <w:fldChar w:fldCharType="separate"/>
-      </w:r>
-      <w:r>
-        <w:rPr>
-          <w:noProof/>
-          <w:lang w:eastAsia="en-GB"/>
-        </w:rPr>
-        <w:t>«Forename»</w:t>
-      </w:r>
-      <w:r>
-        <w:rPr>
-          <w:lang w:eastAsia="en-GB"/>
-        </w:rPr>
-        <w:fldChar w:fldCharType="end"/>
-      </w:r>
-      <w:r>
-        <w:rPr>
-          <w:lang w:eastAsia="en-GB"/>
-        </w:rPr>
-        <w:t xml:space="preserve"> </w:t>
-      </w:r>
-      <w:r>
-        <w:rPr>
-          <w:b/>
-          <w:bCs/>
-          <w:lang w:eastAsia="en-GB"/>
-        </w:rPr>
-        <w:t>met</w:t>
-      </w:r>
-      <w:r>
-        <w:rPr>
-          <w:lang w:eastAsia="en-GB"/>
-        </w:rPr>
-        <w:t xml:space="preserve"> </w:t>
-      </w:r>
-      <w:r>
-        <w:rPr>
-          <w:lang w:eastAsia="en-GB"/>
-        </w:rPr>
-        <w:fldChar w:fldCharType="begin"/>
-      </w:r>
-      <w:r>
-        <w:rPr>
-          <w:lang w:eastAsia="en-GB"/>
-        </w:rPr>
-        <w:instrText xml:space="preserve"> MERGEFIELD Pronoun3 </w:instrText>
-      </w:r>
-      <w:r>
-        <w:rPr>
-          <w:lang w:eastAsia="en-GB"/>
-        </w:rPr>
-        <w:fldChar w:fldCharType="separate"/>
-      </w:r>
-      <w:r>
-        <w:rPr>
-          <w:noProof/>
-          <w:lang w:eastAsia="en-GB"/>
-        </w:rPr>
-        <w:t>«Pronoun3»</w:t>
-      </w:r>
-      <w:r>
-        <w:rPr>
-          <w:lang w:eastAsia="en-GB"/>
-        </w:rPr>
-        <w:fldChar w:fldCharType="end"/>
-      </w:r>
-      <w:r>
-        <w:rPr>
-          <w:lang w:eastAsia="en-GB"/>
-        </w:rPr>
-        <w:t xml:space="preserve"> developmental milestones. There was </w:t>
-      </w:r>
-      <w:r>
-        <w:rPr>
-          <w:b/>
-          <w:bCs/>
-          <w:lang w:eastAsia="en-GB"/>
-        </w:rPr>
-        <w:t xml:space="preserve">no </w:t>
-      </w:r>
-      <w:r>
-        <w:rPr>
-          <w:lang w:eastAsia="en-GB"/>
-        </w:rPr>
-        <w:t>reported developmental regression</w:t>
-      </w:r>
-    </w:p>
-    <w:p>
-      <w:pPr>
-        <w:spacing w:after="160" w:line="259" w:lineRule="auto"/>
-        <w:rPr>
-          <w:rFonts w:eastAsia="Times New Roman" w:cstheme="minorHAnsi"/>
-          <w:b/>
-          <w:bCs/>
-          <w:sz w:val="24"/>
-          <w:szCs w:val="24"/>
-          <w:lang w:eastAsia="en-GB"/>
-        </w:rPr>
-      </w:pPr>
-      <w:r>
-        <w:br w:type="page"/>
-      </w:r>
-    </w:p>
-    <w:p>
-      <w:pPr>
-        <w:pStyle w:val="Heading2"/>
-      </w:pPr>
-      <w:bookmarkStart w:id="6" w:name="_Toc188993262"/>
-      <w:r>
-        <w:lastRenderedPageBreak/>
-        <w:t xml:space="preserve">Immediate-short term period following the accident as reported by </w:t>
-      </w:r>
-      <w:fldSimple w:instr=" MERGEFIELD Forename ">
-        <w:r>
-          <w:rPr>
-            <w:noProof/>
-          </w:rPr>
-          <w:t>«Forename»</w:t>
-        </w:r>
-      </w:fldSimple>
-      <w:r>
-        <w:t xml:space="preserve"> and  </w:t>
-      </w:r>
-      <w:fldSimple w:instr=" MERGEFIELD Pronoun3 ">
-        <w:r>
-          <w:rPr>
-            <w:noProof/>
-          </w:rPr>
-          <w:t>«Pronoun3»</w:t>
-        </w:r>
-      </w:fldSimple>
-      <w:r>
-        <w:t xml:space="preserve"> </w:t>
-      </w:r>
-      <w:fldSimple w:instr=" MERGEFIELD Guardian_attend1_rel ">
-        <w:r>
-          <w:rPr>
-            <w:noProof/>
-          </w:rPr>
-          <w:t>«Guardian_attend1_rel»</w:t>
-        </w:r>
-      </w:fldSimple>
-      <w:r>
-        <w:t>/</w:t>
-      </w:r>
-      <w:fldSimple w:instr=" MERGEFIELD Guardian_attend2_rel ">
-        <w:r>
-          <w:rPr>
-            <w:noProof/>
-          </w:rPr>
-          <w:t>«Guardian_attend2_rel»</w:t>
-        </w:r>
-      </w:fldSimple>
-      <w:r>
-        <w:t>:</w:t>
-      </w:r>
-      <w:bookmarkEnd w:id="6"/>
-    </w:p>
-    <w:p>
-      <w:pPr>
-        <w:pStyle w:val="Heading4"/>
-      </w:pPr>
-      <w:r>
-        <w:t xml:space="preserve">Following the accident, </w:t>
-      </w:r>
-      <w:fldSimple w:instr=" MERGEFIELD Forename ">
-        <w:r>
-          <w:rPr>
-            <w:noProof/>
-          </w:rPr>
-          <w:t>«Forename»</w:t>
-        </w:r>
-      </w:fldSimple>
-      <w:r>
-        <w:t xml:space="preserve"> </w:t>
-      </w:r>
-      <w:r>
-        <w:t xml:space="preserve">sustained </w:t>
-      </w:r>
-      <w:r>
-        <w:rPr>
-          <w:b/>
-          <w:bCs/>
-        </w:rPr>
-        <w:t>no/yes</w:t>
-      </w:r>
-      <w:r>
-        <w:t xml:space="preserve"> physical injury. </w:t>
-      </w:r>
-      <w:fldSimple w:instr=" MERGEFIELD Forename ">
-        <w:r>
-          <w:rPr>
-            <w:noProof/>
-          </w:rPr>
-          <w:t>«Forename»</w:t>
-        </w:r>
-      </w:fldSimple>
-      <w:r>
-        <w:t xml:space="preserve"> sustained psychological consequences:</w:t>
-      </w:r>
-    </w:p>
-    <w:p>
-      <w:pPr>
-        <w:pStyle w:val="Heading3"/>
-        <w:rPr>
-          <w:lang w:eastAsia="en-GB"/>
-        </w:rPr>
-      </w:pPr>
-      <w:r>
-        <w:rPr>
-          <w:lang w:eastAsia="en-GB"/>
-        </w:rPr>
-        <w:t xml:space="preserve">Physical effect of injury: </w:t>
-      </w:r>
-    </w:p>
-    <w:p>
-      <w:pPr>
-        <w:pStyle w:val="Heading4"/>
-        <w:rPr>
-          <w:lang w:eastAsia="en-GB"/>
-        </w:rPr>
-      </w:pPr>
-      <w:r>
-        <w:rPr>
-          <w:lang w:eastAsia="en-GB"/>
-        </w:rPr>
-        <w:t>Although not within my area of expertise</w:t>
-      </w:r>
-      <w:r>
-        <w:rPr>
-          <w:lang w:eastAsia="en-GB"/>
-        </w:rPr>
-        <w:t xml:space="preserve">, </w:t>
-      </w:r>
-      <w:r>
-        <w:rPr>
-          <w:b/>
-          <w:bCs/>
-          <w:lang w:eastAsia="en-GB"/>
-        </w:rPr>
-        <w:t xml:space="preserve">XXX  </w:t>
-      </w:r>
-    </w:p>
-    <w:p>
-      <w:pPr>
-        <w:pStyle w:val="Heading3"/>
-        <w:rPr>
-          <w:lang w:eastAsia="en-GB"/>
-        </w:rPr>
-      </w:pPr>
-      <w:r>
-        <w:rPr>
-          <w:lang w:eastAsia="en-GB"/>
-        </w:rPr>
-        <w:t xml:space="preserve">Behavioural and emotional impact: </w:t>
-      </w:r>
-    </w:p>
-    <w:p>
-      <w:pPr>
-        <w:pStyle w:val="Heading4"/>
-        <w:rPr>
-          <w:lang w:eastAsia="en-GB"/>
-        </w:rPr>
-      </w:pPr>
-      <w:r>
-        <w:rPr>
-          <w:lang w:eastAsia="en-GB"/>
-        </w:rPr>
-        <w:t xml:space="preserve">Immediately at and following the accident, </w:t>
-      </w:r>
-      <w:r>
-        <w:rPr>
-          <w:lang w:eastAsia="en-GB"/>
-        </w:rPr>
-        <w:fldChar w:fldCharType="begin"/>
-      </w:r>
-      <w:r>
-        <w:rPr>
-          <w:lang w:eastAsia="en-GB"/>
-        </w:rPr>
-        <w:instrText xml:space="preserve"> MERGEFIELD Forename </w:instrText>
-      </w:r>
-      <w:r>
-        <w:rPr>
-          <w:lang w:eastAsia="en-GB"/>
-        </w:rPr>
-        <w:fldChar w:fldCharType="separate"/>
-      </w:r>
-      <w:r>
-        <w:rPr>
-          <w:noProof/>
-          <w:lang w:eastAsia="en-GB"/>
-        </w:rPr>
-        <w:t>«Forename»</w:t>
-      </w:r>
-      <w:r>
-        <w:rPr>
-          <w:lang w:eastAsia="en-GB"/>
-        </w:rPr>
-        <w:fldChar w:fldCharType="end"/>
-      </w:r>
-      <w:r>
-        <w:rPr>
-          <w:lang w:eastAsia="en-GB"/>
-        </w:rPr>
-        <w:t xml:space="preserve"> </w:t>
-      </w:r>
-      <w:r>
-        <w:rPr>
-          <w:b/>
-          <w:bCs/>
-          <w:lang w:eastAsia="en-GB"/>
-        </w:rPr>
-        <w:t xml:space="preserve">exhibited </w:t>
-      </w:r>
-      <w:r>
-        <w:rPr>
-          <w:lang w:eastAsia="en-GB"/>
-        </w:rPr>
-        <w:t xml:space="preserve">marked distress, including screaming and crying. This was uncharacteristic of </w:t>
-      </w:r>
-      <w:r>
-        <w:rPr>
-          <w:lang w:eastAsia="en-GB"/>
-        </w:rPr>
-        <w:fldChar w:fldCharType="begin"/>
-      </w:r>
-      <w:r>
-        <w:rPr>
-          <w:lang w:eastAsia="en-GB"/>
-        </w:rPr>
-        <w:instrText xml:space="preserve"> MERGEFIELD Forename </w:instrText>
-      </w:r>
-      <w:r>
-        <w:rPr>
-          <w:lang w:eastAsia="en-GB"/>
-        </w:rPr>
-        <w:fldChar w:fldCharType="separate"/>
-      </w:r>
-      <w:r>
-        <w:rPr>
-          <w:noProof/>
-          <w:lang w:eastAsia="en-GB"/>
-        </w:rPr>
-        <w:t>«</w:t>
-      </w:r>
-      <w:proofErr w:type="spellStart"/>
-      <w:r>
-        <w:rPr>
-          <w:noProof/>
-          <w:lang w:eastAsia="en-GB"/>
-        </w:rPr>
-        <w:t>Forename»</w:t>
-      </w:r>
-      <w:r>
-        <w:rPr>
-          <w:lang w:eastAsia="en-GB"/>
-        </w:rPr>
-        <w:fldChar w:fldCharType="end"/>
-      </w:r>
-      <w:r>
-        <w:rPr>
-          <w:lang w:eastAsia="en-GB"/>
-        </w:rPr>
-        <w:t>’s</w:t>
-      </w:r>
-      <w:proofErr w:type="spellEnd"/>
-      <w:r>
-        <w:rPr>
-          <w:lang w:eastAsia="en-GB"/>
-        </w:rPr>
-        <w:t xml:space="preserve"> pre-accident behaviour. </w:t>
-      </w:r>
-      <w:r>
-        <w:rPr>
-          <w:lang w:eastAsia="en-GB"/>
-        </w:rPr>
-        <w:fldChar w:fldCharType="begin"/>
-      </w:r>
-      <w:r>
-        <w:rPr>
-          <w:lang w:eastAsia="en-GB"/>
-        </w:rPr>
-        <w:instrText xml:space="preserve"> MERGEFIELD Forename </w:instrText>
-      </w:r>
-      <w:r>
-        <w:rPr>
-          <w:lang w:eastAsia="en-GB"/>
-        </w:rPr>
-        <w:fldChar w:fldCharType="separate"/>
-      </w:r>
-      <w:r>
-        <w:rPr>
-          <w:noProof/>
-          <w:lang w:eastAsia="en-GB"/>
-        </w:rPr>
-        <w:t>«Forename»</w:t>
-      </w:r>
-      <w:r>
-        <w:rPr>
-          <w:lang w:eastAsia="en-GB"/>
-        </w:rPr>
-        <w:fldChar w:fldCharType="end"/>
-      </w:r>
-      <w:r>
-        <w:rPr>
-          <w:lang w:eastAsia="en-GB"/>
-        </w:rPr>
-        <w:t xml:space="preserve"> sought comfort from </w:t>
-      </w:r>
-      <w:r>
-        <w:rPr>
-          <w:lang w:eastAsia="en-GB"/>
-        </w:rPr>
-        <w:fldChar w:fldCharType="begin"/>
-      </w:r>
-      <w:r>
-        <w:rPr>
-          <w:lang w:eastAsia="en-GB"/>
-        </w:rPr>
-        <w:instrText xml:space="preserve"> MERGEFIELD Pronoun3 </w:instrText>
-      </w:r>
-      <w:r>
-        <w:rPr>
-          <w:lang w:eastAsia="en-GB"/>
-        </w:rPr>
-        <w:fldChar w:fldCharType="separate"/>
-      </w:r>
-      <w:r>
-        <w:rPr>
-          <w:noProof/>
-          <w:lang w:eastAsia="en-GB"/>
-        </w:rPr>
-        <w:t>«Pronoun3»</w:t>
-      </w:r>
-      <w:r>
-        <w:rPr>
-          <w:lang w:eastAsia="en-GB"/>
-        </w:rPr>
-        <w:fldChar w:fldCharType="end"/>
-      </w:r>
-      <w:r>
-        <w:rPr>
-          <w:lang w:eastAsia="en-GB"/>
-        </w:rPr>
-        <w:t xml:space="preserve"> </w:t>
-      </w:r>
-      <w:r>
-        <w:rPr>
-          <w:lang w:eastAsia="en-GB"/>
-        </w:rPr>
-        <w:t xml:space="preserve"> </w:t>
-      </w:r>
-      <w:r>
-        <w:rPr>
-          <w:b/>
-          <w:bCs/>
-          <w:lang w:eastAsia="en-GB"/>
-        </w:rPr>
-        <w:t>parent/s.</w:t>
-      </w:r>
-    </w:p>
-    <w:p>
-      <w:pPr>
-        <w:pStyle w:val="Heading4"/>
-        <w:rPr>
-          <w:lang w:eastAsia="en-GB"/>
-        </w:rPr>
-      </w:pPr>
-      <w:r>
-        <w:rPr>
-          <w:lang w:eastAsia="en-GB"/>
-        </w:rPr>
-        <w:t xml:space="preserve">Anxiety: </w:t>
-      </w:r>
-    </w:p>
-    <w:p>
-      <w:pPr>
-        <w:pStyle w:val="Heading4"/>
-        <w:rPr>
-          <w:lang w:eastAsia="en-GB"/>
-        </w:rPr>
-      </w:pPr>
-      <w:r>
-        <w:rPr>
-          <w:lang w:eastAsia="en-GB"/>
-        </w:rPr>
-        <w:t>Free-floating</w:t>
-      </w:r>
-    </w:p>
-    <w:p>
-      <w:pPr>
-        <w:pStyle w:val="Heading4"/>
-        <w:rPr>
-          <w:lang w:eastAsia="en-GB"/>
-        </w:rPr>
-      </w:pPr>
-      <w:r>
-        <w:rPr>
-          <w:lang w:eastAsia="en-GB"/>
-        </w:rPr>
-        <w:t>Specific:</w:t>
-      </w:r>
-    </w:p>
-    <w:p>
-      <w:pPr>
-        <w:pStyle w:val="Heading4"/>
-        <w:rPr>
-          <w:lang w:eastAsia="en-GB"/>
-        </w:rPr>
-      </w:pPr>
-      <w:r>
-        <w:rPr>
-          <w:lang w:eastAsia="en-GB"/>
-        </w:rPr>
-        <w:t>Phobias:</w:t>
-      </w:r>
-    </w:p>
-    <w:p>
-      <w:pPr>
-        <w:pStyle w:val="Heading4"/>
-        <w:rPr>
-          <w:lang w:eastAsia="en-GB"/>
-        </w:rPr>
-      </w:pPr>
-      <w:r>
-        <w:rPr>
-          <w:lang w:eastAsia="en-GB"/>
-        </w:rPr>
-        <w:t>Anticipatory anxiety:</w:t>
-      </w:r>
-    </w:p>
-    <w:p>
-      <w:pPr>
-        <w:pStyle w:val="Heading4"/>
-        <w:rPr>
-          <w:lang w:eastAsia="en-GB"/>
-        </w:rPr>
-      </w:pPr>
-      <w:r>
-        <w:rPr>
-          <w:lang w:eastAsia="en-GB"/>
-        </w:rPr>
-        <w:t>Panic attacks:</w:t>
-      </w:r>
-    </w:p>
-    <w:p>
-      <w:pPr>
-        <w:pStyle w:val="Heading4"/>
-        <w:rPr>
-          <w:lang w:eastAsia="en-GB"/>
-        </w:rPr>
-      </w:pPr>
-      <w:r>
-        <w:rPr>
-          <w:lang w:eastAsia="en-GB"/>
-        </w:rPr>
-        <w:t>Social anxiety:</w:t>
-      </w:r>
-    </w:p>
-    <w:p>
-      <w:pPr>
-        <w:pStyle w:val="Heading4"/>
-        <w:rPr>
-          <w:lang w:eastAsia="en-GB"/>
-        </w:rPr>
-      </w:pPr>
-      <w:r>
-        <w:rPr>
-          <w:lang w:eastAsia="en-GB"/>
-        </w:rPr>
-        <w:t>Mood:</w:t>
-      </w:r>
-    </w:p>
-    <w:p>
-      <w:pPr>
-        <w:pStyle w:val="Heading4"/>
-        <w:rPr>
-          <w:lang w:eastAsia="en-GB"/>
-        </w:rPr>
-      </w:pPr>
-      <w:r>
-        <w:rPr>
-          <w:lang w:eastAsia="en-GB"/>
-        </w:rPr>
-        <w:t>Sleep:</w:t>
-      </w:r>
-    </w:p>
-    <w:p>
-      <w:pPr>
-        <w:pStyle w:val="Heading4"/>
-        <w:rPr>
-          <w:lang w:eastAsia="en-GB"/>
-        </w:rPr>
-      </w:pPr>
-      <w:r>
-        <w:rPr>
-          <w:lang w:eastAsia="en-GB"/>
-        </w:rPr>
-        <w:t>Nightmares:</w:t>
-      </w:r>
-    </w:p>
-    <w:p>
-      <w:pPr>
-        <w:pStyle w:val="Heading4"/>
-        <w:rPr>
-          <w:lang w:eastAsia="en-GB"/>
-        </w:rPr>
-      </w:pPr>
-      <w:r>
-        <w:rPr>
-          <w:lang w:eastAsia="en-GB"/>
-        </w:rPr>
-        <w:t>Enuresis:</w:t>
-      </w:r>
-    </w:p>
-    <w:p>
-      <w:pPr>
-        <w:pStyle w:val="Heading4"/>
-        <w:rPr>
-          <w:lang w:eastAsia="en-GB"/>
-        </w:rPr>
-      </w:pPr>
-      <w:r>
-        <w:rPr>
-          <w:lang w:eastAsia="en-GB"/>
-        </w:rPr>
-        <w:t>Relived experience:</w:t>
-      </w:r>
-    </w:p>
-    <w:p>
-      <w:pPr>
-        <w:pStyle w:val="Heading4"/>
-        <w:rPr>
-          <w:lang w:eastAsia="en-GB"/>
-        </w:rPr>
-      </w:pPr>
-      <w:r>
-        <w:rPr>
-          <w:lang w:eastAsia="en-GB"/>
-        </w:rPr>
-        <w:t>Hypervigilance:</w:t>
-      </w:r>
-    </w:p>
-    <w:p>
-      <w:pPr>
-        <w:pStyle w:val="Heading4"/>
-        <w:rPr>
-          <w:lang w:eastAsia="en-GB"/>
-        </w:rPr>
-      </w:pPr>
-      <w:r>
-        <w:rPr>
-          <w:lang w:eastAsia="en-GB"/>
-        </w:rPr>
-        <w:t>Startle response:</w:t>
-      </w:r>
-    </w:p>
-    <w:p>
-      <w:pPr>
-        <w:pStyle w:val="Heading4"/>
-        <w:rPr>
-          <w:lang w:eastAsia="en-GB"/>
-        </w:rPr>
-      </w:pPr>
-      <w:r>
-        <w:rPr>
-          <w:lang w:eastAsia="en-GB"/>
-        </w:rPr>
-        <w:t>Irritability:</w:t>
-      </w:r>
-    </w:p>
-    <w:p>
-      <w:pPr>
-        <w:pStyle w:val="Heading4"/>
-        <w:rPr>
-          <w:lang w:eastAsia="en-GB"/>
-        </w:rPr>
-      </w:pPr>
-      <w:r>
-        <w:rPr>
-          <w:lang w:eastAsia="en-GB"/>
-        </w:rPr>
-        <w:t>Triggers:</w:t>
-      </w:r>
-    </w:p>
-    <w:p>
-      <w:pPr>
-        <w:pStyle w:val="Heading4"/>
-        <w:rPr>
-          <w:lang w:eastAsia="en-GB"/>
-        </w:rPr>
-      </w:pPr>
-      <w:r>
-        <w:rPr>
-          <w:lang w:eastAsia="en-GB"/>
-        </w:rPr>
-        <w:t>Catastrophising thinking:</w:t>
-      </w:r>
-    </w:p>
-    <w:p>
-      <w:pPr>
-        <w:pStyle w:val="Heading4"/>
-        <w:rPr>
-          <w:lang w:eastAsia="en-GB"/>
-        </w:rPr>
-      </w:pPr>
-      <w:r>
-        <w:rPr>
-          <w:lang w:eastAsia="en-GB"/>
-        </w:rPr>
-        <w:t xml:space="preserve">OCD: </w:t>
-      </w:r>
-    </w:p>
-    <w:p>
-      <w:pPr>
-        <w:pStyle w:val="Heading4"/>
-        <w:rPr>
-          <w:lang w:eastAsia="en-GB"/>
-        </w:rPr>
-      </w:pPr>
-      <w:r>
-        <w:rPr>
-          <w:lang w:eastAsia="en-GB"/>
-        </w:rPr>
-        <w:t xml:space="preserve">Psychosis: </w:t>
-      </w:r>
-    </w:p>
-    <w:p>
-      <w:pPr>
-        <w:pStyle w:val="Heading4"/>
-        <w:rPr>
-          <w:lang w:eastAsia="en-GB"/>
-        </w:rPr>
-      </w:pPr>
-      <w:r>
-        <w:rPr>
-          <w:lang w:eastAsia="en-GB"/>
-        </w:rPr>
-        <w:t>Self-harm/suicidal:</w:t>
-      </w:r>
-    </w:p>
-    <w:p>
-      <w:pPr>
-        <w:pStyle w:val="Heading4"/>
-        <w:rPr>
-          <w:lang w:eastAsia="en-GB"/>
-        </w:rPr>
-      </w:pPr>
-      <w:r>
-        <w:rPr>
-          <w:lang w:eastAsia="en-GB"/>
-        </w:rPr>
-        <w:t>Concentration:</w:t>
-      </w:r>
-    </w:p>
-    <w:p>
-      <w:pPr>
-        <w:pStyle w:val="Heading4"/>
-        <w:rPr>
-          <w:lang w:eastAsia="en-GB"/>
-        </w:rPr>
-      </w:pPr>
-      <w:r>
-        <w:rPr>
-          <w:lang w:eastAsia="en-GB"/>
-        </w:rPr>
-        <w:t>Self-esteem/Self-worth:</w:t>
-      </w:r>
-    </w:p>
-    <w:p>
-      <w:pPr>
-        <w:pStyle w:val="Heading4"/>
-        <w:rPr>
-          <w:lang w:eastAsia="en-GB"/>
-        </w:rPr>
-      </w:pPr>
-      <w:r>
-        <w:rPr>
-          <w:lang w:eastAsia="en-GB"/>
-        </w:rPr>
-        <w:t>Meltdowns:</w:t>
-      </w:r>
-    </w:p>
-    <w:p>
-      <w:pPr>
-        <w:pStyle w:val="Heading3"/>
-        <w:rPr>
-          <w:lang w:eastAsia="en-GB"/>
-        </w:rPr>
-      </w:pPr>
-      <w:r>
-        <w:rPr>
-          <w:lang w:eastAsia="en-GB"/>
-        </w:rPr>
-        <w:t xml:space="preserve">Social and adaptive impact: </w:t>
-      </w:r>
-    </w:p>
-    <w:p>
-      <w:pPr>
-        <w:pStyle w:val="Heading4"/>
-      </w:pPr>
-      <w:r>
-        <w:t>Re-exposure:</w:t>
-      </w:r>
-    </w:p>
-    <w:p>
-      <w:pPr>
-        <w:pStyle w:val="Heading4"/>
-      </w:pPr>
-      <w:r>
-        <w:t>Safety-checking behaviours:</w:t>
-      </w:r>
-    </w:p>
-    <w:p>
-      <w:pPr>
-        <w:pStyle w:val="Heading4"/>
-      </w:pPr>
-      <w:r>
-        <w:t xml:space="preserve">Avoidance: </w:t>
-      </w:r>
-    </w:p>
-    <w:p>
-      <w:pPr>
-        <w:pStyle w:val="Heading4"/>
-      </w:pPr>
-      <w:r>
-        <w:t>Distress at others:</w:t>
-      </w:r>
-    </w:p>
-    <w:p>
-      <w:pPr>
-        <w:pStyle w:val="Heading4"/>
-      </w:pPr>
-      <w:r>
-        <w:t>Education:</w:t>
-      </w:r>
-    </w:p>
-    <w:p>
-      <w:pPr>
-        <w:pStyle w:val="Heading4"/>
-      </w:pPr>
-      <w:r>
-        <w:t xml:space="preserve">Social activities: </w:t>
-      </w:r>
-    </w:p>
-    <w:p>
-      <w:pPr>
-        <w:pStyle w:val="Heading4"/>
-      </w:pPr>
-      <w:r>
-        <w:lastRenderedPageBreak/>
-        <w:t>Friendship:</w:t>
-      </w:r>
-    </w:p>
-    <w:p>
-      <w:pPr>
-        <w:pStyle w:val="Heading4"/>
-      </w:pPr>
-      <w:r>
-        <w:t>Adaptive functioning (dressing, self-care, bathing etc.):</w:t>
-      </w:r>
-    </w:p>
-    <w:p>
-      <w:pPr>
-        <w:pStyle w:val="Heading4"/>
-      </w:pPr>
-      <w:r>
-        <w:t>Reassurance seeking:</w:t>
-      </w:r>
-    </w:p>
-    <w:p>
-      <w:pPr>
-        <w:pStyle w:val="Heading4"/>
-      </w:pPr>
-      <w:r>
-        <w:t>Appetite:</w:t>
-      </w:r>
-    </w:p>
-    <w:p>
-      <w:pPr>
-        <w:spacing w:after="160" w:line="259" w:lineRule="auto"/>
-        <w:rPr>
-          <w:rFonts w:eastAsia="Times New Roman" w:cstheme="minorHAnsi"/>
-          <w:b/>
-          <w:bCs/>
-          <w:sz w:val="24"/>
-          <w:szCs w:val="24"/>
-          <w:lang w:eastAsia="en-GB"/>
-        </w:rPr>
-      </w:pPr>
-      <w:r>
-        <w:br w:type="page"/>
-      </w:r>
-    </w:p>
-    <w:p>
-      <w:pPr>
-        <w:pStyle w:val="Heading2"/>
-      </w:pPr>
-      <w:bookmarkStart w:id="7" w:name="_Toc188993263"/>
-      <w:r>
-        <w:lastRenderedPageBreak/>
-        <w:t xml:space="preserve">Progress over the following XXX months as </w:t>
-      </w:r>
-      <w:r>
-        <w:t>reported by</w:t>
-      </w:r>
-      <w:r>
-        <w:t xml:space="preserve"> </w:t>
-      </w:r>
-      <w:fldSimple w:instr=" MERGEFIELD Forename ">
-        <w:r>
-          <w:rPr>
-            <w:noProof/>
-          </w:rPr>
-          <w:t>«Forename»</w:t>
-        </w:r>
-      </w:fldSimple>
-      <w:r>
-        <w:t xml:space="preserve">  and</w:t>
-      </w:r>
-      <w:r>
-        <w:t xml:space="preserve"> </w:t>
-      </w:r>
-      <w:fldSimple w:instr=" MERGEFIELD Pronoun3 ">
-        <w:r>
-          <w:rPr>
-            <w:noProof/>
-          </w:rPr>
-          <w:t>«Pronoun3»</w:t>
-        </w:r>
-      </w:fldSimple>
-      <w:r>
-        <w:t xml:space="preserve"> </w:t>
-      </w:r>
-      <w:fldSimple w:instr=" MERGEFIELD Guardian_attend1_rel ">
-        <w:r>
-          <w:rPr>
-            <w:noProof/>
-          </w:rPr>
-          <w:t>«Guardian_attend1_rel»</w:t>
-        </w:r>
-      </w:fldSimple>
-      <w:r>
-        <w:t>/</w:t>
-      </w:r>
-      <w:fldSimple w:instr=" MERGEFIELD Guardian_attend2_rel ">
-        <w:r>
-          <w:rPr>
-            <w:noProof/>
-          </w:rPr>
-          <w:t>«Guardian_attend2_rel»</w:t>
-        </w:r>
-      </w:fldSimple>
-      <w:r>
-        <w:t>:</w:t>
-      </w:r>
-      <w:bookmarkEnd w:id="7"/>
-    </w:p>
-    <w:p>
-      <w:pPr>
-        <w:pStyle w:val="Heading4"/>
-        <w:rPr>
-          <w:lang w:eastAsia="en-GB"/>
-        </w:rPr>
-      </w:pPr>
-      <w:r>
-        <w:rPr>
-          <w:b/>
-          <w:bCs/>
-          <w:lang w:eastAsia="en-GB"/>
-        </w:rPr>
-        <w:t>Over the subsequent XXX months</w:t>
-      </w:r>
-      <w:r>
-        <w:rPr>
-          <w:lang w:eastAsia="en-GB"/>
-        </w:rPr>
-        <w:t xml:space="preserve">, </w:t>
-      </w:r>
-      <w:r>
-        <w:rPr>
-          <w:lang w:eastAsia="en-GB"/>
-        </w:rPr>
-        <w:fldChar w:fldCharType="begin"/>
-      </w:r>
-      <w:r>
-        <w:rPr>
-          <w:lang w:eastAsia="en-GB"/>
-        </w:rPr>
-        <w:instrText xml:space="preserve"> MERGEFIELD Forename </w:instrText>
-      </w:r>
-      <w:r>
-        <w:rPr>
-          <w:lang w:eastAsia="en-GB"/>
-        </w:rPr>
-        <w:fldChar w:fldCharType="separate"/>
-      </w:r>
-      <w:r>
-        <w:rPr>
-          <w:noProof/>
-          <w:lang w:eastAsia="en-GB"/>
-        </w:rPr>
-        <w:t>«</w:t>
-      </w:r>
-      <w:proofErr w:type="spellStart"/>
-      <w:r>
-        <w:rPr>
-          <w:noProof/>
-          <w:lang w:eastAsia="en-GB"/>
-        </w:rPr>
-        <w:t>Forename»</w:t>
-      </w:r>
-      <w:r>
-        <w:rPr>
-          <w:lang w:eastAsia="en-GB"/>
-        </w:rPr>
-        <w:fldChar w:fldCharType="end"/>
-      </w:r>
-      <w:r>
-        <w:rPr>
-          <w:lang w:eastAsia="en-GB"/>
-        </w:rPr>
-        <w:t>’s</w:t>
-      </w:r>
-      <w:proofErr w:type="spellEnd"/>
-      <w:r>
-        <w:rPr>
-          <w:lang w:eastAsia="en-GB"/>
-        </w:rPr>
-        <w:t xml:space="preserve"> symptoms </w:t>
-      </w:r>
-      <w:r>
-        <w:rPr>
-          <w:b/>
-          <w:bCs/>
-          <w:lang w:eastAsia="en-GB"/>
-        </w:rPr>
-        <w:t>showed/did not</w:t>
-      </w:r>
-      <w:r>
-        <w:rPr>
-          <w:lang w:eastAsia="en-GB"/>
-        </w:rPr>
-        <w:t xml:space="preserve"> show gradual resolution. </w:t>
-      </w:r>
-    </w:p>
-    <w:p>
-      <w:pPr>
-        <w:pStyle w:val="Heading3"/>
-        <w:rPr>
-          <w:lang w:eastAsia="en-GB"/>
-        </w:rPr>
-      </w:pPr>
-      <w:r>
-        <w:rPr>
-          <w:lang w:eastAsia="en-GB"/>
-        </w:rPr>
-        <w:t>Behavioural and emotional recovery:</w:t>
-      </w:r>
-    </w:p>
-    <w:p>
-      <w:pPr>
-        <w:pStyle w:val="Heading4"/>
-        <w:rPr>
-          <w:lang w:eastAsia="en-GB"/>
-        </w:rPr>
-      </w:pPr>
-    </w:p>
-    <w:p>
-      <w:pPr>
-        <w:pStyle w:val="Heading3"/>
-        <w:rPr>
-          <w:lang w:eastAsia="en-GB"/>
-        </w:rPr>
-      </w:pPr>
-      <w:r>
-        <w:rPr>
-          <w:lang w:eastAsia="en-GB"/>
-        </w:rPr>
-        <w:t>Social and adaptive recovery:</w:t>
-      </w:r>
-    </w:p>
-    <w:p>
-      <w:pPr>
-        <w:pStyle w:val="Heading4"/>
-        <w:rPr>
-          <w:lang w:eastAsia="en-GB"/>
-        </w:rPr>
-      </w:pPr>
-    </w:p>
-    <w:p>
-      <w:pPr>
-        <w:pStyle w:val="Heading3"/>
-        <w:rPr>
-          <w:lang w:eastAsia="en-GB"/>
-        </w:rPr>
-      </w:pPr>
-      <w:r>
-        <w:rPr>
-          <w:lang w:eastAsia="en-GB"/>
-        </w:rPr>
-        <w:t>Residual symptoms:</w:t>
-      </w:r>
-    </w:p>
-    <w:p>
-      <w:pPr>
-        <w:pStyle w:val="Heading4"/>
-      </w:pPr>
-    </w:p>
-    <w:p>
-      <w:pPr>
-        <w:spacing w:after="160" w:line="259" w:lineRule="auto"/>
-        <w:rPr>
-          <w:b/>
-          <w:sz w:val="26"/>
-          <w:szCs w:val="26"/>
-        </w:rPr>
-      </w:pPr>
-      <w:r>
-        <w:rPr>
-          <w:b/>
-          <w:sz w:val="26"/>
-          <w:szCs w:val="26"/>
-        </w:rPr>
-        <w:br w:type="page"/>
-      </w:r>
-    </w:p>
-    <w:p>
-      <w:pPr>
-        <w:pStyle w:val="Heading1"/>
-      </w:pPr>
-      <w:bookmarkStart w:id="8" w:name="_Toc188993264"/>
-      <w:r>
-        <w:lastRenderedPageBreak/>
-        <w:t>D</w:t>
-      </w:r>
-      <w:r>
-        <w:t xml:space="preserve">etails of </w:t>
-      </w:r>
-      <w:r>
-        <w:t xml:space="preserve">other </w:t>
-      </w:r>
-      <w:r>
-        <w:t>i</w:t>
-      </w:r>
-      <w:r>
-        <w:t xml:space="preserve">njuries </w:t>
-      </w:r>
-      <w:r>
-        <w:t>s</w:t>
-      </w:r>
-      <w:r>
-        <w:t>ustained</w:t>
-      </w:r>
-      <w:bookmarkEnd w:id="8"/>
-    </w:p>
-    <w:p>
-      <w:pPr>
-        <w:ind w:right="281"/>
-        <w:rPr>
-          <w:rFonts w:cstheme="minorHAnsi"/>
-        </w:rPr>
-      </w:pPr>
-      <w:r>
-        <w:rPr>
-          <w:rFonts w:cstheme="minorHAnsi"/>
-          <w:i/>
-        </w:rPr>
-        <w:t xml:space="preserve">(Include history of condition immediately after accident and in subsequent few days) </w:t>
-      </w:r>
-    </w:p>
-    <w:p>
-      <w:pPr>
-        <w:pStyle w:val="Heading4"/>
-      </w:pPr>
-      <w:r>
-        <w:rPr>
-          <w:lang w:eastAsia="en-GB"/>
-        </w:rPr>
-        <w:t>While beyond my expertise, it was reported:</w:t>
-      </w:r>
-    </w:p>
-    <w:tbl>
-      <w:tblPr>
-        <w:tblW w:w="9464" w:type="dxa"/>
-        <w:tblLayout w:type="fixed"/>
-        <w:tblLook w:val="00A0" w:firstRow="1" w:lastRow="0" w:firstColumn="1" w:lastColumn="0" w:noHBand="0" w:noVBand="0"/>
-      </w:tblPr>
-      <w:tblGrid>
-        <w:gridCol w:w="3085"/>
-        <w:gridCol w:w="6379"/>
-      </w:tblGrid>
-      <w:tr>
-        <w:trPr>
-          <w:trHeight w:val="526"/>
-        </w:trPr>
-        <w:tc>
-          <w:tcPr>
-            <w:tcW w:w="3085" w:type="dxa"/>
-          </w:tcPr>
-          <w:p>
-            <w:pPr>
-              <w:tabs>
-                <w:tab w:val="center" w:pos="4513"/>
-                <w:tab w:val="right" w:pos="9026"/>
-              </w:tabs>
-              <w:spacing w:after="0" w:line="240" w:lineRule="auto"/>
-              <w:ind w:right="281"/>
-              <w:jc w:val="right"/>
-              <w:rPr>
-                <w:rFonts w:cstheme="minorHAnsi"/>
-                <w:b/>
-                <w:bCs/>
-              </w:rPr>
-            </w:pPr>
-            <w:r>
-              <w:rPr>
-                <w:rFonts w:cstheme="minorHAnsi"/>
-                <w:b/>
-                <w:bCs/>
-              </w:rPr>
-              <w:t xml:space="preserve">Date first </w:t>
-            </w:r>
-            <w:r>
-              <w:rPr>
-                <w:rFonts w:cstheme="minorHAnsi"/>
-                <w:b/>
-                <w:bCs/>
-              </w:rPr>
-              <w:t>t</w:t>
-            </w:r>
-            <w:r>
-              <w:rPr>
-                <w:rFonts w:cstheme="minorHAnsi"/>
-                <w:b/>
-                <w:bCs/>
-              </w:rPr>
-              <w:t xml:space="preserve">reatment </w:t>
-            </w:r>
-            <w:r>
-              <w:rPr>
-                <w:rFonts w:cstheme="minorHAnsi"/>
-                <w:b/>
-                <w:bCs/>
-              </w:rPr>
-              <w:t>s</w:t>
-            </w:r>
-            <w:r>
-              <w:rPr>
-                <w:rFonts w:cstheme="minorHAnsi"/>
-                <w:b/>
-                <w:bCs/>
-              </w:rPr>
-              <w:t>ought</w:t>
-            </w:r>
-            <w:r>
-              <w:rPr>
-                <w:rFonts w:cstheme="minorHAnsi"/>
-                <w:b/>
-                <w:bCs/>
-              </w:rPr>
-              <w:t>:</w:t>
-            </w:r>
-          </w:p>
-        </w:tc>
-        <w:tc>
-          <w:tcPr>
-            <w:tcW w:w="6379" w:type="dxa"/>
-          </w:tcPr>
-          <w:p>
-            <w:pPr>
-              <w:ind w:right="281"/>
-              <w:jc w:val="both"/>
-              <w:rPr>
-                <w:rFonts w:cstheme="minorHAnsi"/>
-              </w:rPr>
-            </w:pPr>
-          </w:p>
-        </w:tc>
-      </w:tr>
-      <w:tr>
-        <w:trPr>
-          <w:trHeight w:val="526"/>
-        </w:trPr>
-        <w:tc>
-          <w:tcPr>
-            <w:tcW w:w="3085" w:type="dxa"/>
-          </w:tcPr>
-          <w:p>
-            <w:pPr>
-              <w:ind w:right="281"/>
-              <w:jc w:val="right"/>
-              <w:rPr>
-                <w:rFonts w:cstheme="minorHAnsi"/>
-                <w:b/>
-                <w:bCs/>
-                <w:u w:val="single"/>
-              </w:rPr>
-            </w:pPr>
-            <w:r>
-              <w:rPr>
-                <w:rFonts w:cstheme="minorHAnsi"/>
-                <w:b/>
-                <w:bCs/>
-              </w:rPr>
-              <w:t xml:space="preserve">From </w:t>
-            </w:r>
-            <w:r>
-              <w:rPr>
-                <w:rFonts w:cstheme="minorHAnsi"/>
-                <w:b/>
-                <w:bCs/>
-              </w:rPr>
-              <w:t>who</w:t>
-            </w:r>
-            <w:r>
-              <w:rPr>
-                <w:rFonts w:cstheme="minorHAnsi"/>
-                <w:b/>
-                <w:bCs/>
-              </w:rPr>
-              <w:t xml:space="preserve"> </w:t>
-            </w:r>
-            <w:r>
-              <w:rPr>
-                <w:rFonts w:cstheme="minorHAnsi"/>
-                <w:b/>
-                <w:bCs/>
-              </w:rPr>
-              <w:t>was it received</w:t>
-            </w:r>
-            <w:r>
-              <w:rPr>
-                <w:rFonts w:cstheme="minorHAnsi"/>
-                <w:b/>
-                <w:bCs/>
-              </w:rPr>
-              <w:t>?</w:t>
-            </w:r>
-            <w:r>
-              <w:rPr>
-                <w:rFonts w:cstheme="minorHAnsi"/>
-                <w:b/>
-                <w:bCs/>
-              </w:rPr>
-              <w:t>:</w:t>
-            </w:r>
-          </w:p>
-        </w:tc>
-        <w:tc>
-          <w:tcPr>
-            <w:tcW w:w="6379" w:type="dxa"/>
-          </w:tcPr>
-          <w:p>
-            <w:pPr>
-              <w:ind w:right="281"/>
-              <w:rPr>
-                <w:rFonts w:cstheme="minorHAnsi"/>
-              </w:rPr>
-            </w:pPr>
-          </w:p>
-        </w:tc>
-      </w:tr>
-      <w:tr>
-        <w:trPr>
-          <w:trHeight w:val="510"/>
-        </w:trPr>
-        <w:tc>
-          <w:tcPr>
-            <w:tcW w:w="3085" w:type="dxa"/>
-          </w:tcPr>
-          <w:p>
-            <w:pPr>
-              <w:tabs>
-                <w:tab w:val="center" w:pos="4513"/>
-                <w:tab w:val="right" w:pos="9026"/>
-              </w:tabs>
-              <w:spacing w:after="0" w:line="240" w:lineRule="auto"/>
-              <w:ind w:right="281"/>
-              <w:jc w:val="right"/>
-              <w:rPr>
-                <w:rFonts w:cstheme="minorHAnsi"/>
-                <w:b/>
-                <w:bCs/>
-              </w:rPr>
-            </w:pPr>
-            <w:r>
-              <w:rPr>
-                <w:rFonts w:cstheme="minorHAnsi"/>
-                <w:b/>
-                <w:bCs/>
-              </w:rPr>
-              <w:t xml:space="preserve">Was </w:t>
-            </w:r>
-            <w:r>
-              <w:rPr>
-                <w:rFonts w:cstheme="minorHAnsi"/>
-                <w:b/>
-                <w:bCs/>
-              </w:rPr>
-              <w:t>claimant</w:t>
-            </w:r>
-            <w:r>
-              <w:rPr>
-                <w:rFonts w:cstheme="minorHAnsi"/>
-                <w:b/>
-                <w:bCs/>
-              </w:rPr>
-              <w:t xml:space="preserve"> hospitalised</w:t>
-            </w:r>
-            <w:r>
-              <w:rPr>
-                <w:rFonts w:cstheme="minorHAnsi"/>
-                <w:b/>
-                <w:bCs/>
-              </w:rPr>
-              <w:t>?</w:t>
-            </w:r>
-            <w:r>
-              <w:rPr>
-                <w:rFonts w:cstheme="minorHAnsi"/>
-                <w:b/>
-                <w:bCs/>
-              </w:rPr>
-              <w:t>:</w:t>
-            </w:r>
-          </w:p>
-        </w:tc>
-        <w:tc>
-          <w:tcPr>
-            <w:tcW w:w="6379" w:type="dxa"/>
-          </w:tcPr>
-          <w:p>
-            <w:pPr>
-              <w:ind w:right="281"/>
-              <w:rPr>
-                <w:rFonts w:cstheme="minorHAnsi"/>
-              </w:rPr>
-            </w:pPr>
-            <w:r>
-              <w:rPr>
-                <w:rFonts w:cstheme="minorHAnsi"/>
-              </w:rPr>
-              <w:t xml:space="preserve">Yes </w:t>
-            </w:r>
-            <w:sdt>
-              <w:sdtPr>
-                <w:rPr>
-                  <w:rFonts w:cstheme="minorHAnsi"/>
-                </w:rPr>
-                <w:id w:val="913058405"/>
-                <w14:checkbox>
-                  <w14:checked w14:val="0"/>
-                  <w14:checkedState w14:val="2612" w14:font="MS Gothic"/>
-                  <w14:uncheckedState w14:val="2610" w14:font="MS Gothic"/>
-                </w14:checkbox>
-              </w:sdtPr>
-              <w:sdtEndPr/>
-              <w:sdtContent>
-                <w:r>
-                  <w:rPr>
-                    <w:rFonts w:ascii="MS Gothic" w:eastAsia="MS Gothic" w:hAnsi="MS Gothic" w:cstheme="minorHAnsi" w:hint="eastAsia"/>
-                  </w:rPr>
-                  <w:t>☐</w:t>
-                </w:r>
-              </w:sdtContent>
-            </w:sdt>
-            <w:r>
-              <w:rPr>
-                <w:rFonts w:cstheme="minorHAnsi"/>
-              </w:rPr>
-              <w:t xml:space="preserve">                             No</w:t>
-            </w:r>
-            <w:sdt>
-              <w:sdtPr>
-                <w:rPr>
-                  <w:rFonts w:cstheme="minorHAnsi"/>
-                </w:rPr>
-                <w:id w:val="-1476054080"/>
-                <w14:checkbox>
-                  <w14:checked w14:val="0"/>
-                  <w14:checkedState w14:val="2612" w14:font="MS Gothic"/>
-                  <w14:uncheckedState w14:val="2610" w14:font="MS Gothic"/>
-                </w14:checkbox>
-              </w:sdtPr>
-              <w:sdtEndPr/>
-              <w:sdtContent>
-                <w:r>
-                  <w:rPr>
-                    <w:rFonts w:ascii="MS Gothic" w:eastAsia="MS Gothic" w:hAnsi="MS Gothic" w:cstheme="minorHAnsi" w:hint="eastAsia"/>
-                  </w:rPr>
-                  <w:t>☐</w:t>
-                </w:r>
-              </w:sdtContent>
-            </w:sdt>
-          </w:p>
-        </w:tc>
-      </w:tr>
-      <w:tr>
-        <w:trPr>
-          <w:trHeight w:val="526"/>
-        </w:trPr>
-        <w:tc>
-          <w:tcPr>
-            <w:tcW w:w="3085" w:type="dxa"/>
-          </w:tcPr>
-          <w:p>
-            <w:pPr>
-              <w:ind w:right="281"/>
-              <w:jc w:val="right"/>
-              <w:rPr>
-                <w:rFonts w:cstheme="minorHAnsi"/>
-                <w:b/>
-                <w:bCs/>
-              </w:rPr>
-            </w:pPr>
-            <w:r>
-              <w:rPr>
-                <w:rFonts w:cstheme="minorHAnsi"/>
-                <w:b/>
-                <w:bCs/>
-              </w:rPr>
-              <w:t xml:space="preserve">If </w:t>
-            </w:r>
-            <w:r>
-              <w:rPr>
-                <w:rFonts w:cstheme="minorHAnsi"/>
-                <w:b/>
-                <w:bCs/>
-              </w:rPr>
-              <w:t xml:space="preserve">hospitalised </w:t>
-            </w:r>
-            <w:r>
-              <w:rPr>
-                <w:rFonts w:cstheme="minorHAnsi"/>
-                <w:b/>
-                <w:bCs/>
-              </w:rPr>
-              <w:t>w</w:t>
-            </w:r>
-            <w:r>
-              <w:rPr>
-                <w:rFonts w:cstheme="minorHAnsi"/>
-                <w:b/>
-                <w:bCs/>
-              </w:rPr>
-              <w:t>here</w:t>
-            </w:r>
-            <w:r>
-              <w:rPr>
-                <w:rFonts w:cstheme="minorHAnsi"/>
-                <w:b/>
-                <w:bCs/>
-              </w:rPr>
-              <w:t>?</w:t>
-            </w:r>
-            <w:r>
-              <w:rPr>
-                <w:rFonts w:cstheme="minorHAnsi"/>
-                <w:b/>
-                <w:bCs/>
-              </w:rPr>
-              <w:t>:</w:t>
-            </w:r>
-          </w:p>
-        </w:tc>
-        <w:tc>
-          <w:tcPr>
-            <w:tcW w:w="6379" w:type="dxa"/>
-          </w:tcPr>
-          <w:p>
-            <w:pPr>
-              <w:ind w:right="281"/>
-              <w:rPr>
-                <w:rFonts w:cstheme="minorHAnsi"/>
-              </w:rPr>
-            </w:pPr>
-          </w:p>
-        </w:tc>
-      </w:tr>
-      <w:tr>
-        <w:trPr>
-          <w:trHeight w:val="510"/>
-        </w:trPr>
-        <w:tc>
-          <w:tcPr>
-            <w:tcW w:w="3085" w:type="dxa"/>
-          </w:tcPr>
-          <w:p>
-            <w:pPr>
-              <w:ind w:right="281"/>
-              <w:jc w:val="right"/>
-              <w:rPr>
-                <w:rFonts w:cstheme="minorHAnsi"/>
-                <w:b/>
-                <w:bCs/>
-              </w:rPr>
-            </w:pPr>
-            <w:r>
-              <w:rPr>
-                <w:rFonts w:cstheme="minorHAnsi"/>
-                <w:b/>
-                <w:bCs/>
-              </w:rPr>
-              <w:t>Duration of inpatient stay?</w:t>
-            </w:r>
-            <w:r>
-              <w:rPr>
-                <w:rFonts w:cstheme="minorHAnsi"/>
-                <w:b/>
-                <w:bCs/>
-              </w:rPr>
-              <w:t>:</w:t>
-            </w:r>
-          </w:p>
-        </w:tc>
-        <w:tc>
-          <w:tcPr>
-            <w:tcW w:w="6379" w:type="dxa"/>
-          </w:tcPr>
-          <w:p>
-            <w:pPr>
-              <w:ind w:right="281"/>
-              <w:rPr>
-                <w:rFonts w:cstheme="minorHAnsi"/>
-              </w:rPr>
-            </w:pPr>
-          </w:p>
-        </w:tc>
-      </w:tr>
-      <w:tr>
-        <w:trPr>
-          <w:trHeight w:val="510"/>
-        </w:trPr>
-        <w:tc>
-          <w:tcPr>
-            <w:tcW w:w="3085" w:type="dxa"/>
-          </w:tcPr>
-          <w:p>
-            <w:pPr>
-              <w:ind w:right="281"/>
-              <w:jc w:val="right"/>
-              <w:rPr>
-                <w:rFonts w:cstheme="minorHAnsi"/>
-                <w:b/>
-                <w:bCs/>
-              </w:rPr>
-            </w:pPr>
-            <w:r>
-              <w:rPr>
-                <w:rFonts w:cstheme="minorHAnsi"/>
-                <w:b/>
-                <w:bCs/>
-              </w:rPr>
-              <w:t>Total l</w:t>
-            </w:r>
-            <w:r>
-              <w:rPr>
-                <w:rFonts w:cstheme="minorHAnsi"/>
-                <w:b/>
-                <w:bCs/>
-              </w:rPr>
-              <w:t>ength of absence from work</w:t>
-            </w:r>
-            <w:r>
-              <w:rPr>
-                <w:rFonts w:cstheme="minorHAnsi"/>
-                <w:b/>
-                <w:bCs/>
-              </w:rPr>
-              <w:t>:</w:t>
-            </w:r>
-          </w:p>
-        </w:tc>
-        <w:tc>
-          <w:tcPr>
-            <w:tcW w:w="6379" w:type="dxa"/>
-          </w:tcPr>
-          <w:p>
-            <w:pPr>
-              <w:ind w:right="281"/>
-              <w:rPr>
-                <w:rFonts w:ascii="Arial" w:hAnsi="Arial" w:cs="Arial"/>
-                <w:noProof/>
-                <w:lang w:eastAsia="en-IE"/>
-              </w:rPr>
-            </w:pPr>
-          </w:p>
-        </w:tc>
-      </w:tr>
-      <w:tr>
-        <w:trPr>
-          <w:trHeight w:val="510"/>
-        </w:trPr>
-        <w:tc>
-          <w:tcPr>
-            <w:tcW w:w="3085" w:type="dxa"/>
-          </w:tcPr>
-          <w:p>
-            <w:pPr>
-              <w:ind w:right="281"/>
-              <w:jc w:val="right"/>
-              <w:rPr>
-                <w:rFonts w:cstheme="minorHAnsi"/>
-                <w:b/>
-                <w:bCs/>
-              </w:rPr>
-            </w:pPr>
-            <w:r>
-              <w:rPr>
-                <w:rFonts w:cstheme="minorHAnsi"/>
-                <w:b/>
-                <w:bCs/>
-              </w:rPr>
-              <w:t>If absence is ongoing is it due to the accident?</w:t>
-            </w:r>
-            <w:r>
-              <w:rPr>
-                <w:rFonts w:cstheme="minorHAnsi"/>
-                <w:b/>
-                <w:bCs/>
-              </w:rPr>
-              <w:t>:</w:t>
-            </w:r>
-          </w:p>
-        </w:tc>
-        <w:tc>
-          <w:tcPr>
-            <w:tcW w:w="6379" w:type="dxa"/>
-          </w:tcPr>
-          <w:p>
-            <w:pPr>
-              <w:ind w:right="281"/>
-              <w:rPr>
-                <w:rFonts w:cs="Arial"/>
-                <w:noProof/>
-                <w:lang w:eastAsia="en-IE"/>
-              </w:rPr>
-            </w:pPr>
-            <w:r>
-              <w:rPr>
-                <w:rFonts w:cs="Arial"/>
-                <w:noProof/>
-                <w:lang w:eastAsia="en-IE"/>
-              </w:rPr>
-              <w:t>N/A</w:t>
-            </w:r>
-          </w:p>
-        </w:tc>
-      </w:tr>
-      <w:tr>
-        <w:trPr>
-          <w:trHeight w:val="510"/>
-        </w:trPr>
-        <w:tc>
-          <w:tcPr>
-            <w:tcW w:w="3085" w:type="dxa"/>
-          </w:tcPr>
-          <w:p>
-            <w:pPr>
-              <w:ind w:right="281"/>
-              <w:jc w:val="right"/>
-              <w:rPr>
-                <w:rFonts w:cstheme="minorHAnsi"/>
-                <w:b/>
-                <w:bCs/>
-              </w:rPr>
-            </w:pPr>
-            <w:r>
-              <w:rPr>
-                <w:rFonts w:cstheme="minorHAnsi"/>
-                <w:b/>
-                <w:bCs/>
-              </w:rPr>
-              <w:t>Was/is the claimant’s absence period reasonable?</w:t>
-            </w:r>
-            <w:r>
-              <w:rPr>
-                <w:rFonts w:cstheme="minorHAnsi"/>
-                <w:b/>
-                <w:bCs/>
-              </w:rPr>
-              <w:t>:</w:t>
-            </w:r>
-          </w:p>
-        </w:tc>
-        <w:tc>
-          <w:tcPr>
-            <w:tcW w:w="6379" w:type="dxa"/>
-          </w:tcPr>
-          <w:p>
-            <w:pPr>
-              <w:ind w:right="281"/>
-              <w:rPr>
-                <w:rFonts w:cs="Arial"/>
-                <w:noProof/>
-                <w:lang w:eastAsia="en-IE"/>
-              </w:rPr>
-            </w:pPr>
-            <w:r>
-              <w:rPr>
-                <w:rFonts w:cs="Arial"/>
-                <w:noProof/>
-                <w:lang w:eastAsia="en-IE"/>
-              </w:rPr>
-              <w:t xml:space="preserve">Yes </w:t>
-            </w:r>
-            <w:sdt>
-              <w:sdtPr>
-                <w:rPr>
-                  <w:rFonts w:cs="Arial"/>
-                  <w:noProof/>
-                  <w:lang w:eastAsia="en-IE"/>
-                </w:rPr>
-                <w:id w:val="-1598477888"/>
-                <w14:checkbox>
-                  <w14:checked w14:val="0"/>
-                  <w14:checkedState w14:val="2612" w14:font="MS Gothic"/>
-                  <w14:uncheckedState w14:val="2610" w14:font="MS Gothic"/>
-                </w14:checkbox>
-              </w:sdtPr>
-              <w:sdtEndPr/>
-              <w:sdtContent>
-                <w:r>
-                  <w:rPr>
-                    <w:rFonts w:ascii="MS Gothic" w:eastAsia="MS Gothic" w:hAnsi="MS Gothic" w:cs="Arial" w:hint="eastAsia"/>
-                    <w:noProof/>
-                    <w:lang w:eastAsia="en-IE"/>
-                  </w:rPr>
-                  <w:t>☐</w:t>
-                </w:r>
-              </w:sdtContent>
-            </w:sdt>
-            <w:r>
-              <w:rPr>
-                <w:rFonts w:cs="Arial"/>
-                <w:noProof/>
-                <w:lang w:eastAsia="en-IE"/>
-              </w:rPr>
-              <w:t xml:space="preserve">                             No </w:t>
-            </w:r>
-            <w:sdt>
-              <w:sdtPr>
-                <w:rPr>
-                  <w:rFonts w:cs="Arial"/>
-                  <w:noProof/>
-                  <w:lang w:eastAsia="en-IE"/>
-                </w:rPr>
-                <w:id w:val="93750252"/>
-                <w14:checkbox>
-                  <w14:checked w14:val="0"/>
-                  <w14:checkedState w14:val="2612" w14:font="MS Gothic"/>
-                  <w14:uncheckedState w14:val="2610" w14:font="MS Gothic"/>
-                </w14:checkbox>
-              </w:sdtPr>
-              <w:sdtEndPr/>
-              <w:sdtContent>
-                <w:r>
-                  <w:rPr>
-                    <w:rFonts w:ascii="MS Gothic" w:eastAsia="MS Gothic" w:hAnsi="MS Gothic" w:cs="Arial" w:hint="eastAsia"/>
-                    <w:noProof/>
-                    <w:lang w:eastAsia="en-IE"/>
-                  </w:rPr>
-                  <w:t>☐</w:t>
-                </w:r>
-              </w:sdtContent>
-            </w:sdt>
-          </w:p>
-        </w:tc>
-      </w:tr>
-      <w:tr>
-        <w:trPr>
-          <w:trHeight w:val="526"/>
-        </w:trPr>
-        <w:tc>
-          <w:tcPr>
-            <w:tcW w:w="3085" w:type="dxa"/>
-          </w:tcPr>
-          <w:p>
-            <w:pPr>
-              <w:ind w:right="281"/>
-              <w:jc w:val="right"/>
-              <w:rPr>
-                <w:rFonts w:cstheme="minorHAnsi"/>
-                <w:b/>
-                <w:bCs/>
-                <w:u w:val="single"/>
-              </w:rPr>
-            </w:pPr>
-            <w:r>
-              <w:rPr>
-                <w:rFonts w:cstheme="minorHAnsi"/>
-                <w:b/>
-                <w:bCs/>
-              </w:rPr>
-              <w:t>Number of GP visits</w:t>
-            </w:r>
-            <w:r>
-              <w:rPr>
-                <w:rFonts w:cstheme="minorHAnsi"/>
-                <w:b/>
-                <w:bCs/>
-              </w:rPr>
-              <w:t>:</w:t>
-            </w:r>
-          </w:p>
-        </w:tc>
-        <w:tc>
-          <w:tcPr>
-            <w:tcW w:w="6379" w:type="dxa"/>
-          </w:tcPr>
-          <w:p>
-            <w:pPr>
-              <w:ind w:right="281"/>
-              <w:rPr>
-                <w:rFonts w:cstheme="minorHAnsi"/>
-              </w:rPr>
-            </w:pPr>
-          </w:p>
-        </w:tc>
-      </w:tr>
-      <w:tr>
-        <w:trPr>
-          <w:trHeight w:val="526"/>
-        </w:trPr>
-        <w:tc>
-          <w:tcPr>
-            <w:tcW w:w="3085" w:type="dxa"/>
-          </w:tcPr>
-          <w:p>
-            <w:pPr>
-              <w:ind w:right="281"/>
-              <w:jc w:val="right"/>
-              <w:rPr>
-                <w:rFonts w:cstheme="minorHAnsi"/>
-                <w:b/>
-                <w:bCs/>
-                <w:u w:val="single"/>
-              </w:rPr>
-            </w:pPr>
-            <w:r>
-              <w:rPr>
-                <w:rFonts w:cstheme="minorHAnsi"/>
-                <w:b/>
-                <w:bCs/>
-              </w:rPr>
-              <w:t>Number of Specialist/</w:t>
-            </w:r>
-            <w:r>
-              <w:rPr>
-                <w:rFonts w:cstheme="minorHAnsi"/>
-                <w:b/>
-                <w:bCs/>
-              </w:rPr>
-              <w:t xml:space="preserve"> </w:t>
-            </w:r>
-            <w:r>
-              <w:rPr>
-                <w:rFonts w:cstheme="minorHAnsi"/>
-                <w:b/>
-                <w:bCs/>
-              </w:rPr>
-              <w:t>Consultant visits</w:t>
-            </w:r>
-            <w:r>
-              <w:rPr>
-                <w:rFonts w:cstheme="minorHAnsi"/>
-                <w:b/>
-                <w:bCs/>
-              </w:rPr>
-              <w:t>:</w:t>
-            </w:r>
-          </w:p>
-        </w:tc>
-        <w:tc>
-          <w:tcPr>
-            <w:tcW w:w="6379" w:type="dxa"/>
-          </w:tcPr>
-          <w:p>
-            <w:pPr>
-              <w:ind w:right="281"/>
-              <w:rPr>
-                <w:rFonts w:cstheme="minorHAnsi"/>
-              </w:rPr>
-            </w:pPr>
-          </w:p>
-        </w:tc>
-      </w:tr>
-      <w:tr>
-        <w:trPr>
-          <w:trHeight w:val="894"/>
-        </w:trPr>
-        <w:tc>
-          <w:tcPr>
-            <w:tcW w:w="3085" w:type="dxa"/>
-          </w:tcPr>
-          <w:p>
-            <w:pPr>
-              <w:ind w:right="281"/>
-              <w:jc w:val="right"/>
-              <w:rPr>
-                <w:rFonts w:cstheme="minorHAnsi"/>
-                <w:b/>
-                <w:bCs/>
-              </w:rPr>
-            </w:pPr>
-            <w:r>
-              <w:rPr>
-                <w:rFonts w:cstheme="minorHAnsi"/>
-                <w:b/>
-                <w:bCs/>
-              </w:rPr>
-              <w:t>Identity of Specialist/</w:t>
-            </w:r>
-            <w:r>
-              <w:rPr>
-                <w:rFonts w:cstheme="minorHAnsi"/>
-                <w:b/>
-                <w:bCs/>
-              </w:rPr>
-              <w:t xml:space="preserve"> </w:t>
-            </w:r>
-            <w:r>
-              <w:rPr>
-                <w:rFonts w:cstheme="minorHAnsi"/>
-                <w:b/>
-                <w:bCs/>
-              </w:rPr>
-              <w:t>Consultant</w:t>
-            </w:r>
-            <w:r>
-              <w:rPr>
-                <w:rFonts w:cstheme="minorHAnsi"/>
-                <w:b/>
-                <w:bCs/>
-              </w:rPr>
-              <w:t>(s)</w:t>
-            </w:r>
-            <w:r>
-              <w:rPr>
-                <w:rFonts w:cstheme="minorHAnsi"/>
-                <w:b/>
-                <w:bCs/>
-              </w:rPr>
-              <w:t>, if known</w:t>
-            </w:r>
-            <w:r>
-              <w:rPr>
-                <w:rFonts w:cstheme="minorHAnsi"/>
-                <w:b/>
-                <w:bCs/>
-              </w:rPr>
-              <w:t>:</w:t>
-            </w:r>
-          </w:p>
-        </w:tc>
-        <w:tc>
-          <w:tcPr>
-            <w:tcW w:w="6379" w:type="dxa"/>
-          </w:tcPr>
-          <w:p>
-            <w:pPr>
-              <w:ind w:right="281"/>
-              <w:jc w:val="both"/>
-              <w:rPr>
-                <w:rFonts w:cstheme="minorHAnsi"/>
-              </w:rPr>
-            </w:pPr>
-          </w:p>
-        </w:tc>
-      </w:tr>
-    </w:tbl>
-    <w:p>
-      <w:pPr>
-        <w:rPr>
-          <w:b/>
-          <w:sz w:val="26"/>
-          <w:szCs w:val="26"/>
-          <w:lang w:val="en-GB"/>
-        </w:rPr>
-      </w:pPr>
-    </w:p>
-    <w:p>
-      <w:pPr>
-        <w:rPr>
-          <w:b/>
-          <w:sz w:val="26"/>
-          <w:szCs w:val="26"/>
-          <w:lang w:val="en-GB"/>
-        </w:rPr>
-      </w:pPr>
-    </w:p>
-    <w:p>
-      <w:pPr>
-        <w:spacing w:after="160" w:line="259" w:lineRule="auto"/>
-        <w:rPr>
-          <w:b/>
-          <w:sz w:val="26"/>
-          <w:szCs w:val="26"/>
-          <w:lang w:val="en-GB"/>
-        </w:rPr>
-      </w:pPr>
-      <w:r>
-        <w:rPr>
-          <w:b/>
-          <w:sz w:val="26"/>
-          <w:szCs w:val="26"/>
-          <w:lang w:val="en-GB"/>
-        </w:rPr>
-        <w:br w:type="page"/>
-      </w:r>
-    </w:p>
-    <w:p>
-      <w:pPr>
-        <w:pStyle w:val="Heading1"/>
-        <w:rPr>
-          <w:lang w:val="en-GB"/>
-        </w:rPr>
-      </w:pPr>
-      <w:bookmarkStart w:id="9" w:name="_Toc188993265"/>
-      <w:r>
-        <w:rPr>
-          <w:lang w:val="en-GB"/>
-        </w:rPr>
-        <w:lastRenderedPageBreak/>
-        <w:t xml:space="preserve">Treatment </w:t>
-      </w:r>
-      <w:r>
-        <w:rPr>
-          <w:lang w:val="en-GB"/>
-        </w:rPr>
-        <w:t>a</w:t>
-      </w:r>
-      <w:r>
-        <w:rPr>
-          <w:lang w:val="en-GB"/>
-        </w:rPr>
-        <w:t xml:space="preserve">nd </w:t>
-      </w:r>
-      <w:r>
-        <w:rPr>
-          <w:lang w:val="en-GB"/>
-        </w:rPr>
-        <w:t>i</w:t>
-      </w:r>
-      <w:r>
-        <w:rPr>
-          <w:lang w:val="en-GB"/>
-        </w:rPr>
-        <w:t xml:space="preserve">nvestigations to </w:t>
-      </w:r>
-      <w:r>
-        <w:rPr>
-          <w:lang w:val="en-GB"/>
-        </w:rPr>
-        <w:t>d</w:t>
-      </w:r>
-      <w:r>
-        <w:rPr>
-          <w:lang w:val="en-GB"/>
-        </w:rPr>
-        <w:t>ate</w:t>
-      </w:r>
-      <w:bookmarkEnd w:id="9"/>
-    </w:p>
-    <w:p>
-      <w:pPr>
-        <w:ind w:right="281"/>
-        <w:jc w:val="both"/>
-        <w:rPr>
-          <w:rFonts w:cstheme="minorHAnsi"/>
-          <w:i/>
-        </w:rPr>
-      </w:pPr>
-      <w:r>
-        <w:rPr>
-          <w:rFonts w:cstheme="minorHAnsi"/>
-          <w:i/>
-        </w:rPr>
-        <w:t xml:space="preserve">(Type and name of investigations and results if available i.e. information regarding medications, dosage and changes to same since accident or in e.g. the last six months) </w:t>
-      </w:r>
-    </w:p>
-    <w:p>
-      <w:pPr>
-        <w:pStyle w:val="Heading4"/>
-      </w:pPr>
-      <w:fldSimple w:instr=" MERGEFIELD Forename ">
-        <w:r>
-          <w:rPr>
-            <w:noProof/>
-          </w:rPr>
-          <w:t>«Forename»</w:t>
-        </w:r>
-      </w:fldSimple>
-      <w:r>
-        <w:t xml:space="preserve"> </w:t>
-      </w:r>
-      <w:r>
-        <w:rPr>
-          <w:b/>
-          <w:bCs/>
-        </w:rPr>
-        <w:t>did not</w:t>
-      </w:r>
-      <w:r>
-        <w:t xml:space="preserve"> attend a hospital following the accident. </w:t>
-      </w:r>
-    </w:p>
-    <w:p>
-      <w:pPr>
-        <w:pStyle w:val="Heading4"/>
-      </w:pPr>
-      <w:fldSimple w:instr=" MERGEFIELD Forename ">
-        <w:r>
-          <w:rPr>
-            <w:noProof/>
-          </w:rPr>
-          <w:t>«Forename»</w:t>
-        </w:r>
-      </w:fldSimple>
-      <w:r>
-        <w:t xml:space="preserve"> </w:t>
-      </w:r>
-      <w:r>
-        <w:rPr>
-          <w:b/>
-          <w:bCs/>
-        </w:rPr>
-        <w:t>did not</w:t>
-      </w:r>
-      <w:r>
-        <w:t xml:space="preserve"> attend an accident &amp; emergency department following the accident.</w:t>
-      </w:r>
-    </w:p>
-    <w:p>
-      <w:pPr>
-        <w:pStyle w:val="Heading4"/>
         <w:rPr>
           <w:iCs/>
         </w:rPr>
       </w:pPr>
-      <w:r>
-        <w:rPr>
-          <w:iCs/>
-        </w:rPr>
-        <w:t xml:space="preserve">According to </w:t>
-      </w:r>
       <w:r>
         <w:rPr>
           <w:iCs/>
@@ -7990,29 +5746,26 @@
           <w:iCs/>
           <w:noProof/>
         </w:rPr>
-        <w:t>«</w:t>
-      </w:r>
-      <w:proofErr w:type="spellStart"/>
+        <w:t>«Forename»</w:t>
+      </w:r>
       <w:r>
         <w:rPr>
           <w:iCs/>
-          <w:noProof/>
-        </w:rPr>
-        <w:t>Forename»</w:t>
+        </w:rPr>
+        <w:fldChar w:fldCharType="end"/>
       </w:r>
       <w:r>
         <w:rPr>
           <w:iCs/>
         </w:rPr>
-        <w:fldChar w:fldCharType="end"/>
+        <w:t xml:space="preserve"> did attend</w:t>
       </w:r>
       <w:r>
         <w:rPr>
           <w:iCs/>
         </w:rPr>
-        <w:t>’s</w:t>
-      </w:r>
-      <w:proofErr w:type="spellEnd"/>
+        <w:t xml:space="preserve"> his</w:t>
+      </w:r>
       <w:r>
         <w:rPr>
           <w:iCs/>
@@ -8023,248 +5776,27 @@
         <w:rPr>
           <w:iCs/>
         </w:rPr>
-        <w:fldChar w:fldCharType="begin"/>
+        <w:t xml:space="preserve"> GP </w:t>
       </w:r>
       <w:r>
         <w:rPr>
           <w:iCs/>
         </w:rPr>
-        <w:instrText xml:space="preserve"> MERGEFIELD Guardian_attend1_rel </w:instrText>
-      </w:r>
+        <w:t>following the accident</w:t>
+      </w:r>
+    </w:p>
+    <w:p>
+      <w:pPr>
+        <w:pStyle w:val="Heading4"/>
+        <w:rPr>
+          <w:lang w:val="en-GB"/>
+        </w:rPr>
+      </w:pPr>
       <w:r>
         <w:rPr>
           <w:iCs/>
         </w:rPr>
-        <w:fldChar w:fldCharType="separate"/>
-      </w:r>
-      <w:r>
-        <w:rPr>
-          <w:iCs/>
-          <w:noProof/>
-        </w:rPr>
-        <w:t>«Guardian_attend1_rel»</w:t>
-      </w:r>
-      <w:r>
-        <w:rPr>
-          <w:iCs/>
-        </w:rPr>
-        <w:fldChar w:fldCharType="end"/>
-      </w:r>
-      <w:r>
-        <w:rPr>
-          <w:iCs/>
-        </w:rPr>
-        <w:t>/</w:t>
-      </w:r>
-      <w:r>
-        <w:rPr>
-          <w:iCs/>
-        </w:rPr>
-        <w:fldChar w:fldCharType="begin"/>
-      </w:r>
-      <w:r>
-        <w:rPr>
-          <w:iCs/>
-        </w:rPr>
-        <w:instrText xml:space="preserve"> MERGEFIELD Guardian_attend2_rel </w:instrText>
-      </w:r>
-      <w:r>
-        <w:rPr>
-          <w:iCs/>
-        </w:rPr>
-        <w:fldChar w:fldCharType="separate"/>
-      </w:r>
-      <w:r>
-        <w:rPr>
-          <w:iCs/>
-          <w:noProof/>
-        </w:rPr>
-        <w:t>«Guardian_attend2_rel»</w:t>
-      </w:r>
-      <w:r>
-        <w:rPr>
-          <w:iCs/>
-        </w:rPr>
-        <w:fldChar w:fldCharType="end"/>
-      </w:r>
-      <w:r>
-        <w:rPr>
-          <w:iCs/>
-        </w:rPr>
-        <w:t xml:space="preserve">, there was </w:t>
-      </w:r>
-      <w:r>
-        <w:rPr>
-          <w:b/>
-          <w:bCs/>
-          <w:iCs/>
-        </w:rPr>
-        <w:t xml:space="preserve">no </w:t>
-      </w:r>
-      <w:r>
-        <w:rPr>
-          <w:iCs/>
-        </w:rPr>
-        <w:t xml:space="preserve">other medical investigations or intervention for </w:t>
-      </w:r>
-      <w:r>
-        <w:rPr>
-          <w:iCs/>
-        </w:rPr>
-        <w:fldChar w:fldCharType="begin"/>
-      </w:r>
-      <w:r>
-        <w:rPr>
-          <w:iCs/>
-        </w:rPr>
-        <w:instrText xml:space="preserve"> MERGEFIELD Forename </w:instrText>
-      </w:r>
-      <w:r>
-        <w:rPr>
-          <w:iCs/>
-        </w:rPr>
-        <w:fldChar w:fldCharType="separate"/>
-      </w:r>
-      <w:r>
-        <w:rPr>
-          <w:iCs/>
-          <w:noProof/>
-        </w:rPr>
-        <w:t>«Forename»</w:t>
-      </w:r>
-      <w:r>
-        <w:rPr>
-          <w:iCs/>
-        </w:rPr>
-        <w:fldChar w:fldCharType="end"/>
-      </w:r>
-      <w:r>
-        <w:rPr>
-          <w:iCs/>
-        </w:rPr>
-        <w:t xml:space="preserve"> due to the accident. </w:t>
-      </w:r>
-    </w:p>
-    <w:p>
-      <w:pPr>
-        <w:pStyle w:val="Heading4"/>
-        <w:rPr>
-          <w:iCs/>
-        </w:rPr>
-      </w:pPr>
-      <w:r>
-        <w:rPr>
-          <w:iCs/>
-        </w:rPr>
-        <w:fldChar w:fldCharType="begin"/>
-      </w:r>
-      <w:r>
-        <w:rPr>
-          <w:iCs/>
-        </w:rPr>
-        <w:instrText xml:space="preserve"> MERGEFIELD Forename </w:instrText>
-      </w:r>
-      <w:r>
-        <w:rPr>
-          <w:iCs/>
-        </w:rPr>
-        <w:fldChar w:fldCharType="separate"/>
-      </w:r>
-      <w:r>
-        <w:rPr>
-          <w:iCs/>
-          <w:noProof/>
-        </w:rPr>
-        <w:t>«Forename»</w:t>
-      </w:r>
-      <w:r>
-        <w:rPr>
-          <w:iCs/>
-        </w:rPr>
-        <w:fldChar w:fldCharType="end"/>
-      </w:r>
-      <w:r>
-        <w:rPr>
-          <w:iCs/>
-        </w:rPr>
-        <w:t xml:space="preserve"> did attend</w:t>
-      </w:r>
-      <w:r>
-        <w:rPr>
-          <w:iCs/>
-        </w:rPr>
-        <w:t xml:space="preserve"> </w:t>
-      </w:r>
-      <w:r>
-        <w:rPr>
-          <w:iCs/>
-        </w:rPr>
-        <w:fldChar w:fldCharType="begin"/>
-      </w:r>
-      <w:r>
-        <w:rPr>
-          <w:iCs/>
-        </w:rPr>
-        <w:instrText xml:space="preserve"> MERGEFIELD Forename </w:instrText>
-      </w:r>
-      <w:r>
-        <w:rPr>
-          <w:iCs/>
-        </w:rPr>
-        <w:fldChar w:fldCharType="separate"/>
-      </w:r>
-      <w:r>
-        <w:rPr>
-          <w:iCs/>
-          <w:noProof/>
-        </w:rPr>
-        <w:t>«Forename»</w:t>
-      </w:r>
-      <w:r>
-        <w:rPr>
-          <w:iCs/>
-        </w:rPr>
-        <w:fldChar w:fldCharType="end"/>
-      </w:r>
-      <w:r>
-        <w:rPr>
-          <w:iCs/>
-        </w:rPr>
-        <w:t xml:space="preserve"> </w:t>
-      </w:r>
-      <w:r>
-        <w:rPr>
-          <w:iCs/>
-        </w:rPr>
-        <w:t xml:space="preserve"> GP XXXX  </w:t>
-      </w:r>
-    </w:p>
-    <w:p>
-      <w:pPr>
-        <w:pStyle w:val="Heading4"/>
-        <w:rPr>
-          <w:lang w:val="en-GB"/>
-        </w:rPr>
-      </w:pPr>
-      <w:r>
-        <w:rPr>
-          <w:iCs/>
-        </w:rPr>
-        <w:t xml:space="preserve">The examiner was </w:t>
-      </w:r>
-      <w:r>
-        <w:rPr>
-          <w:b/>
-          <w:bCs/>
-          <w:iCs/>
-        </w:rPr>
-        <w:t xml:space="preserve">not </w:t>
-      </w:r>
-      <w:r>
-        <w:rPr>
-          <w:iCs/>
-        </w:rPr>
-        <w:t>made aware of any additional health related costs.</w:t>
+        <w:t>The examiner was not made aware of any additional health related costs.</w:t>
       </w:r>
     </w:p>
     <w:tbl>
@@ -8598,7 +6130,7 @@
               <w:rPr>
                 <w:rFonts w:cstheme="minorHAnsi"/>
               </w:rPr>
-              <w:t xml:space="preserve"> </w:t>
+              <w:t xml:space="preserve">no imaging studies performed following the accident. </w:t>
             </w:r>
           </w:p>
           <w:p>
@@ -8667,7 +6199,7 @@
           <w:szCs w:val="26"/>
         </w:rPr>
       </w:pPr>
-      <w:bookmarkStart w:id="10" w:name="_Toc188993266"/>
+      <w:bookmarkStart w:id="8" w:name="_Toc232711767"/>
       <w:r>
         <w:lastRenderedPageBreak/>
         <w:t>W</w:t>
@@ -8702,7 +6234,7 @@
       <w:r>
         <w:t>iseases (ICD)</w:t>
       </w:r>
-      <w:bookmarkEnd w:id="10"/>
+      <w:bookmarkEnd w:id="8"/>
       <w:r>
         <w:rPr>
           <w:rFonts w:cs="Arial"/>
@@ -8956,7 +6488,7 @@
       <w:pPr>
         <w:pStyle w:val="Heading1"/>
       </w:pPr>
-      <w:bookmarkStart w:id="11" w:name="_Toc188993267"/>
+      <w:bookmarkStart w:id="9" w:name="_Toc232711768"/>
       <w:r>
         <w:t xml:space="preserve">Relevant </w:t>
       </w:r>
@@ -8972,7 +6504,7 @@
       <w:r>
         <w:t>istory</w:t>
       </w:r>
-      <w:bookmarkEnd w:id="11"/>
+      <w:bookmarkEnd w:id="9"/>
       <w:r>
         <w:t xml:space="preserve"> </w:t>
       </w:r>
@@ -9324,10 +6856,47 @@
           <w:p>
             <w:pPr>
               <w:ind w:right="281"/>
-              <w:rPr>
-                <w:rFonts w:cstheme="minorHAnsi"/>
-              </w:rPr>
-            </w:pPr>
+              <w:jc w:val="both"/>
+              <w:rPr>
+                <w:rFonts w:cstheme="minorHAnsi"/>
+              </w:rPr>
+            </w:pPr>
+            <w:fldSimple w:instr=" MERGEFIELD Forename ">
+              <w:r>
+                <w:rPr>
+                  <w:noProof/>
+                </w:rPr>
+                <w:t>«Forename»</w:t>
+              </w:r>
+            </w:fldSimple>
+            <w:r>
+              <w:t xml:space="preserve">’s </w:t>
+            </w:r>
+            <w:fldSimple w:instr=" MERGEFIELD Guardian_attend1_rel ">
+              <w:r>
+                <w:rPr>
+                  <w:noProof/>
+                </w:rPr>
+                <w:t>«Guardian_attend1_rel»</w:t>
+              </w:r>
+            </w:fldSimple>
+            <w:r>
+              <w:t xml:space="preserve"> reported that </w:t>
+            </w:r>
+            <w:fldSimple w:instr=" MERGEFIELD Forename ">
+              <w:r>
+                <w:rPr>
+                  <w:noProof/>
+                </w:rPr>
+                <w:t>«Forename»</w:t>
+              </w:r>
+            </w:fldSimple>
+            <w:r>
+              <w:rPr>
+                <w:noProof/>
+              </w:rPr>
+              <w:t xml:space="preserve"> was not involved nor witness any other accident either prior to this accident or after this accident. </w:t>
+            </w:r>
           </w:p>
         </w:tc>
       </w:tr>
@@ -9427,7 +6996,7 @@
       <w:pPr>
         <w:pStyle w:val="Heading1"/>
       </w:pPr>
-      <w:bookmarkStart w:id="12" w:name="_Toc188993268"/>
+      <w:bookmarkStart w:id="10" w:name="_Toc232711769"/>
       <w:r>
         <w:lastRenderedPageBreak/>
         <w:t xml:space="preserve">Present </w:t>
@@ -9444,7 +7013,7 @@
       <w:r>
         <w:t>:</w:t>
       </w:r>
-      <w:bookmarkEnd w:id="12"/>
+      <w:bookmarkEnd w:id="10"/>
       <w:r>
         <w:t xml:space="preserve"> </w:t>
       </w:r>
@@ -9493,27 +7062,13 @@
         </w:r>
       </w:fldSimple>
       <w:r>
-        <w:t>/</w:t>
-      </w:r>
-      <w:fldSimple w:instr=" MERGEFIELD Guardian_attend2_rel ">
-        <w:r>
-          <w:rPr>
-            <w:noProof/>
-          </w:rPr>
-          <w:t>«Guardian_attend2_rel»</w:t>
-        </w:r>
-      </w:fldSimple>
-      <w:r>
-        <w:t>:</w:t>
+        <w:t xml:space="preserve">: </w:t>
       </w:r>
     </w:p>
     <w:p>
       <w:pPr>
         <w:pStyle w:val="Heading4"/>
       </w:pPr>
-      <w:r>
-        <w:t xml:space="preserve">Currently, </w:t>
-      </w:r>
       <w:fldSimple w:instr=" MERGEFIELD Forename ">
         <w:r>
           <w:rPr>
@@ -9523,33 +7078,19 @@
         </w:r>
       </w:fldSimple>
       <w:r>
-        <w:t xml:space="preserve"> is exhibiting </w:t>
-      </w:r>
-      <w:r>
-        <w:rPr>
-          <w:b/>
-          <w:bCs/>
-        </w:rPr>
-        <w:t>XXX</w:t>
-      </w:r>
-      <w:r>
-        <w:t xml:space="preserve">  specifically related to the accident. It </w:t>
-      </w:r>
-      <w:r>
-        <w:rPr>
-          <w:b/>
-          <w:bCs/>
-        </w:rPr>
-        <w:t>is not</w:t>
-      </w:r>
-      <w:r>
-        <w:t xml:space="preserve"> currently impacting though.</w:t>
-      </w:r>
-    </w:p>
-    <w:p>
-      <w:pPr>
-        <w:pStyle w:val="Heading4"/>
-      </w:pPr>
+        <w:t xml:space="preserve">’s </w:t>
+      </w:r>
+      <w:fldSimple w:instr=" MERGEFIELD Guardian_attend1_rel ">
+        <w:r>
+          <w:rPr>
+            <w:noProof/>
+          </w:rPr>
+          <w:t>«Guardian_attend1_rel»</w:t>
+        </w:r>
+      </w:fldSimple>
+      <w:r>
+        <w:t xml:space="preserve"> reported that </w:t>
+      </w:r>
       <w:fldSimple w:instr=" MERGEFIELD Forename ">
         <w:r>
           <w:rPr>
@@ -9559,17 +7100,10 @@
         </w:r>
       </w:fldSimple>
       <w:r>
-        <w:t xml:space="preserve"> </w:t>
-      </w:r>
-      <w:r>
-        <w:rPr>
-          <w:b/>
-          <w:bCs/>
-        </w:rPr>
-        <w:t>does or does not</w:t>
-      </w:r>
-      <w:r>
-        <w:t xml:space="preserve"> display symptoms of free-floating anxiety or somatic anxiety. </w:t>
+        <w:rPr>
+          <w:noProof/>
+        </w:rPr>
+        <w:t xml:space="preserve"> was not currently exhibiting any major emotional or behaivoural symptoms related to the accident. </w:t>
       </w:r>
     </w:p>
     <w:p>
@@ -9585,17 +7119,18 @@
         </w:r>
       </w:fldSimple>
       <w:r>
-        <w:t xml:space="preserve">’s sleep routine has </w:t>
-      </w:r>
-      <w:r>
-        <w:rPr>
-          <w:b/>
-          <w:bCs/>
-        </w:rPr>
-        <w:t>improved/remained unchanged</w:t>
-      </w:r>
-      <w:r>
-        <w:t xml:space="preserve"> and returned to an appropriately developmental level. </w:t>
+        <w:t xml:space="preserve">’s </w:t>
+      </w:r>
+      <w:fldSimple w:instr=" MERGEFIELD Guardian_attend1_rel ">
+        <w:r>
+          <w:rPr>
+            <w:noProof/>
+          </w:rPr>
+          <w:t>«Guardian_attend1_rel»</w:t>
+        </w:r>
+      </w:fldSimple>
+      <w:r>
+        <w:t xml:space="preserve"> reported that </w:t>
       </w:r>
       <w:fldSimple w:instr=" MERGEFIELD Forename ">
         <w:r>
@@ -9606,17 +7141,238 @@
         </w:r>
       </w:fldSimple>
       <w:r>
-        <w:t xml:space="preserve"> goes to bed at approximately </w:t>
-      </w:r>
-      <w:r>
-        <w:rPr>
-          <w:b/>
-          <w:bCs/>
-        </w:rPr>
-        <w:t xml:space="preserve">XX:XX </w:t>
-      </w:r>
-      <w:r>
-        <w:t xml:space="preserve">PM in </w:t>
+        <w:rPr>
+          <w:noProof/>
+        </w:rPr>
+        <w:t xml:space="preserve"> was not actively suffering from major anxiety symptoms. </w:t>
+      </w:r>
+    </w:p>
+    <w:p>
+      <w:pPr>
+        <w:pStyle w:val="Heading4"/>
+      </w:pPr>
+      <w:fldSimple w:instr=" MERGEFIELD Forename ">
+        <w:r>
+          <w:rPr>
+            <w:noProof/>
+          </w:rPr>
+          <w:t>«Forename»</w:t>
+        </w:r>
+      </w:fldSimple>
+      <w:r>
+        <w:t xml:space="preserve">’s </w:t>
+      </w:r>
+      <w:fldSimple w:instr=" MERGEFIELD Guardian_attend1_rel ">
+        <w:r>
+          <w:rPr>
+            <w:noProof/>
+          </w:rPr>
+          <w:t>«Guardian_attend1_rel»</w:t>
+        </w:r>
+      </w:fldSimple>
+      <w:r>
+        <w:t xml:space="preserve"> reported that </w:t>
+      </w:r>
+      <w:fldSimple w:instr=" MERGEFIELD Forename ">
+        <w:r>
+          <w:rPr>
+            <w:noProof/>
+          </w:rPr>
+          <w:t>«Forename»</w:t>
+        </w:r>
+      </w:fldSimple>
+      <w:r>
+        <w:rPr>
+          <w:noProof/>
+        </w:rPr>
+        <w:t xml:space="preserve"> was sleeping relatively well, most night without frequent waking. </w:t>
+      </w:r>
+    </w:p>
+    <w:p>
+      <w:pPr>
+        <w:pStyle w:val="Heading4"/>
+      </w:pPr>
+      <w:fldSimple w:instr=" MERGEFIELD Forename ">
+        <w:r>
+          <w:rPr>
+            <w:noProof/>
+          </w:rPr>
+          <w:t>«Forename»</w:t>
+        </w:r>
+      </w:fldSimple>
+      <w:r>
+        <w:t xml:space="preserve">’s </w:t>
+      </w:r>
+      <w:fldSimple w:instr=" MERGEFIELD Guardian_attend1_rel ">
+        <w:r>
+          <w:rPr>
+            <w:noProof/>
+          </w:rPr>
+          <w:t>«Guardian_attend1_rel»</w:t>
+        </w:r>
+      </w:fldSimple>
+      <w:r>
+        <w:t xml:space="preserve"> reported that </w:t>
+      </w:r>
+      <w:fldSimple w:instr=" MERGEFIELD Forename ">
+        <w:r>
+          <w:rPr>
+            <w:noProof/>
+          </w:rPr>
+          <w:t>«Forename»</w:t>
+        </w:r>
+      </w:fldSimple>
+      <w:r>
+        <w:rPr>
+          <w:noProof/>
+        </w:rPr>
+        <w:t xml:space="preserve"> was eating relatively well with a balanced diet. </w:t>
+      </w:r>
+      <w:fldSimple w:instr=" MERGEFIELD Forename ">
+        <w:r>
+          <w:rPr>
+            <w:noProof/>
+          </w:rPr>
+          <w:t>«Forename»</w:t>
+        </w:r>
+      </w:fldSimple>
+      <w:r>
+        <w:t>’s appetite is good.</w:t>
+      </w:r>
+    </w:p>
+    <w:p>
+      <w:pPr>
+        <w:pStyle w:val="Heading4"/>
+      </w:pPr>
+      <w:fldSimple w:instr=" MERGEFIELD Forename ">
+        <w:r>
+          <w:rPr>
+            <w:noProof/>
+          </w:rPr>
+          <w:t>«Forename»</w:t>
+        </w:r>
+      </w:fldSimple>
+      <w:r>
+        <w:t xml:space="preserve">’s </w:t>
+      </w:r>
+      <w:fldSimple w:instr=" MERGEFIELD Guardian_attend1_rel ">
+        <w:r>
+          <w:rPr>
+            <w:noProof/>
+          </w:rPr>
+          <w:t>«Guardian_attend1_rel»</w:t>
+        </w:r>
+      </w:fldSimple>
+      <w:r>
+        <w:t xml:space="preserve"> reported that </w:t>
+      </w:r>
+      <w:fldSimple w:instr=" MERGEFIELD Forename ">
+        <w:r>
+          <w:rPr>
+            <w:noProof/>
+          </w:rPr>
+          <w:t>«Forename»</w:t>
+        </w:r>
+      </w:fldSimple>
+      <w:r>
+        <w:rPr>
+          <w:noProof/>
+        </w:rPr>
+        <w:t xml:space="preserve"> </w:t>
+      </w:r>
+      <w:r>
+        <w:t>enters all cars</w:t>
+      </w:r>
+      <w:r>
+        <w:t xml:space="preserve">, without hesitation yet may be a more cautious passenger. </w:t>
+      </w:r>
+    </w:p>
+    <w:p>
+      <w:pPr>
+        <w:pStyle w:val="Heading4"/>
+      </w:pPr>
+      <w:fldSimple w:instr=" MERGEFIELD Forename ">
+        <w:r>
+          <w:rPr>
+            <w:noProof/>
+          </w:rPr>
+          <w:t>«Forename»</w:t>
+        </w:r>
+      </w:fldSimple>
+      <w:r>
+        <w:t xml:space="preserve">’s </w:t>
+      </w:r>
+      <w:fldSimple w:instr=" MERGEFIELD Guardian_attend1_rel ">
+        <w:r>
+          <w:rPr>
+            <w:noProof/>
+          </w:rPr>
+          <w:t>«Guardian_attend1_rel»</w:t>
+        </w:r>
+      </w:fldSimple>
+      <w:r>
+        <w:t xml:space="preserve"> reported that </w:t>
+      </w:r>
+      <w:fldSimple w:instr=" MERGEFIELD Forename ">
+        <w:r>
+          <w:rPr>
+            <w:noProof/>
+          </w:rPr>
+          <w:t>«Forename»</w:t>
+        </w:r>
+      </w:fldSimple>
+      <w:r>
+        <w:rPr>
+          <w:noProof/>
+        </w:rPr>
+        <w:t xml:space="preserve"> was not actively self-harming nor portraying active suicidal behaviour</w:t>
+      </w:r>
+      <w:r>
+        <w:t xml:space="preserve"> </w:t>
+      </w:r>
+    </w:p>
+    <w:p>
+      <w:pPr>
+        <w:pStyle w:val="Heading4"/>
+      </w:pPr>
+      <w:fldSimple w:instr=" MERGEFIELD Forename ">
+        <w:r>
+          <w:rPr>
+            <w:noProof/>
+          </w:rPr>
+          <w:t>«Forename»</w:t>
+        </w:r>
+      </w:fldSimple>
+      <w:r>
+        <w:t xml:space="preserve">’s </w:t>
+      </w:r>
+      <w:fldSimple w:instr=" MERGEFIELD Guardian_attend1_rel ">
+        <w:r>
+          <w:rPr>
+            <w:noProof/>
+          </w:rPr>
+          <w:t>«Guardian_attend1_rel»</w:t>
+        </w:r>
+      </w:fldSimple>
+      <w:r>
+        <w:t xml:space="preserve"> reported that </w:t>
+      </w:r>
+      <w:fldSimple w:instr=" MERGEFIELD Forename ">
+        <w:r>
+          <w:rPr>
+            <w:noProof/>
+          </w:rPr>
+          <w:t>«Forename»</w:t>
+        </w:r>
+      </w:fldSimple>
+      <w:r>
+        <w:rPr>
+          <w:noProof/>
+        </w:rPr>
+        <w:t xml:space="preserve"> </w:t>
+      </w:r>
+      <w:r>
+        <w:t xml:space="preserve">does not show regressed behaviour for </w:t>
       </w:r>
       <w:fldSimple w:instr=" MERGEFIELD Pronoun3 ">
         <w:r>
@@ -9630,15 +7386,13 @@
         <w:t xml:space="preserve"> </w:t>
       </w:r>
       <w:r>
-        <w:rPr>
-          <w:b/>
-          <w:bCs/>
-        </w:rPr>
-        <w:t>own</w:t>
-      </w:r>
-      <w:r>
-        <w:t xml:space="preserve"> room. </w:t>
-      </w:r>
+        <w:t xml:space="preserve">developmental age related to the accident. </w:t>
+      </w:r>
+    </w:p>
+    <w:p>
+      <w:pPr>
+        <w:pStyle w:val="Heading4"/>
+      </w:pPr>
       <w:fldSimple w:instr=" MERGEFIELD Forename ">
         <w:r>
           <w:rPr>
@@ -9648,76 +7402,19 @@
         </w:r>
       </w:fldSimple>
       <w:r>
-        <w:t xml:space="preserve"> wakes at </w:t>
-      </w:r>
-      <w:r>
-        <w:rPr>
-          <w:b/>
-          <w:bCs/>
-        </w:rPr>
-        <w:t>XX:XX</w:t>
-      </w:r>
-      <w:r>
-        <w:t xml:space="preserve"> AM.</w:t>
-      </w:r>
-      <w:r>
-        <w:rPr>
-          <w:b/>
-          <w:bCs/>
-        </w:rPr>
-        <w:t xml:space="preserve"> </w:t>
-      </w:r>
-      <w:r>
-        <w:rPr>
-          <w:b/>
-          <w:bCs/>
-        </w:rPr>
-        <w:fldChar w:fldCharType="begin"/>
-      </w:r>
-      <w:r>
-        <w:rPr>
-          <w:b/>
-          <w:bCs/>
-        </w:rPr>
-        <w:instrText xml:space="preserve"> MERGEFIELD Forename </w:instrText>
-      </w:r>
-      <w:r>
-        <w:rPr>
-          <w:b/>
-          <w:bCs/>
-        </w:rPr>
-        <w:fldChar w:fldCharType="separate"/>
-      </w:r>
-      <w:r>
-        <w:rPr>
-          <w:b/>
-          <w:bCs/>
-          <w:noProof/>
-        </w:rPr>
-        <w:t>«Forename»</w:t>
-      </w:r>
-      <w:r>
-        <w:rPr>
-          <w:b/>
-          <w:bCs/>
-        </w:rPr>
-        <w:fldChar w:fldCharType="end"/>
-      </w:r>
-      <w:r>
-        <w:rPr>
-          <w:b/>
-          <w:bCs/>
-        </w:rPr>
-        <w:t xml:space="preserve"> sleeps most of the night and does not have frequent intermittent waking.</w:t>
-      </w:r>
-      <w:r>
-        <w:t xml:space="preserve"> </w:t>
-      </w:r>
-    </w:p>
-    <w:p>
-      <w:pPr>
-        <w:pStyle w:val="Heading4"/>
-      </w:pPr>
+        <w:t xml:space="preserve">’s </w:t>
+      </w:r>
+      <w:fldSimple w:instr=" MERGEFIELD Guardian_attend1_rel ">
+        <w:r>
+          <w:rPr>
+            <w:noProof/>
+          </w:rPr>
+          <w:t>«Guardian_attend1_rel»</w:t>
+        </w:r>
+      </w:fldSimple>
+      <w:r>
+        <w:t xml:space="preserve"> reported that </w:t>
+      </w:r>
       <w:fldSimple w:instr=" MERGEFIELD Forename ">
         <w:r>
           <w:rPr>
@@ -9727,102 +7424,13 @@
         </w:r>
       </w:fldSimple>
       <w:r>
-        <w:t xml:space="preserve">’s appetite is </w:t>
-      </w:r>
-      <w:r>
-        <w:rPr>
-          <w:b/>
-          <w:bCs/>
-        </w:rPr>
-        <w:t>good</w:t>
-      </w:r>
-      <w:r>
-        <w:t>.</w:t>
-      </w:r>
-    </w:p>
-    <w:p>
-      <w:pPr>
-        <w:pStyle w:val="Heading4"/>
-        <w:rPr>
-          <w:b/>
-          <w:bCs/>
-        </w:rPr>
-      </w:pPr>
-      <w:r>
-        <w:rPr>
-          <w:b/>
-          <w:bCs/>
-        </w:rPr>
-        <w:fldChar w:fldCharType="begin"/>
-      </w:r>
-      <w:r>
-        <w:rPr>
-          <w:b/>
-          <w:bCs/>
-        </w:rPr>
-        <w:instrText xml:space="preserve"> MERGEFIELD Forename </w:instrText>
-      </w:r>
-      <w:r>
-        <w:rPr>
-          <w:b/>
-          <w:bCs/>
-        </w:rPr>
-        <w:fldChar w:fldCharType="separate"/>
-      </w:r>
-      <w:r>
-        <w:rPr>
-          <w:b/>
-          <w:bCs/>
+        <w:rPr>
           <w:noProof/>
         </w:rPr>
-        <w:t>«Forename»</w:t>
-      </w:r>
-      <w:r>
-        <w:rPr>
-          <w:b/>
-          <w:bCs/>
-        </w:rPr>
-        <w:fldChar w:fldCharType="end"/>
-      </w:r>
-      <w:r>
-        <w:rPr>
-          <w:b/>
-          <w:bCs/>
-        </w:rPr>
-        <w:t xml:space="preserve"> enters all cars.  </w:t>
-      </w:r>
-    </w:p>
-    <w:p>
-      <w:pPr>
-        <w:pStyle w:val="Heading4"/>
-      </w:pPr>
-      <w:r>
-        <w:t xml:space="preserve">There are </w:t>
-      </w:r>
-      <w:r>
-        <w:rPr>
-          <w:b/>
-          <w:bCs/>
-        </w:rPr>
-        <w:t>no</w:t>
-      </w:r>
-      <w:r>
-        <w:t xml:space="preserve"> reports of active self-injurious behaviour. </w:t>
-      </w:r>
-    </w:p>
-    <w:p>
-      <w:pPr>
-        <w:pStyle w:val="Heading4"/>
-      </w:pPr>
-      <w:r>
-        <w:rPr>
-          <w:b/>
-          <w:bCs/>
-        </w:rPr>
-        <w:t>No</w:t>
-      </w:r>
-      <w:r>
-        <w:t xml:space="preserve"> reported current obsessions, compulsions, hallucinations or delusions. </w:t>
+        <w:t xml:space="preserve"> </w:t>
+      </w:r>
+      <w:r>
+        <w:t>mood is generally, “”</w:t>
       </w:r>
     </w:p>
     <w:p>
@@ -9838,37 +7446,19 @@
         </w:r>
       </w:fldSimple>
       <w:r>
-        <w:t xml:space="preserve"> </w:t>
-      </w:r>
-      <w:r>
-        <w:rPr>
-          <w:b/>
-          <w:bCs/>
-        </w:rPr>
-        <w:t>does not</w:t>
-      </w:r>
-      <w:r>
-        <w:t xml:space="preserve"> show regressed behaviour for </w:t>
-      </w:r>
-      <w:fldSimple w:instr=" MERGEFIELD Pronoun3 ">
+        <w:t xml:space="preserve">’s </w:t>
+      </w:r>
+      <w:fldSimple w:instr=" MERGEFIELD Guardian_attend1_rel ">
         <w:r>
           <w:rPr>
             <w:noProof/>
           </w:rPr>
-          <w:t>«Pronoun3»</w:t>
+          <w:t>«Guardian_attend1_rel»</w:t>
         </w:r>
       </w:fldSimple>
       <w:r>
-        <w:t xml:space="preserve"> </w:t>
-      </w:r>
-      <w:r>
-        <w:t xml:space="preserve">developmental age related to the accident. </w:t>
-      </w:r>
-    </w:p>
-    <w:p>
-      <w:pPr>
-        <w:pStyle w:val="Heading4"/>
-      </w:pPr>
+        <w:t xml:space="preserve"> reported that </w:t>
+      </w:r>
       <w:fldSimple w:instr=" MERGEFIELD Forename ">
         <w:r>
           <w:rPr>
@@ -9878,105 +7468,11 @@
         </w:r>
       </w:fldSimple>
       <w:r>
-        <w:t xml:space="preserve"> </w:t>
-      </w:r>
-      <w:r>
-        <w:rPr>
-          <w:b/>
-          <w:bCs/>
-        </w:rPr>
-        <w:t>does or does not</w:t>
-      </w:r>
-      <w:r>
-        <w:t xml:space="preserve"> demonstrate frequent or intense ‘melt-downs’ or tantrums related to the accident. </w:t>
-      </w:r>
-    </w:p>
-    <w:p>
-      <w:pPr>
-        <w:pStyle w:val="Heading4"/>
-      </w:pPr>
-      <w:fldSimple w:instr=" MERGEFIELD Forename ">
-        <w:r>
-          <w:rPr>
-            <w:noProof/>
-          </w:rPr>
-          <w:t>«Forename»</w:t>
-        </w:r>
-      </w:fldSimple>
-      <w:r>
-        <w:t xml:space="preserve"> </w:t>
-      </w:r>
-      <w:r>
-        <w:rPr>
-          <w:b/>
-          <w:bCs/>
-        </w:rPr>
-        <w:t>does not</w:t>
-      </w:r>
-      <w:r>
-        <w:t xml:space="preserve"> demonstrate an active startle response. </w:t>
-      </w:r>
-    </w:p>
-    <w:p>
-      <w:pPr>
-        <w:pStyle w:val="Heading4"/>
-      </w:pPr>
-      <w:r>
-        <w:t xml:space="preserve"> </w:t>
-      </w:r>
-      <w:fldSimple w:instr=" MERGEFIELD Forename ">
-        <w:r>
-          <w:rPr>
-            <w:noProof/>
-          </w:rPr>
-          <w:t>«Forename»</w:t>
-        </w:r>
-      </w:fldSimple>
-      <w:r>
-        <w:t xml:space="preserve"> </w:t>
-      </w:r>
-      <w:r>
-        <w:rPr>
-          <w:b/>
-          <w:bCs/>
-        </w:rPr>
-        <w:t>is or is not</w:t>
-      </w:r>
-      <w:r>
-        <w:t xml:space="preserve"> reported to have an active depressed mood. </w:t>
-      </w:r>
-    </w:p>
-    <w:p>
-      <w:pPr>
-        <w:pStyle w:val="Heading4"/>
-      </w:pPr>
-      <w:fldSimple w:instr=" MERGEFIELD Forename ">
-        <w:r>
-          <w:rPr>
-            <w:noProof/>
-          </w:rPr>
-          <w:t>«Forename»</w:t>
-        </w:r>
-      </w:fldSimple>
-      <w:r>
-        <w:t xml:space="preserve"> currently has a </w:t>
-      </w:r>
-      <w:r>
-        <w:rPr>
-          <w:b/>
-          <w:bCs/>
-        </w:rPr>
-        <w:t>number of hobbies.</w:t>
-      </w:r>
-      <w:r>
-        <w:t xml:space="preserve">  </w:t>
-      </w:r>
-    </w:p>
-    <w:p>
-      <w:pPr>
-        <w:pStyle w:val="NoSpacing"/>
-        <w:jc w:val="both"/>
-      </w:pPr>
+        <w:rPr>
+          <w:noProof/>
+        </w:rPr>
+        <w:t xml:space="preserve"> is generally doing well in school. </w:t>
+      </w:r>
     </w:p>
     <w:p>
       <w:pPr>
@@ -10247,7 +7743,7 @@
       <w:pPr>
         <w:pStyle w:val="Heading1"/>
       </w:pPr>
-      <w:bookmarkStart w:id="13" w:name="_Toc188993269"/>
+      <w:bookmarkStart w:id="11" w:name="_Toc232711770"/>
       <w:r>
         <w:lastRenderedPageBreak/>
         <w:t>C</w:t>
@@ -10267,7 +7763,7 @@
       <w:r>
         <w:t>xamination</w:t>
       </w:r>
-      <w:bookmarkEnd w:id="13"/>
+      <w:bookmarkEnd w:id="11"/>
       <w:r>
         <w:t xml:space="preserve"> </w:t>
       </w:r>
@@ -10396,26 +7892,8 @@
         </w:r>
       </w:fldSimple>
       <w:r>
-        <w:t>/</w:t>
-      </w:r>
-      <w:fldSimple w:instr=" MERGEFIELD Guardian_attend2_rel ">
-        <w:r>
-          <w:rPr>
-            <w:noProof/>
-          </w:rPr>
-          <w:t>«Guardian_attend2_rel»</w:t>
-        </w:r>
-      </w:fldSimple>
-    </w:p>
-    <w:p>
-      <w:pPr>
-        <w:pStyle w:val="Heading4"/>
-      </w:pPr>
-    </w:p>
-    <w:p>
-      <w:pPr>
-        <w:pStyle w:val="Heading4"/>
-      </w:pPr>
+        <w:t xml:space="preserve">, </w:t>
+      </w:r>
       <w:r>
         <w:t xml:space="preserve"> and appeared comfortable sitting in a chair. </w:t>
       </w:r>
@@ -10434,14 +7912,23 @@
         <w:t xml:space="preserve"> </w:t>
       </w:r>
       <w:r>
-        <w:t xml:space="preserve">demonstrated </w:t>
+        <w:t>demonstrated</w:t>
+      </w:r>
+      <w:r>
+        <w:t xml:space="preserve"> </w:t>
+      </w:r>
+      <w:r>
+        <w:t>no</w:t>
+      </w:r>
+      <w:r>
+        <w:t xml:space="preserve"> distress</w:t>
       </w:r>
       <w:r>
         <w:rPr>
           <w:b/>
           <w:bCs/>
         </w:rPr>
-        <w:t xml:space="preserve">distress </w:t>
+        <w:t xml:space="preserve"> </w:t>
       </w:r>
       <w:r>
         <w:t xml:space="preserve">speaking of the accident.  </w:t>
@@ -10466,7 +7953,7 @@
         </w:r>
       </w:fldSimple>
       <w:r>
-        <w:t xml:space="preserve"> age. </w:t>
+        <w:t xml:space="preserve"> age. No tics or abnormal movement. </w:t>
       </w:r>
       <w:fldSimple w:instr=" MERGEFIELD Forename ">
         <w:r>
@@ -10477,17 +7964,16 @@
         </w:r>
       </w:fldSimple>
       <w:r>
-        <w:t xml:space="preserve"> offered information liberally and required </w:t>
-      </w:r>
-      <w:r>
-        <w:rPr>
-          <w:b/>
-          <w:bCs/>
-        </w:rPr>
-        <w:t xml:space="preserve">direct </w:t>
-      </w:r>
-      <w:r>
-        <w:t xml:space="preserve">questioning. No tics or abnormal movement. </w:t>
+        <w:t>’s</w:t>
+      </w:r>
+      <w:r>
+        <w:t xml:space="preserve"> mood objectively was euthymic (not depressed, i.e., relatively normal mood) and reactive affect. </w:t>
+      </w:r>
+      <w:r>
+        <w:t xml:space="preserve">Speech </w:t>
+      </w:r>
+      <w:r>
+        <w:t xml:space="preserve">was unremarkable. </w:t>
       </w:r>
       <w:fldSimple w:instr=" MERGEFIELD Forename ">
         <w:r>
@@ -10498,10 +7984,13 @@
         </w:r>
       </w:fldSimple>
       <w:r>
-        <w:t>’s</w:t>
-      </w:r>
-      <w:r>
-        <w:t xml:space="preserve"> mood objectively was euthymic (not depressed, i.e., relatively normal mood) and reactive and anxious affect. </w:t>
+        <w:t xml:space="preserve"> </w:t>
+      </w:r>
+      <w:r>
+        <w:t>did not appear</w:t>
+      </w:r>
+      <w:r>
+        <w:t xml:space="preserve"> anxious during the interview. No overt delusions, hallucinations, obsessions, or compulsions were observed. There was no evidence of self-injurious or suicidal behaviour during the examination. </w:t>
       </w:r>
       <w:fldSimple w:instr=" MERGEFIELD Forename ">
         <w:r>
@@ -10512,38 +8001,6 @@
         </w:r>
       </w:fldSimple>
       <w:r>
-        <w:t xml:space="preserve"> was appropriately </w:t>
-      </w:r>
-      <w:r>
-        <w:rPr>
-          <w:b/>
-          <w:bCs/>
-        </w:rPr>
-        <w:t>labile</w:t>
-      </w:r>
-      <w:r>
-        <w:t xml:space="preserve"> (crying) at times. Speech was unremarkable. </w:t>
-      </w:r>
-      <w:fldSimple w:instr=" MERGEFIELD Forename ">
-        <w:r>
-          <w:rPr>
-            <w:noProof/>
-          </w:rPr>
-          <w:t>«Forename»</w:t>
-        </w:r>
-      </w:fldSimple>
-      <w:r>
-        <w:t xml:space="preserve"> appeared anxious during the interview. No overt delusions, hallucinations, obsessions, or compulsions were observed. There was no evidence of self-injurious or suicidal behaviour during the examination. </w:t>
-      </w:r>
-      <w:fldSimple w:instr=" MERGEFIELD Forename ">
-        <w:r>
-          <w:rPr>
-            <w:noProof/>
-          </w:rPr>
-          <w:t>«Forename»</w:t>
-        </w:r>
-      </w:fldSimple>
-      <w:r>
         <w:t xml:space="preserve"> was orientated to time, place, and person. For </w:t>
       </w:r>
       <w:fldSimple w:instr=" MERGEFIELD Pronoun3 ">
@@ -10566,7 +8023,13 @@
         </w:r>
       </w:fldSimple>
       <w:r>
-        <w:t xml:space="preserve"> demonstrated good insight as to the purpose of today’s interview.  </w:t>
+        <w:t xml:space="preserve"> demonstrated </w:t>
+      </w:r>
+      <w:r>
+        <w:t>no</w:t>
+      </w:r>
+      <w:r>
+        <w:t xml:space="preserve"> insight as to the purpose of today’s interview.  </w:t>
       </w:r>
     </w:p>
     <w:p>
@@ -10586,22 +8049,6 @@
       </w:pPr>
       <w:r>
         <w:t xml:space="preserve">No physical examination was performed. </w:t>
-      </w:r>
-    </w:p>
-    <w:p>
-      <w:pPr>
-        <w:pStyle w:val="Heading3"/>
-      </w:pPr>
-      <w:r>
-        <w:t>Overall:</w:t>
-      </w:r>
-    </w:p>
-    <w:p>
-      <w:pPr>
-        <w:pStyle w:val="Heading4"/>
-      </w:pPr>
-      <w:r>
-        <w:t xml:space="preserve">Objectively, </w:t>
       </w:r>
     </w:p>
     <w:p>
@@ -10798,7 +8245,7 @@
           <w:lang w:val="en-GB"/>
         </w:rPr>
       </w:pPr>
-      <w:bookmarkStart w:id="14" w:name="_Toc188993270"/>
+      <w:bookmarkStart w:id="12" w:name="_Toc232711771"/>
       <w:r>
         <w:rPr>
           <w:lang w:val="en-GB"/>
@@ -10866,7 +8313,7 @@
         </w:rPr>
         <w:t>isablement</w:t>
       </w:r>
-      <w:bookmarkEnd w:id="14"/>
+      <w:bookmarkEnd w:id="12"/>
     </w:p>
     <w:p>
       <w:pPr>
@@ -14419,7 +11866,7 @@
       <w:pPr>
         <w:pStyle w:val="Heading1"/>
       </w:pPr>
-      <w:bookmarkStart w:id="15" w:name="_Toc188993271"/>
+      <w:bookmarkStart w:id="13" w:name="_Toc232711772"/>
       <w:r>
         <w:lastRenderedPageBreak/>
         <w:t>O</w:t>
@@ -14454,7 +11901,7 @@
       <w:r>
         <w:t>rognosis</w:t>
       </w:r>
-      <w:bookmarkEnd w:id="15"/>
+      <w:bookmarkEnd w:id="13"/>
       <w:r>
         <w:t xml:space="preserve"> </w:t>
       </w:r>
@@ -15511,7 +12958,6 @@
         <w:tc>
           <w:tcPr>
             <w:tcW w:w="6902" w:type="dxa"/>
-            <w:shd w:val="clear" w:color="auto" w:fill="auto"/>
           </w:tcPr>
           <w:p>
             <w:pPr>
@@ -15533,7 +12979,6 @@
         <w:tc>
           <w:tcPr>
             <w:tcW w:w="2548" w:type="dxa"/>
-            <w:shd w:val="clear" w:color="auto" w:fill="auto"/>
           </w:tcPr>
           <w:p>
             <w:pPr>
@@ -15561,7 +13006,6 @@
         <w:tc>
           <w:tcPr>
             <w:tcW w:w="6902" w:type="dxa"/>
-            <w:shd w:val="clear" w:color="auto" w:fill="auto"/>
           </w:tcPr>
           <w:p>
             <w:pPr>
@@ -15585,7 +13029,6 @@
         <w:tc>
           <w:tcPr>
             <w:tcW w:w="2548" w:type="dxa"/>
-            <w:shd w:val="clear" w:color="auto" w:fill="auto"/>
           </w:tcPr>
           <w:p>
             <w:pPr>
@@ -15607,7 +13050,6 @@
         <w:tc>
           <w:tcPr>
             <w:tcW w:w="6902" w:type="dxa"/>
-            <w:shd w:val="clear" w:color="auto" w:fill="auto"/>
           </w:tcPr>
           <w:p>
             <w:pPr>
@@ -15627,7 +13069,6 @@
         <w:tc>
           <w:tcPr>
             <w:tcW w:w="2548" w:type="dxa"/>
-            <w:shd w:val="clear" w:color="auto" w:fill="auto"/>
           </w:tcPr>
           <w:p>
             <w:pPr>
@@ -15700,7 +13141,6 @@
           <w:tcPr>
             <w:tcW w:w="9450" w:type="dxa"/>
             <w:gridSpan w:val="2"/>
-            <w:shd w:val="clear" w:color="auto" w:fill="auto"/>
           </w:tcPr>
           <w:p>
             <w:pPr>
@@ -15748,7 +13188,6 @@
               <w:rPr>
                 <w:rFonts w:cstheme="minorHAnsi"/>
               </w:rPr>
-              <w:lastRenderedPageBreak/>
               <w:t>Are further Specialist reports recommended?</w:t>
             </w:r>
           </w:p>
@@ -15874,7 +13313,7 @@
       <w:pPr>
         <w:pStyle w:val="Heading1"/>
       </w:pPr>
-      <w:bookmarkStart w:id="16" w:name="_Toc188993272"/>
+      <w:bookmarkStart w:id="14" w:name="_Toc232711773"/>
       <w:r>
         <w:lastRenderedPageBreak/>
         <w:t xml:space="preserve">Anticipated </w:t>
@@ -15897,7 +13336,7 @@
       <w:r>
         <w:t>equired</w:t>
       </w:r>
-      <w:bookmarkEnd w:id="16"/>
+      <w:bookmarkEnd w:id="14"/>
       <w:r>
         <w:t xml:space="preserve"> </w:t>
       </w:r>
@@ -15989,7 +13428,7 @@
       <w:pPr>
         <w:pStyle w:val="Heading1"/>
       </w:pPr>
-      <w:bookmarkStart w:id="17" w:name="_Toc188993273"/>
+      <w:bookmarkStart w:id="15" w:name="_Toc232711774"/>
       <w:r>
         <w:lastRenderedPageBreak/>
         <w:t>Summary</w:t>
@@ -16000,7 +13439,7 @@
       <w:r>
         <w:t>dditional Information</w:t>
       </w:r>
-      <w:bookmarkEnd w:id="17"/>
+      <w:bookmarkEnd w:id="15"/>
     </w:p>
     <w:p>
       <w:pPr>
@@ -16071,6 +13510,10 @@
     <w:p>
       <w:pPr>
         <w:pStyle w:val="Heading4"/>
+        <w:rPr>
+          <w:b/>
+          <w:bCs/>
+        </w:rPr>
       </w:pPr>
       <w:r>
         <w:t>In my opinion, t</w:t>
@@ -16179,32 +13622,13 @@
       <w:r>
         <w:t xml:space="preserve"> demonstrated the features of this disorder which included distress related to the accident, </w:t>
       </w:r>
-    </w:p>
-    <w:p>
-      <w:pPr>
-        <w:pStyle w:val="Heading4"/>
-      </w:pPr>
-    </w:p>
-    <w:p>
-      <w:pPr>
-        <w:pStyle w:val="Heading4"/>
+      <w:r>
         <w:rPr>
           <w:b/>
           <w:bCs/>
         </w:rPr>
-      </w:pPr>
-      <w:r>
-        <w:rPr>
-          <w:b/>
-          <w:bCs/>
-        </w:rPr>
         <w:t xml:space="preserve">heightened comfort seeking behaviours, withdrawal behaviour,  hypervigilance, safety checking behaviours, nightmares, relived experience, low mood, nocturnal enuresis, and sleep disturbance.  </w:t>
       </w:r>
-    </w:p>
-    <w:p>
-      <w:pPr>
-        <w:pStyle w:val="Heading4"/>
-      </w:pPr>
     </w:p>
     <w:p>
       <w:pPr>
@@ -16229,26 +13653,17 @@
           <w:b/>
           <w:bCs/>
         </w:rPr>
-        <w:t>mild/moderate/serious/severe</w:t>
-      </w:r>
-      <w:r>
-        <w:t xml:space="preserve"> emotional and behavioural symptoms due to the accident for approximately </w:t>
+        <w:t>minor</w:t>
       </w:r>
       <w:r>
         <w:rPr>
           <w:b/>
           <w:bCs/>
         </w:rPr>
-        <w:t>XX</w:t>
-      </w:r>
-      <w:r>
-        <w:t xml:space="preserve"> months following the accident. In my opinion, this condition</w:t>
-      </w:r>
-      <w:r>
-        <w:t xml:space="preserve"> </w:t>
-      </w:r>
-      <w:r>
-        <w:t xml:space="preserve">improved by </w:t>
+        <w:t>/moderate/serious/severe</w:t>
+      </w:r>
+      <w:r>
+        <w:t xml:space="preserve"> emotional and behavioural symptoms due to the accident for approximately </w:t>
       </w:r>
       <w:r>
         <w:rPr>
@@ -16258,23 +13673,19 @@
         <w:t>XX</w:t>
       </w:r>
       <w:r>
-        <w:t xml:space="preserve"> months following the accident with </w:t>
-      </w:r>
-      <w:r>
-        <w:rPr>
-          <w:i/>
-          <w:iCs/>
-        </w:rPr>
-        <w:t>(describe symptoms that improved)</w:t>
-      </w:r>
-      <w:r>
-        <w:t xml:space="preserve">. </w:t>
+        <w:t xml:space="preserve"> months following the accident. </w:t>
       </w:r>
     </w:p>
     <w:p>
       <w:pPr>
         <w:pStyle w:val="Heading4"/>
       </w:pPr>
+      <w:r>
+        <w:t>In my opinion, t</w:t>
+      </w:r>
+      <w:r>
+        <w:t xml:space="preserve">he prognosis for </w:t>
+      </w:r>
       <w:fldSimple w:instr=" MERGEFIELD Forename ">
         <w:r>
           <w:rPr>
@@ -16284,13 +13695,41 @@
         </w:r>
       </w:fldSimple>
       <w:r>
-        <w:t xml:space="preserve">’s family </w:t>
-      </w:r>
-      <w:r>
-        <w:t xml:space="preserve">appropriately provided a reassuring home environment during the recovery period and </w:t>
-      </w:r>
-      <w:r>
-        <w:t xml:space="preserve">appropriately tried to reassure </w:t>
+        <w:t xml:space="preserve"> </w:t>
+      </w:r>
+      <w:r>
+        <w:t xml:space="preserve">following </w:t>
+      </w:r>
+      <w:fldSimple w:instr=" MERGEFIELD Pronoun3 ">
+        <w:r>
+          <w:rPr>
+            <w:noProof/>
+          </w:rPr>
+          <w:t>«Pronoun3»</w:t>
+        </w:r>
+      </w:fldSimple>
+      <w:r>
+        <w:t xml:space="preserve"> </w:t>
+      </w:r>
+      <w:r>
+        <w:rPr>
+          <w:b/>
+          <w:bCs/>
+        </w:rPr>
+        <w:t>post-traumatic stress disorder/adjustment disorder/nocturnal enuresis</w:t>
+      </w:r>
+      <w:r>
+        <w:t xml:space="preserve"> related to the accident is </w:t>
+      </w:r>
+      <w:r>
+        <w:rPr>
+          <w:b/>
+          <w:bCs/>
+        </w:rPr>
+        <w:t>positive/unknown</w:t>
+      </w:r>
+      <w:r>
+        <w:t xml:space="preserve">, and </w:t>
       </w:r>
       <w:fldSimple w:instr=" MERGEFIELD Forename ">
         <w:r>
@@ -16301,65 +13740,23 @@
         </w:r>
       </w:fldSimple>
       <w:r>
-        <w:t>.</w:t>
-      </w:r>
-      <w:r>
         <w:t xml:space="preserve"> </w:t>
       </w:r>
+      <w:r>
+        <w:rPr>
+          <w:b/>
+          <w:bCs/>
+        </w:rPr>
+        <w:t>has largely recovered/will need additional time to recover</w:t>
+      </w:r>
+      <w:r>
+        <w:t xml:space="preserve">. </w:t>
+      </w:r>
     </w:p>
     <w:p>
       <w:pPr>
         <w:pStyle w:val="Heading4"/>
       </w:pPr>
-      <w:r>
-        <w:t xml:space="preserve">Within my area of expertise, </w:t>
-      </w:r>
-      <w:r>
-        <w:t xml:space="preserve">I am not aware of any long-term impacts of the accident on </w:t>
-      </w:r>
-      <w:r>
-        <w:fldChar w:fldCharType="begin"/>
-      </w:r>
-      <w:r>
-        <w:instrText xml:space="preserve"> MERGEFIELD Forename </w:instrText>
-      </w:r>
-      <w:r>
-        <w:fldChar w:fldCharType="separate"/>
-      </w:r>
-      <w:r>
-        <w:rPr>
-          <w:noProof/>
-        </w:rPr>
-        <w:t>«</w:t>
-      </w:r>
-      <w:proofErr w:type="spellStart"/>
-      <w:r>
-        <w:rPr>
-          <w:noProof/>
-        </w:rPr>
-        <w:t>Forename»</w:t>
-      </w:r>
-      <w:r>
-        <w:rPr>
-          <w:noProof/>
-        </w:rPr>
-        <w:fldChar w:fldCharType="end"/>
-      </w:r>
-      <w:r>
-        <w:t>’s</w:t>
-      </w:r>
-      <w:proofErr w:type="spellEnd"/>
-      <w:r>
-        <w:t xml:space="preserve"> health beyond what has been discussed.</w:t>
-      </w:r>
-    </w:p>
-    <w:p>
-      <w:pPr>
-        <w:pStyle w:val="Heading4"/>
-      </w:pPr>
-      <w:r>
-        <w:t xml:space="preserve">I am also not aware of any other consequences of this injury or any past medical history of relevance to </w:t>
-      </w:r>
       <w:fldSimple w:instr=" MERGEFIELD Forename ">
         <w:r>
           <w:rPr>
@@ -16369,27 +13766,13 @@
         </w:r>
       </w:fldSimple>
       <w:r>
-        <w:t xml:space="preserve"> that would impact </w:t>
-      </w:r>
-      <w:r>
-        <w:t>their</w:t>
-      </w:r>
-      <w:r>
-        <w:t xml:space="preserve"> </w:t>
-      </w:r>
-      <w:r>
-        <w:t>current condition.</w:t>
-      </w:r>
-    </w:p>
-    <w:p>
-      <w:pPr>
-        <w:pStyle w:val="Heading4"/>
-      </w:pPr>
-      <w:r>
-        <w:t>In my opinion, t</w:t>
-      </w:r>
-      <w:r>
-        <w:t xml:space="preserve">he prognosis for </w:t>
+        <w:t xml:space="preserve">’s family </w:t>
+      </w:r>
+      <w:r>
+        <w:t xml:space="preserve">appropriately provided a reassuring home environment during the recovery period and </w:t>
+      </w:r>
+      <w:r>
+        <w:t xml:space="preserve">appropriately tried to reassure </w:t>
       </w:r>
       <w:fldSimple w:instr=" MERGEFIELD Forename ">
         <w:r>
@@ -16400,41 +13783,64 @@
         </w:r>
       </w:fldSimple>
       <w:r>
+        <w:t>.</w:t>
+      </w:r>
+      <w:r>
         <w:t xml:space="preserve"> </w:t>
       </w:r>
-      <w:r>
-        <w:t xml:space="preserve">following </w:t>
-      </w:r>
-      <w:fldSimple w:instr=" MERGEFIELD Pronoun3 ">
-        <w:r>
-          <w:rPr>
-            <w:noProof/>
-          </w:rPr>
-          <w:t>«Pronoun3»</w:t>
-        </w:r>
-      </w:fldSimple>
-      <w:r>
-        <w:t xml:space="preserve"> </w:t>
-      </w:r>
-      <w:r>
-        <w:rPr>
-          <w:b/>
-          <w:bCs/>
-        </w:rPr>
-        <w:t>post-traumatic stress disorder/adjustment disorder/nocturnal enuresis</w:t>
-      </w:r>
-      <w:r>
-        <w:t xml:space="preserve"> related to the accident is </w:t>
-      </w:r>
-      <w:r>
-        <w:rPr>
-          <w:b/>
-          <w:bCs/>
-        </w:rPr>
-        <w:t>positive/unknown</w:t>
-      </w:r>
-      <w:r>
-        <w:t xml:space="preserve">, and </w:t>
+    </w:p>
+    <w:p>
+      <w:pPr>
+        <w:pStyle w:val="Heading4"/>
+      </w:pPr>
+      <w:r>
+        <w:t xml:space="preserve">Within my area of expertise, </w:t>
+      </w:r>
+      <w:r>
+        <w:t xml:space="preserve">I am not aware of any long-term impacts of the accident on </w:t>
+      </w:r>
+      <w:r>
+        <w:fldChar w:fldCharType="begin"/>
+      </w:r>
+      <w:r>
+        <w:instrText xml:space="preserve"> MERGEFIELD Forename </w:instrText>
+      </w:r>
+      <w:r>
+        <w:fldChar w:fldCharType="separate"/>
+      </w:r>
+      <w:r>
+        <w:rPr>
+          <w:noProof/>
+        </w:rPr>
+        <w:t>«</w:t>
+      </w:r>
+      <w:proofErr w:type="spellStart"/>
+      <w:r>
+        <w:rPr>
+          <w:noProof/>
+        </w:rPr>
+        <w:t>Forename»</w:t>
+      </w:r>
+      <w:r>
+        <w:rPr>
+          <w:noProof/>
+        </w:rPr>
+        <w:fldChar w:fldCharType="end"/>
+      </w:r>
+      <w:r>
+        <w:t>’s</w:t>
+      </w:r>
+      <w:proofErr w:type="spellEnd"/>
+      <w:r>
+        <w:t xml:space="preserve"> health beyond what has been discussed.</w:t>
+      </w:r>
+    </w:p>
+    <w:p>
+      <w:pPr>
+        <w:pStyle w:val="Heading4"/>
+      </w:pPr>
+      <w:r>
+        <w:t xml:space="preserve">I am also not aware of any other consequences of this injury or any past medical history of relevance to </w:t>
       </w:r>
       <w:fldSimple w:instr=" MERGEFIELD Forename ">
         <w:r>
@@ -16445,19 +13851,16 @@
         </w:r>
       </w:fldSimple>
       <w:r>
-        <w:t xml:space="preserve"> </w:t>
-      </w:r>
-      <w:r>
-        <w:rPr>
-          <w:b/>
-          <w:bCs/>
-        </w:rPr>
-        <w:t>has largely recovered/will need additional time to recover</w:t>
-      </w:r>
-      <w:r>
-        <w:t xml:space="preserve">. </w:t>
-      </w:r>
-    </w:p>
+        <w:t xml:space="preserve"> that would impact </w:t>
+      </w:r>
+      <w:r>
+        <w:t xml:space="preserve">their </w:t>
+      </w:r>
+      <w:r>
+        <w:t>current condition.</w:t>
+      </w:r>
+    </w:p>
+    <w:p/>
     <w:p>
       <w:pPr>
         <w:pStyle w:val="Heading1"/>
@@ -16487,12 +13890,12 @@
       <w:pPr>
         <w:pStyle w:val="Heading1"/>
       </w:pPr>
-      <w:bookmarkStart w:id="18" w:name="_Toc188993274"/>
+      <w:bookmarkStart w:id="16" w:name="_Toc232711775"/>
       <w:r>
         <w:lastRenderedPageBreak/>
         <w:t>Declaration</w:t>
       </w:r>
-      <w:bookmarkEnd w:id="18"/>
+      <w:bookmarkEnd w:id="16"/>
     </w:p>
     <w:p>
       <w:pPr>
@@ -16552,7 +13955,7 @@
       <w:pPr>
         <w:pStyle w:val="Heading1"/>
       </w:pPr>
-      <w:bookmarkStart w:id="19" w:name="_Toc188993275"/>
+      <w:bookmarkStart w:id="17" w:name="_Toc232711776"/>
       <w:r>
         <w:lastRenderedPageBreak/>
         <w:t xml:space="preserve">Completed </w:t>
@@ -16566,7 +13969,7 @@
       <w:r>
         <w:t xml:space="preserve"> (signature)</w:t>
       </w:r>
-      <w:bookmarkEnd w:id="19"/>
+      <w:bookmarkEnd w:id="17"/>
     </w:p>
     <w:p>
       <w:pPr>
@@ -19184,7 +16587,7 @@
   <w:abstractNum w:abstractNumId="16" w15:restartNumberingAfterBreak="0">
     <w:nsid w:val="4B21005C"/>
     <w:multiLevelType w:val="multilevel"/>
-    <w:tmpl w:val="162C13F4"/>
+    <w:tmpl w:val="C5CCC432"/>
     <w:lvl w:ilvl="0">
       <w:start w:val="1"/>
       <w:numFmt w:val="decimal"/>
